--- a/Fidelis Ndlazulwana BCDS24.docx
+++ b/Fidelis Ndlazulwana BCDS24.docx
@@ -2881,8 +2881,6 @@
         </w:rPr>
         <w:t xml:space="preserve">        }</w:t>
       </w:r>
-      <w:bookmarkStart w:id="0" w:name="_GoBack"/>
-      <w:bookmarkEnd w:id="0"/>
     </w:p>
     <w:p>
       <w:pPr>
@@ -10211,15 +10209,7 @@
           <w:sz w:val="24"/>
           <w:szCs w:val="24"/>
         </w:rPr>
-        <w:t>Write a prog</w:t>
-      </w:r>
-      <w:r>
-        <w:rPr>
-          <w:rFonts w:ascii="Times New Roman" w:hAnsi="Times New Roman" w:cs="Times New Roman"/>
-          <w:sz w:val="24"/>
-          <w:szCs w:val="24"/>
-        </w:rPr>
-        <w:t xml:space="preserve">ram to perform all operations: </w:t>
+        <w:t xml:space="preserve">Write a program to perform all operations: </w:t>
       </w:r>
     </w:p>
     <w:p>
@@ -10285,15 +10275,7 @@
           <w:sz w:val="24"/>
           <w:szCs w:val="24"/>
         </w:rPr>
-        <w:t>For the Circular Queue using an A</w:t>
-      </w:r>
-      <w:r>
-        <w:rPr>
-          <w:rFonts w:ascii="Times New Roman" w:hAnsi="Times New Roman" w:cs="Times New Roman"/>
-          <w:sz w:val="24"/>
-          <w:szCs w:val="24"/>
-        </w:rPr>
-        <w:t>rray.</w:t>
+        <w:t>For the Circular Queue using an Array.</w:t>
       </w:r>
     </w:p>
     <w:p>
@@ -12200,15 +12182,7 @@
           <w:sz w:val="24"/>
           <w:szCs w:val="24"/>
         </w:rPr>
-        <w:t>18.D</w:t>
-      </w:r>
-      <w:r>
-        <w:rPr>
-          <w:rFonts w:ascii="Times New Roman" w:hAnsi="Times New Roman" w:cs="Times New Roman"/>
-          <w:sz w:val="24"/>
-          <w:szCs w:val="24"/>
-        </w:rPr>
-        <w:t>esign and implement a queue-based appointment management system for a clinic that handles patients in the order of their arrival. The system should maintain a First-Come, First- Served (FCFS) queue for patients and provide options to add new patients, view the next patient to be treated, serve (remove) a patient once treated, and display the list of all waiting patients.</w:t>
+        <w:t>18.Design and implement a queue-based appointment management system for a clinic that handles patients in the order of their arrival. The system should maintain a First-Come, First- Served (FCFS) queue for patients and provide options to add new patients, view the next patient to be treated, serve (remove) a patient once treated, and display the list of all waiting patients.</w:t>
       </w:r>
     </w:p>
     <w:p>
@@ -14155,15 +14129,7 @@
           <w:sz w:val="24"/>
           <w:szCs w:val="24"/>
         </w:rPr>
-        <w:t>("\n-------Clinic Appointment System ---------</w:t>
-      </w:r>
-      <w:r>
-        <w:rPr>
-          <w:rFonts w:ascii="Times New Roman" w:hAnsi="Times New Roman" w:cs="Times New Roman"/>
-          <w:sz w:val="24"/>
-          <w:szCs w:val="24"/>
-        </w:rPr>
-        <w:t>\n");</w:t>
+        <w:t>("\n-------Clinic Appointment System ---------\n");</w:t>
       </w:r>
     </w:p>
     <w:p>
@@ -14938,6 +14904,4700 @@
         </w:rPr>
         <w:t>}</w:t>
       </w:r>
+    </w:p>
+    <w:p>
+      <w:pPr>
+        <w:rPr>
+          <w:rFonts w:ascii="Times New Roman" w:hAnsi="Times New Roman" w:cs="Times New Roman"/>
+          <w:sz w:val="24"/>
+          <w:szCs w:val="24"/>
+        </w:rPr>
+      </w:pPr>
+    </w:p>
+    <w:p>
+      <w:pPr>
+        <w:rPr>
+          <w:rFonts w:ascii="Times New Roman" w:hAnsi="Times New Roman" w:cs="Times New Roman"/>
+          <w:sz w:val="24"/>
+          <w:szCs w:val="24"/>
+        </w:rPr>
+      </w:pPr>
+      <w:r>
+        <w:rPr>
+          <w:rFonts w:ascii="Times New Roman" w:hAnsi="Times New Roman" w:cs="Times New Roman"/>
+          <w:sz w:val="24"/>
+          <w:szCs w:val="24"/>
+        </w:rPr>
+        <w:t>8.</w:t>
+      </w:r>
+      <w:r>
+        <w:rPr>
+          <w:rFonts w:ascii="Times New Roman" w:hAnsi="Times New Roman" w:cs="Times New Roman"/>
+          <w:sz w:val="24"/>
+          <w:szCs w:val="24"/>
+        </w:rPr>
+        <w:t xml:space="preserve">Write a program to perform the operations of the linked list: </w:t>
+      </w:r>
+    </w:p>
+    <w:p>
+      <w:pPr>
+        <w:pStyle w:val="ListParagraph"/>
+        <w:numPr>
+          <w:ilvl w:val="0"/>
+          <w:numId w:val="8"/>
+        </w:numPr>
+        <w:rPr>
+          <w:rFonts w:ascii="Times New Roman" w:hAnsi="Times New Roman" w:cs="Times New Roman"/>
+          <w:sz w:val="24"/>
+          <w:szCs w:val="24"/>
+        </w:rPr>
+      </w:pPr>
+      <w:r>
+        <w:rPr>
+          <w:rFonts w:ascii="Times New Roman" w:hAnsi="Times New Roman" w:cs="Times New Roman"/>
+          <w:sz w:val="24"/>
+          <w:szCs w:val="24"/>
+        </w:rPr>
+        <w:t>Insertion</w:t>
+      </w:r>
+    </w:p>
+    <w:p>
+      <w:pPr>
+        <w:pStyle w:val="ListParagraph"/>
+        <w:numPr>
+          <w:ilvl w:val="0"/>
+          <w:numId w:val="8"/>
+        </w:numPr>
+        <w:rPr>
+          <w:rFonts w:ascii="Times New Roman" w:hAnsi="Times New Roman" w:cs="Times New Roman"/>
+          <w:sz w:val="24"/>
+          <w:szCs w:val="24"/>
+        </w:rPr>
+      </w:pPr>
+      <w:r>
+        <w:rPr>
+          <w:rFonts w:ascii="Times New Roman" w:hAnsi="Times New Roman" w:cs="Times New Roman"/>
+          <w:sz w:val="24"/>
+          <w:szCs w:val="24"/>
+        </w:rPr>
+        <w:t>Deletion</w:t>
+      </w:r>
+    </w:p>
+    <w:p>
+      <w:pPr>
+        <w:pStyle w:val="ListParagraph"/>
+        <w:numPr>
+          <w:ilvl w:val="0"/>
+          <w:numId w:val="8"/>
+        </w:numPr>
+        <w:rPr>
+          <w:rFonts w:ascii="Times New Roman" w:hAnsi="Times New Roman" w:cs="Times New Roman"/>
+          <w:sz w:val="24"/>
+          <w:szCs w:val="24"/>
+        </w:rPr>
+      </w:pPr>
+      <w:r>
+        <w:rPr>
+          <w:rFonts w:ascii="Times New Roman" w:hAnsi="Times New Roman" w:cs="Times New Roman"/>
+          <w:sz w:val="24"/>
+          <w:szCs w:val="24"/>
+        </w:rPr>
+        <w:t>Display</w:t>
+      </w:r>
+    </w:p>
+    <w:p>
+      <w:pPr>
+        <w:rPr>
+          <w:rFonts w:ascii="Times New Roman" w:hAnsi="Times New Roman" w:cs="Times New Roman"/>
+          <w:sz w:val="24"/>
+          <w:szCs w:val="24"/>
+        </w:rPr>
+      </w:pPr>
+      <w:r>
+        <w:rPr>
+          <w:rFonts w:ascii="Times New Roman" w:hAnsi="Times New Roman" w:cs="Times New Roman"/>
+          <w:sz w:val="24"/>
+          <w:szCs w:val="24"/>
+        </w:rPr>
+        <w:t>#include &lt;</w:t>
+      </w:r>
+      <w:proofErr w:type="spellStart"/>
+      <w:r>
+        <w:rPr>
+          <w:rFonts w:ascii="Times New Roman" w:hAnsi="Times New Roman" w:cs="Times New Roman"/>
+          <w:sz w:val="24"/>
+          <w:szCs w:val="24"/>
+        </w:rPr>
+        <w:t>stdio.h</w:t>
+      </w:r>
+      <w:proofErr w:type="spellEnd"/>
+      <w:r>
+        <w:rPr>
+          <w:rFonts w:ascii="Times New Roman" w:hAnsi="Times New Roman" w:cs="Times New Roman"/>
+          <w:sz w:val="24"/>
+          <w:szCs w:val="24"/>
+        </w:rPr>
+        <w:t>&gt;</w:t>
+      </w:r>
+    </w:p>
+    <w:p>
+      <w:pPr>
+        <w:rPr>
+          <w:rFonts w:ascii="Times New Roman" w:hAnsi="Times New Roman" w:cs="Times New Roman"/>
+          <w:sz w:val="24"/>
+          <w:szCs w:val="24"/>
+        </w:rPr>
+      </w:pPr>
+      <w:r>
+        <w:rPr>
+          <w:rFonts w:ascii="Times New Roman" w:hAnsi="Times New Roman" w:cs="Times New Roman"/>
+          <w:sz w:val="24"/>
+          <w:szCs w:val="24"/>
+        </w:rPr>
+        <w:t>#include &lt;</w:t>
+      </w:r>
+      <w:proofErr w:type="spellStart"/>
+      <w:r>
+        <w:rPr>
+          <w:rFonts w:ascii="Times New Roman" w:hAnsi="Times New Roman" w:cs="Times New Roman"/>
+          <w:sz w:val="24"/>
+          <w:szCs w:val="24"/>
+        </w:rPr>
+        <w:t>stdlib.h</w:t>
+      </w:r>
+      <w:proofErr w:type="spellEnd"/>
+      <w:r>
+        <w:rPr>
+          <w:rFonts w:ascii="Times New Roman" w:hAnsi="Times New Roman" w:cs="Times New Roman"/>
+          <w:sz w:val="24"/>
+          <w:szCs w:val="24"/>
+        </w:rPr>
+        <w:t>&gt;</w:t>
+      </w:r>
+    </w:p>
+    <w:p>
+      <w:pPr>
+        <w:rPr>
+          <w:rFonts w:ascii="Times New Roman" w:hAnsi="Times New Roman" w:cs="Times New Roman"/>
+          <w:sz w:val="24"/>
+          <w:szCs w:val="24"/>
+        </w:rPr>
+      </w:pPr>
+    </w:p>
+    <w:p>
+      <w:pPr>
+        <w:rPr>
+          <w:rFonts w:ascii="Times New Roman" w:hAnsi="Times New Roman" w:cs="Times New Roman"/>
+          <w:sz w:val="24"/>
+          <w:szCs w:val="24"/>
+        </w:rPr>
+      </w:pPr>
+      <w:proofErr w:type="spellStart"/>
+      <w:r>
+        <w:rPr>
+          <w:rFonts w:ascii="Times New Roman" w:hAnsi="Times New Roman" w:cs="Times New Roman"/>
+          <w:sz w:val="24"/>
+          <w:szCs w:val="24"/>
+        </w:rPr>
+        <w:t>struct</w:t>
+      </w:r>
+      <w:proofErr w:type="spellEnd"/>
+      <w:r>
+        <w:rPr>
+          <w:rFonts w:ascii="Times New Roman" w:hAnsi="Times New Roman" w:cs="Times New Roman"/>
+          <w:sz w:val="24"/>
+          <w:szCs w:val="24"/>
+        </w:rPr>
+        <w:t xml:space="preserve"> node {</w:t>
+      </w:r>
+    </w:p>
+    <w:p>
+      <w:pPr>
+        <w:rPr>
+          <w:rFonts w:ascii="Times New Roman" w:hAnsi="Times New Roman" w:cs="Times New Roman"/>
+          <w:sz w:val="24"/>
+          <w:szCs w:val="24"/>
+        </w:rPr>
+      </w:pPr>
+      <w:r>
+        <w:rPr>
+          <w:rFonts w:ascii="Times New Roman" w:hAnsi="Times New Roman" w:cs="Times New Roman"/>
+          <w:sz w:val="24"/>
+          <w:szCs w:val="24"/>
+        </w:rPr>
+        <w:t xml:space="preserve">    </w:t>
+      </w:r>
+      <w:proofErr w:type="spellStart"/>
+      <w:r>
+        <w:rPr>
+          <w:rFonts w:ascii="Times New Roman" w:hAnsi="Times New Roman" w:cs="Times New Roman"/>
+          <w:sz w:val="24"/>
+          <w:szCs w:val="24"/>
+        </w:rPr>
+        <w:t>int</w:t>
+      </w:r>
+      <w:proofErr w:type="spellEnd"/>
+      <w:r>
+        <w:rPr>
+          <w:rFonts w:ascii="Times New Roman" w:hAnsi="Times New Roman" w:cs="Times New Roman"/>
+          <w:sz w:val="24"/>
+          <w:szCs w:val="24"/>
+        </w:rPr>
+        <w:t xml:space="preserve"> data;</w:t>
+      </w:r>
+    </w:p>
+    <w:p>
+      <w:pPr>
+        <w:rPr>
+          <w:rFonts w:ascii="Times New Roman" w:hAnsi="Times New Roman" w:cs="Times New Roman"/>
+          <w:sz w:val="24"/>
+          <w:szCs w:val="24"/>
+        </w:rPr>
+      </w:pPr>
+      <w:r>
+        <w:rPr>
+          <w:rFonts w:ascii="Times New Roman" w:hAnsi="Times New Roman" w:cs="Times New Roman"/>
+          <w:sz w:val="24"/>
+          <w:szCs w:val="24"/>
+        </w:rPr>
+        <w:t xml:space="preserve">    </w:t>
+      </w:r>
+      <w:proofErr w:type="spellStart"/>
+      <w:r>
+        <w:rPr>
+          <w:rFonts w:ascii="Times New Roman" w:hAnsi="Times New Roman" w:cs="Times New Roman"/>
+          <w:sz w:val="24"/>
+          <w:szCs w:val="24"/>
+        </w:rPr>
+        <w:t>struct</w:t>
+      </w:r>
+      <w:proofErr w:type="spellEnd"/>
+      <w:r>
+        <w:rPr>
+          <w:rFonts w:ascii="Times New Roman" w:hAnsi="Times New Roman" w:cs="Times New Roman"/>
+          <w:sz w:val="24"/>
+          <w:szCs w:val="24"/>
+        </w:rPr>
+        <w:t xml:space="preserve"> node* next;</w:t>
+      </w:r>
+    </w:p>
+    <w:p>
+      <w:pPr>
+        <w:rPr>
+          <w:rFonts w:ascii="Times New Roman" w:hAnsi="Times New Roman" w:cs="Times New Roman"/>
+          <w:sz w:val="24"/>
+          <w:szCs w:val="24"/>
+        </w:rPr>
+      </w:pPr>
+      <w:r>
+        <w:rPr>
+          <w:rFonts w:ascii="Times New Roman" w:hAnsi="Times New Roman" w:cs="Times New Roman"/>
+          <w:sz w:val="24"/>
+          <w:szCs w:val="24"/>
+        </w:rPr>
+        <w:t>};</w:t>
+      </w:r>
+    </w:p>
+    <w:p>
+      <w:pPr>
+        <w:rPr>
+          <w:rFonts w:ascii="Times New Roman" w:hAnsi="Times New Roman" w:cs="Times New Roman"/>
+          <w:sz w:val="24"/>
+          <w:szCs w:val="24"/>
+        </w:rPr>
+      </w:pPr>
+    </w:p>
+    <w:p>
+      <w:pPr>
+        <w:rPr>
+          <w:rFonts w:ascii="Times New Roman" w:hAnsi="Times New Roman" w:cs="Times New Roman"/>
+          <w:sz w:val="24"/>
+          <w:szCs w:val="24"/>
+        </w:rPr>
+      </w:pPr>
+      <w:proofErr w:type="spellStart"/>
+      <w:r>
+        <w:rPr>
+          <w:rFonts w:ascii="Times New Roman" w:hAnsi="Times New Roman" w:cs="Times New Roman"/>
+          <w:sz w:val="24"/>
+          <w:szCs w:val="24"/>
+        </w:rPr>
+        <w:t>struct</w:t>
+      </w:r>
+      <w:proofErr w:type="spellEnd"/>
+      <w:r>
+        <w:rPr>
+          <w:rFonts w:ascii="Times New Roman" w:hAnsi="Times New Roman" w:cs="Times New Roman"/>
+          <w:sz w:val="24"/>
+          <w:szCs w:val="24"/>
+        </w:rPr>
+        <w:t xml:space="preserve"> node* head = NULL;</w:t>
+      </w:r>
+    </w:p>
+    <w:p>
+      <w:pPr>
+        <w:rPr>
+          <w:rFonts w:ascii="Times New Roman" w:hAnsi="Times New Roman" w:cs="Times New Roman"/>
+          <w:sz w:val="24"/>
+          <w:szCs w:val="24"/>
+        </w:rPr>
+      </w:pPr>
+    </w:p>
+    <w:p>
+      <w:pPr>
+        <w:rPr>
+          <w:rFonts w:ascii="Times New Roman" w:hAnsi="Times New Roman" w:cs="Times New Roman"/>
+          <w:sz w:val="24"/>
+          <w:szCs w:val="24"/>
+        </w:rPr>
+      </w:pPr>
+      <w:r>
+        <w:rPr>
+          <w:rFonts w:ascii="Times New Roman" w:hAnsi="Times New Roman" w:cs="Times New Roman"/>
+          <w:sz w:val="24"/>
+          <w:szCs w:val="24"/>
+        </w:rPr>
+        <w:t>void insert(</w:t>
+      </w:r>
+      <w:proofErr w:type="spellStart"/>
+      <w:r>
+        <w:rPr>
+          <w:rFonts w:ascii="Times New Roman" w:hAnsi="Times New Roman" w:cs="Times New Roman"/>
+          <w:sz w:val="24"/>
+          <w:szCs w:val="24"/>
+        </w:rPr>
+        <w:t>int</w:t>
+      </w:r>
+      <w:proofErr w:type="spellEnd"/>
+      <w:r>
+        <w:rPr>
+          <w:rFonts w:ascii="Times New Roman" w:hAnsi="Times New Roman" w:cs="Times New Roman"/>
+          <w:sz w:val="24"/>
+          <w:szCs w:val="24"/>
+        </w:rPr>
+        <w:t xml:space="preserve"> value) {</w:t>
+      </w:r>
+    </w:p>
+    <w:p>
+      <w:pPr>
+        <w:rPr>
+          <w:rFonts w:ascii="Times New Roman" w:hAnsi="Times New Roman" w:cs="Times New Roman"/>
+          <w:sz w:val="24"/>
+          <w:szCs w:val="24"/>
+        </w:rPr>
+      </w:pPr>
+      <w:r>
+        <w:rPr>
+          <w:rFonts w:ascii="Times New Roman" w:hAnsi="Times New Roman" w:cs="Times New Roman"/>
+          <w:sz w:val="24"/>
+          <w:szCs w:val="24"/>
+        </w:rPr>
+        <w:t xml:space="preserve">    </w:t>
+      </w:r>
+      <w:proofErr w:type="spellStart"/>
+      <w:r>
+        <w:rPr>
+          <w:rFonts w:ascii="Times New Roman" w:hAnsi="Times New Roman" w:cs="Times New Roman"/>
+          <w:sz w:val="24"/>
+          <w:szCs w:val="24"/>
+        </w:rPr>
+        <w:t>struct</w:t>
+      </w:r>
+      <w:proofErr w:type="spellEnd"/>
+      <w:r>
+        <w:rPr>
+          <w:rFonts w:ascii="Times New Roman" w:hAnsi="Times New Roman" w:cs="Times New Roman"/>
+          <w:sz w:val="24"/>
+          <w:szCs w:val="24"/>
+        </w:rPr>
+        <w:t xml:space="preserve"> node* </w:t>
+      </w:r>
+      <w:proofErr w:type="spellStart"/>
+      <w:r>
+        <w:rPr>
+          <w:rFonts w:ascii="Times New Roman" w:hAnsi="Times New Roman" w:cs="Times New Roman"/>
+          <w:sz w:val="24"/>
+          <w:szCs w:val="24"/>
+        </w:rPr>
+        <w:t>newnode</w:t>
+      </w:r>
+      <w:proofErr w:type="spellEnd"/>
+      <w:r>
+        <w:rPr>
+          <w:rFonts w:ascii="Times New Roman" w:hAnsi="Times New Roman" w:cs="Times New Roman"/>
+          <w:sz w:val="24"/>
+          <w:szCs w:val="24"/>
+        </w:rPr>
+        <w:t xml:space="preserve"> = (</w:t>
+      </w:r>
+      <w:proofErr w:type="spellStart"/>
+      <w:r>
+        <w:rPr>
+          <w:rFonts w:ascii="Times New Roman" w:hAnsi="Times New Roman" w:cs="Times New Roman"/>
+          <w:sz w:val="24"/>
+          <w:szCs w:val="24"/>
+        </w:rPr>
+        <w:t>struct</w:t>
+      </w:r>
+      <w:proofErr w:type="spellEnd"/>
+      <w:r>
+        <w:rPr>
+          <w:rFonts w:ascii="Times New Roman" w:hAnsi="Times New Roman" w:cs="Times New Roman"/>
+          <w:sz w:val="24"/>
+          <w:szCs w:val="24"/>
+        </w:rPr>
+        <w:t xml:space="preserve"> node*)</w:t>
+      </w:r>
+      <w:proofErr w:type="spellStart"/>
+      <w:r>
+        <w:rPr>
+          <w:rFonts w:ascii="Times New Roman" w:hAnsi="Times New Roman" w:cs="Times New Roman"/>
+          <w:sz w:val="24"/>
+          <w:szCs w:val="24"/>
+        </w:rPr>
+        <w:t>malloc</w:t>
+      </w:r>
+      <w:proofErr w:type="spellEnd"/>
+      <w:r>
+        <w:rPr>
+          <w:rFonts w:ascii="Times New Roman" w:hAnsi="Times New Roman" w:cs="Times New Roman"/>
+          <w:sz w:val="24"/>
+          <w:szCs w:val="24"/>
+        </w:rPr>
+        <w:t>(</w:t>
+      </w:r>
+      <w:proofErr w:type="spellStart"/>
+      <w:r>
+        <w:rPr>
+          <w:rFonts w:ascii="Times New Roman" w:hAnsi="Times New Roman" w:cs="Times New Roman"/>
+          <w:sz w:val="24"/>
+          <w:szCs w:val="24"/>
+        </w:rPr>
+        <w:t>sizeof</w:t>
+      </w:r>
+      <w:proofErr w:type="spellEnd"/>
+      <w:r>
+        <w:rPr>
+          <w:rFonts w:ascii="Times New Roman" w:hAnsi="Times New Roman" w:cs="Times New Roman"/>
+          <w:sz w:val="24"/>
+          <w:szCs w:val="24"/>
+        </w:rPr>
+        <w:t>(</w:t>
+      </w:r>
+      <w:proofErr w:type="spellStart"/>
+      <w:r>
+        <w:rPr>
+          <w:rFonts w:ascii="Times New Roman" w:hAnsi="Times New Roman" w:cs="Times New Roman"/>
+          <w:sz w:val="24"/>
+          <w:szCs w:val="24"/>
+        </w:rPr>
+        <w:t>struct</w:t>
+      </w:r>
+      <w:proofErr w:type="spellEnd"/>
+      <w:r>
+        <w:rPr>
+          <w:rFonts w:ascii="Times New Roman" w:hAnsi="Times New Roman" w:cs="Times New Roman"/>
+          <w:sz w:val="24"/>
+          <w:szCs w:val="24"/>
+        </w:rPr>
+        <w:t xml:space="preserve"> node));</w:t>
+      </w:r>
+    </w:p>
+    <w:p>
+      <w:pPr>
+        <w:rPr>
+          <w:rFonts w:ascii="Times New Roman" w:hAnsi="Times New Roman" w:cs="Times New Roman"/>
+          <w:sz w:val="24"/>
+          <w:szCs w:val="24"/>
+        </w:rPr>
+      </w:pPr>
+      <w:r>
+        <w:rPr>
+          <w:rFonts w:ascii="Times New Roman" w:hAnsi="Times New Roman" w:cs="Times New Roman"/>
+          <w:sz w:val="24"/>
+          <w:szCs w:val="24"/>
+        </w:rPr>
+        <w:t xml:space="preserve">    </w:t>
+      </w:r>
+      <w:proofErr w:type="spellStart"/>
+      <w:r>
+        <w:rPr>
+          <w:rFonts w:ascii="Times New Roman" w:hAnsi="Times New Roman" w:cs="Times New Roman"/>
+          <w:sz w:val="24"/>
+          <w:szCs w:val="24"/>
+        </w:rPr>
+        <w:t>newnode</w:t>
+      </w:r>
+      <w:proofErr w:type="spellEnd"/>
+      <w:r>
+        <w:rPr>
+          <w:rFonts w:ascii="Times New Roman" w:hAnsi="Times New Roman" w:cs="Times New Roman"/>
+          <w:sz w:val="24"/>
+          <w:szCs w:val="24"/>
+        </w:rPr>
+        <w:t>-&gt;data = value;</w:t>
+      </w:r>
+    </w:p>
+    <w:p>
+      <w:pPr>
+        <w:rPr>
+          <w:rFonts w:ascii="Times New Roman" w:hAnsi="Times New Roman" w:cs="Times New Roman"/>
+          <w:sz w:val="24"/>
+          <w:szCs w:val="24"/>
+        </w:rPr>
+      </w:pPr>
+      <w:r>
+        <w:rPr>
+          <w:rFonts w:ascii="Times New Roman" w:hAnsi="Times New Roman" w:cs="Times New Roman"/>
+          <w:sz w:val="24"/>
+          <w:szCs w:val="24"/>
+        </w:rPr>
+        <w:t xml:space="preserve">    </w:t>
+      </w:r>
+      <w:proofErr w:type="spellStart"/>
+      <w:r>
+        <w:rPr>
+          <w:rFonts w:ascii="Times New Roman" w:hAnsi="Times New Roman" w:cs="Times New Roman"/>
+          <w:sz w:val="24"/>
+          <w:szCs w:val="24"/>
+        </w:rPr>
+        <w:t>newnode</w:t>
+      </w:r>
+      <w:proofErr w:type="spellEnd"/>
+      <w:r>
+        <w:rPr>
+          <w:rFonts w:ascii="Times New Roman" w:hAnsi="Times New Roman" w:cs="Times New Roman"/>
+          <w:sz w:val="24"/>
+          <w:szCs w:val="24"/>
+        </w:rPr>
+        <w:t>-&gt;next = head;</w:t>
+      </w:r>
+    </w:p>
+    <w:p>
+      <w:pPr>
+        <w:rPr>
+          <w:rFonts w:ascii="Times New Roman" w:hAnsi="Times New Roman" w:cs="Times New Roman"/>
+          <w:sz w:val="24"/>
+          <w:szCs w:val="24"/>
+        </w:rPr>
+      </w:pPr>
+      <w:r>
+        <w:rPr>
+          <w:rFonts w:ascii="Times New Roman" w:hAnsi="Times New Roman" w:cs="Times New Roman"/>
+          <w:sz w:val="24"/>
+          <w:szCs w:val="24"/>
+        </w:rPr>
+        <w:t xml:space="preserve">    head = </w:t>
+      </w:r>
+      <w:proofErr w:type="spellStart"/>
+      <w:r>
+        <w:rPr>
+          <w:rFonts w:ascii="Times New Roman" w:hAnsi="Times New Roman" w:cs="Times New Roman"/>
+          <w:sz w:val="24"/>
+          <w:szCs w:val="24"/>
+        </w:rPr>
+        <w:t>newnode</w:t>
+      </w:r>
+      <w:proofErr w:type="spellEnd"/>
+      <w:r>
+        <w:rPr>
+          <w:rFonts w:ascii="Times New Roman" w:hAnsi="Times New Roman" w:cs="Times New Roman"/>
+          <w:sz w:val="24"/>
+          <w:szCs w:val="24"/>
+        </w:rPr>
+        <w:t>;</w:t>
+      </w:r>
+    </w:p>
+    <w:p>
+      <w:pPr>
+        <w:rPr>
+          <w:rFonts w:ascii="Times New Roman" w:hAnsi="Times New Roman" w:cs="Times New Roman"/>
+          <w:sz w:val="24"/>
+          <w:szCs w:val="24"/>
+        </w:rPr>
+      </w:pPr>
+      <w:r>
+        <w:rPr>
+          <w:rFonts w:ascii="Times New Roman" w:hAnsi="Times New Roman" w:cs="Times New Roman"/>
+          <w:sz w:val="24"/>
+          <w:szCs w:val="24"/>
+        </w:rPr>
+        <w:t>}</w:t>
+      </w:r>
+    </w:p>
+    <w:p>
+      <w:pPr>
+        <w:rPr>
+          <w:rFonts w:ascii="Times New Roman" w:hAnsi="Times New Roman" w:cs="Times New Roman"/>
+          <w:sz w:val="24"/>
+          <w:szCs w:val="24"/>
+        </w:rPr>
+      </w:pPr>
+    </w:p>
+    <w:p>
+      <w:pPr>
+        <w:rPr>
+          <w:rFonts w:ascii="Times New Roman" w:hAnsi="Times New Roman" w:cs="Times New Roman"/>
+          <w:sz w:val="24"/>
+          <w:szCs w:val="24"/>
+        </w:rPr>
+      </w:pPr>
+      <w:r>
+        <w:rPr>
+          <w:rFonts w:ascii="Times New Roman" w:hAnsi="Times New Roman" w:cs="Times New Roman"/>
+          <w:sz w:val="24"/>
+          <w:szCs w:val="24"/>
+        </w:rPr>
+        <w:t>void delete() {</w:t>
+      </w:r>
+    </w:p>
+    <w:p>
+      <w:pPr>
+        <w:rPr>
+          <w:rFonts w:ascii="Times New Roman" w:hAnsi="Times New Roman" w:cs="Times New Roman"/>
+          <w:sz w:val="24"/>
+          <w:szCs w:val="24"/>
+        </w:rPr>
+      </w:pPr>
+      <w:r>
+        <w:rPr>
+          <w:rFonts w:ascii="Times New Roman" w:hAnsi="Times New Roman" w:cs="Times New Roman"/>
+          <w:sz w:val="24"/>
+          <w:szCs w:val="24"/>
+        </w:rPr>
+        <w:t xml:space="preserve">    if (head == NULL) {</w:t>
+      </w:r>
+    </w:p>
+    <w:p>
+      <w:pPr>
+        <w:rPr>
+          <w:rFonts w:ascii="Times New Roman" w:hAnsi="Times New Roman" w:cs="Times New Roman"/>
+          <w:sz w:val="24"/>
+          <w:szCs w:val="24"/>
+        </w:rPr>
+      </w:pPr>
+      <w:r>
+        <w:rPr>
+          <w:rFonts w:ascii="Times New Roman" w:hAnsi="Times New Roman" w:cs="Times New Roman"/>
+          <w:sz w:val="24"/>
+          <w:szCs w:val="24"/>
+        </w:rPr>
+        <w:t xml:space="preserve">        </w:t>
+      </w:r>
+      <w:proofErr w:type="spellStart"/>
+      <w:r>
+        <w:rPr>
+          <w:rFonts w:ascii="Times New Roman" w:hAnsi="Times New Roman" w:cs="Times New Roman"/>
+          <w:sz w:val="24"/>
+          <w:szCs w:val="24"/>
+        </w:rPr>
+        <w:t>printf</w:t>
+      </w:r>
+      <w:proofErr w:type="spellEnd"/>
+      <w:r>
+        <w:rPr>
+          <w:rFonts w:ascii="Times New Roman" w:hAnsi="Times New Roman" w:cs="Times New Roman"/>
+          <w:sz w:val="24"/>
+          <w:szCs w:val="24"/>
+        </w:rPr>
+        <w:t>("List is empty\n");</w:t>
+      </w:r>
+    </w:p>
+    <w:p>
+      <w:pPr>
+        <w:rPr>
+          <w:rFonts w:ascii="Times New Roman" w:hAnsi="Times New Roman" w:cs="Times New Roman"/>
+          <w:sz w:val="24"/>
+          <w:szCs w:val="24"/>
+        </w:rPr>
+      </w:pPr>
+      <w:r>
+        <w:rPr>
+          <w:rFonts w:ascii="Times New Roman" w:hAnsi="Times New Roman" w:cs="Times New Roman"/>
+          <w:sz w:val="24"/>
+          <w:szCs w:val="24"/>
+        </w:rPr>
+        <w:t xml:space="preserve">        return;</w:t>
+      </w:r>
+    </w:p>
+    <w:p>
+      <w:pPr>
+        <w:rPr>
+          <w:rFonts w:ascii="Times New Roman" w:hAnsi="Times New Roman" w:cs="Times New Roman"/>
+          <w:sz w:val="24"/>
+          <w:szCs w:val="24"/>
+        </w:rPr>
+      </w:pPr>
+      <w:r>
+        <w:rPr>
+          <w:rFonts w:ascii="Times New Roman" w:hAnsi="Times New Roman" w:cs="Times New Roman"/>
+          <w:sz w:val="24"/>
+          <w:szCs w:val="24"/>
+        </w:rPr>
+        <w:t xml:space="preserve">    }</w:t>
+      </w:r>
+    </w:p>
+    <w:p>
+      <w:pPr>
+        <w:rPr>
+          <w:rFonts w:ascii="Times New Roman" w:hAnsi="Times New Roman" w:cs="Times New Roman"/>
+          <w:sz w:val="24"/>
+          <w:szCs w:val="24"/>
+        </w:rPr>
+      </w:pPr>
+    </w:p>
+    <w:p>
+      <w:pPr>
+        <w:rPr>
+          <w:rFonts w:ascii="Times New Roman" w:hAnsi="Times New Roman" w:cs="Times New Roman"/>
+          <w:sz w:val="24"/>
+          <w:szCs w:val="24"/>
+        </w:rPr>
+      </w:pPr>
+      <w:r>
+        <w:rPr>
+          <w:rFonts w:ascii="Times New Roman" w:hAnsi="Times New Roman" w:cs="Times New Roman"/>
+          <w:sz w:val="24"/>
+          <w:szCs w:val="24"/>
+        </w:rPr>
+        <w:t xml:space="preserve">    </w:t>
+      </w:r>
+      <w:proofErr w:type="spellStart"/>
+      <w:r>
+        <w:rPr>
+          <w:rFonts w:ascii="Times New Roman" w:hAnsi="Times New Roman" w:cs="Times New Roman"/>
+          <w:sz w:val="24"/>
+          <w:szCs w:val="24"/>
+        </w:rPr>
+        <w:t>struct</w:t>
+      </w:r>
+      <w:proofErr w:type="spellEnd"/>
+      <w:r>
+        <w:rPr>
+          <w:rFonts w:ascii="Times New Roman" w:hAnsi="Times New Roman" w:cs="Times New Roman"/>
+          <w:sz w:val="24"/>
+          <w:szCs w:val="24"/>
+        </w:rPr>
+        <w:t xml:space="preserve"> node* temp = head;</w:t>
+      </w:r>
+    </w:p>
+    <w:p>
+      <w:pPr>
+        <w:rPr>
+          <w:rFonts w:ascii="Times New Roman" w:hAnsi="Times New Roman" w:cs="Times New Roman"/>
+          <w:sz w:val="24"/>
+          <w:szCs w:val="24"/>
+        </w:rPr>
+      </w:pPr>
+      <w:r>
+        <w:rPr>
+          <w:rFonts w:ascii="Times New Roman" w:hAnsi="Times New Roman" w:cs="Times New Roman"/>
+          <w:sz w:val="24"/>
+          <w:szCs w:val="24"/>
+        </w:rPr>
+        <w:t xml:space="preserve">    head = head-&gt;next;</w:t>
+      </w:r>
+    </w:p>
+    <w:p>
+      <w:pPr>
+        <w:rPr>
+          <w:rFonts w:ascii="Times New Roman" w:hAnsi="Times New Roman" w:cs="Times New Roman"/>
+          <w:sz w:val="24"/>
+          <w:szCs w:val="24"/>
+        </w:rPr>
+      </w:pPr>
+      <w:r>
+        <w:rPr>
+          <w:rFonts w:ascii="Times New Roman" w:hAnsi="Times New Roman" w:cs="Times New Roman"/>
+          <w:sz w:val="24"/>
+          <w:szCs w:val="24"/>
+        </w:rPr>
+        <w:t xml:space="preserve">    free(temp);</w:t>
+      </w:r>
+    </w:p>
+    <w:p>
+      <w:pPr>
+        <w:rPr>
+          <w:rFonts w:ascii="Times New Roman" w:hAnsi="Times New Roman" w:cs="Times New Roman"/>
+          <w:sz w:val="24"/>
+          <w:szCs w:val="24"/>
+        </w:rPr>
+      </w:pPr>
+      <w:r>
+        <w:rPr>
+          <w:rFonts w:ascii="Times New Roman" w:hAnsi="Times New Roman" w:cs="Times New Roman"/>
+          <w:sz w:val="24"/>
+          <w:szCs w:val="24"/>
+        </w:rPr>
+        <w:t>}</w:t>
+      </w:r>
+    </w:p>
+    <w:p>
+      <w:pPr>
+        <w:rPr>
+          <w:rFonts w:ascii="Times New Roman" w:hAnsi="Times New Roman" w:cs="Times New Roman"/>
+          <w:sz w:val="24"/>
+          <w:szCs w:val="24"/>
+        </w:rPr>
+      </w:pPr>
+    </w:p>
+    <w:p>
+      <w:pPr>
+        <w:rPr>
+          <w:rFonts w:ascii="Times New Roman" w:hAnsi="Times New Roman" w:cs="Times New Roman"/>
+          <w:sz w:val="24"/>
+          <w:szCs w:val="24"/>
+        </w:rPr>
+      </w:pPr>
+      <w:r>
+        <w:rPr>
+          <w:rFonts w:ascii="Times New Roman" w:hAnsi="Times New Roman" w:cs="Times New Roman"/>
+          <w:sz w:val="24"/>
+          <w:szCs w:val="24"/>
+        </w:rPr>
+        <w:t>void display() {</w:t>
+      </w:r>
+    </w:p>
+    <w:p>
+      <w:pPr>
+        <w:rPr>
+          <w:rFonts w:ascii="Times New Roman" w:hAnsi="Times New Roman" w:cs="Times New Roman"/>
+          <w:sz w:val="24"/>
+          <w:szCs w:val="24"/>
+        </w:rPr>
+      </w:pPr>
+      <w:r>
+        <w:rPr>
+          <w:rFonts w:ascii="Times New Roman" w:hAnsi="Times New Roman" w:cs="Times New Roman"/>
+          <w:sz w:val="24"/>
+          <w:szCs w:val="24"/>
+        </w:rPr>
+        <w:t xml:space="preserve">    </w:t>
+      </w:r>
+      <w:proofErr w:type="spellStart"/>
+      <w:r>
+        <w:rPr>
+          <w:rFonts w:ascii="Times New Roman" w:hAnsi="Times New Roman" w:cs="Times New Roman"/>
+          <w:sz w:val="24"/>
+          <w:szCs w:val="24"/>
+        </w:rPr>
+        <w:t>struct</w:t>
+      </w:r>
+      <w:proofErr w:type="spellEnd"/>
+      <w:r>
+        <w:rPr>
+          <w:rFonts w:ascii="Times New Roman" w:hAnsi="Times New Roman" w:cs="Times New Roman"/>
+          <w:sz w:val="24"/>
+          <w:szCs w:val="24"/>
+        </w:rPr>
+        <w:t xml:space="preserve"> node* temp = head;</w:t>
+      </w:r>
+    </w:p>
+    <w:p>
+      <w:pPr>
+        <w:rPr>
+          <w:rFonts w:ascii="Times New Roman" w:hAnsi="Times New Roman" w:cs="Times New Roman"/>
+          <w:sz w:val="24"/>
+          <w:szCs w:val="24"/>
+        </w:rPr>
+      </w:pPr>
+    </w:p>
+    <w:p>
+      <w:pPr>
+        <w:rPr>
+          <w:rFonts w:ascii="Times New Roman" w:hAnsi="Times New Roman" w:cs="Times New Roman"/>
+          <w:sz w:val="24"/>
+          <w:szCs w:val="24"/>
+        </w:rPr>
+      </w:pPr>
+      <w:r>
+        <w:rPr>
+          <w:rFonts w:ascii="Times New Roman" w:hAnsi="Times New Roman" w:cs="Times New Roman"/>
+          <w:sz w:val="24"/>
+          <w:szCs w:val="24"/>
+        </w:rPr>
+        <w:t xml:space="preserve">    if (temp == NULL) {</w:t>
+      </w:r>
+    </w:p>
+    <w:p>
+      <w:pPr>
+        <w:rPr>
+          <w:rFonts w:ascii="Times New Roman" w:hAnsi="Times New Roman" w:cs="Times New Roman"/>
+          <w:sz w:val="24"/>
+          <w:szCs w:val="24"/>
+        </w:rPr>
+      </w:pPr>
+      <w:r>
+        <w:rPr>
+          <w:rFonts w:ascii="Times New Roman" w:hAnsi="Times New Roman" w:cs="Times New Roman"/>
+          <w:sz w:val="24"/>
+          <w:szCs w:val="24"/>
+        </w:rPr>
+        <w:t xml:space="preserve">        </w:t>
+      </w:r>
+      <w:proofErr w:type="spellStart"/>
+      <w:r>
+        <w:rPr>
+          <w:rFonts w:ascii="Times New Roman" w:hAnsi="Times New Roman" w:cs="Times New Roman"/>
+          <w:sz w:val="24"/>
+          <w:szCs w:val="24"/>
+        </w:rPr>
+        <w:t>printf</w:t>
+      </w:r>
+      <w:proofErr w:type="spellEnd"/>
+      <w:r>
+        <w:rPr>
+          <w:rFonts w:ascii="Times New Roman" w:hAnsi="Times New Roman" w:cs="Times New Roman"/>
+          <w:sz w:val="24"/>
+          <w:szCs w:val="24"/>
+        </w:rPr>
+        <w:t>("List is empty\n");</w:t>
+      </w:r>
+    </w:p>
+    <w:p>
+      <w:pPr>
+        <w:rPr>
+          <w:rFonts w:ascii="Times New Roman" w:hAnsi="Times New Roman" w:cs="Times New Roman"/>
+          <w:sz w:val="24"/>
+          <w:szCs w:val="24"/>
+        </w:rPr>
+      </w:pPr>
+      <w:r>
+        <w:rPr>
+          <w:rFonts w:ascii="Times New Roman" w:hAnsi="Times New Roman" w:cs="Times New Roman"/>
+          <w:sz w:val="24"/>
+          <w:szCs w:val="24"/>
+        </w:rPr>
+        <w:t xml:space="preserve">        return;</w:t>
+      </w:r>
+    </w:p>
+    <w:p>
+      <w:pPr>
+        <w:rPr>
+          <w:rFonts w:ascii="Times New Roman" w:hAnsi="Times New Roman" w:cs="Times New Roman"/>
+          <w:sz w:val="24"/>
+          <w:szCs w:val="24"/>
+        </w:rPr>
+      </w:pPr>
+      <w:r>
+        <w:rPr>
+          <w:rFonts w:ascii="Times New Roman" w:hAnsi="Times New Roman" w:cs="Times New Roman"/>
+          <w:sz w:val="24"/>
+          <w:szCs w:val="24"/>
+        </w:rPr>
+        <w:t xml:space="preserve">    }</w:t>
+      </w:r>
+    </w:p>
+    <w:p>
+      <w:pPr>
+        <w:rPr>
+          <w:rFonts w:ascii="Times New Roman" w:hAnsi="Times New Roman" w:cs="Times New Roman"/>
+          <w:sz w:val="24"/>
+          <w:szCs w:val="24"/>
+        </w:rPr>
+      </w:pPr>
+    </w:p>
+    <w:p>
+      <w:pPr>
+        <w:rPr>
+          <w:rFonts w:ascii="Times New Roman" w:hAnsi="Times New Roman" w:cs="Times New Roman"/>
+          <w:sz w:val="24"/>
+          <w:szCs w:val="24"/>
+        </w:rPr>
+      </w:pPr>
+      <w:r>
+        <w:rPr>
+          <w:rFonts w:ascii="Times New Roman" w:hAnsi="Times New Roman" w:cs="Times New Roman"/>
+          <w:sz w:val="24"/>
+          <w:szCs w:val="24"/>
+        </w:rPr>
+        <w:t xml:space="preserve">    while (temp != NULL) {</w:t>
+      </w:r>
+    </w:p>
+    <w:p>
+      <w:pPr>
+        <w:rPr>
+          <w:rFonts w:ascii="Times New Roman" w:hAnsi="Times New Roman" w:cs="Times New Roman"/>
+          <w:sz w:val="24"/>
+          <w:szCs w:val="24"/>
+        </w:rPr>
+      </w:pPr>
+      <w:r>
+        <w:rPr>
+          <w:rFonts w:ascii="Times New Roman" w:hAnsi="Times New Roman" w:cs="Times New Roman"/>
+          <w:sz w:val="24"/>
+          <w:szCs w:val="24"/>
+        </w:rPr>
+        <w:t xml:space="preserve">        </w:t>
+      </w:r>
+      <w:proofErr w:type="spellStart"/>
+      <w:r>
+        <w:rPr>
+          <w:rFonts w:ascii="Times New Roman" w:hAnsi="Times New Roman" w:cs="Times New Roman"/>
+          <w:sz w:val="24"/>
+          <w:szCs w:val="24"/>
+        </w:rPr>
+        <w:t>printf</w:t>
+      </w:r>
+      <w:proofErr w:type="spellEnd"/>
+      <w:r>
+        <w:rPr>
+          <w:rFonts w:ascii="Times New Roman" w:hAnsi="Times New Roman" w:cs="Times New Roman"/>
+          <w:sz w:val="24"/>
+          <w:szCs w:val="24"/>
+        </w:rPr>
+        <w:t>("%d -&gt; ", temp-&gt;data);</w:t>
+      </w:r>
+    </w:p>
+    <w:p>
+      <w:pPr>
+        <w:rPr>
+          <w:rFonts w:ascii="Times New Roman" w:hAnsi="Times New Roman" w:cs="Times New Roman"/>
+          <w:sz w:val="24"/>
+          <w:szCs w:val="24"/>
+        </w:rPr>
+      </w:pPr>
+      <w:r>
+        <w:rPr>
+          <w:rFonts w:ascii="Times New Roman" w:hAnsi="Times New Roman" w:cs="Times New Roman"/>
+          <w:sz w:val="24"/>
+          <w:szCs w:val="24"/>
+        </w:rPr>
+        <w:t xml:space="preserve">        temp = temp-&gt;next;</w:t>
+      </w:r>
+    </w:p>
+    <w:p>
+      <w:pPr>
+        <w:rPr>
+          <w:rFonts w:ascii="Times New Roman" w:hAnsi="Times New Roman" w:cs="Times New Roman"/>
+          <w:sz w:val="24"/>
+          <w:szCs w:val="24"/>
+        </w:rPr>
+      </w:pPr>
+      <w:r>
+        <w:rPr>
+          <w:rFonts w:ascii="Times New Roman" w:hAnsi="Times New Roman" w:cs="Times New Roman"/>
+          <w:sz w:val="24"/>
+          <w:szCs w:val="24"/>
+        </w:rPr>
+        <w:t xml:space="preserve">    }</w:t>
+      </w:r>
+    </w:p>
+    <w:p>
+      <w:pPr>
+        <w:rPr>
+          <w:rFonts w:ascii="Times New Roman" w:hAnsi="Times New Roman" w:cs="Times New Roman"/>
+          <w:sz w:val="24"/>
+          <w:szCs w:val="24"/>
+        </w:rPr>
+      </w:pPr>
+    </w:p>
+    <w:p>
+      <w:pPr>
+        <w:rPr>
+          <w:rFonts w:ascii="Times New Roman" w:hAnsi="Times New Roman" w:cs="Times New Roman"/>
+          <w:sz w:val="24"/>
+          <w:szCs w:val="24"/>
+        </w:rPr>
+      </w:pPr>
+      <w:r>
+        <w:rPr>
+          <w:rFonts w:ascii="Times New Roman" w:hAnsi="Times New Roman" w:cs="Times New Roman"/>
+          <w:sz w:val="24"/>
+          <w:szCs w:val="24"/>
+        </w:rPr>
+        <w:t xml:space="preserve">    </w:t>
+      </w:r>
+      <w:proofErr w:type="spellStart"/>
+      <w:r>
+        <w:rPr>
+          <w:rFonts w:ascii="Times New Roman" w:hAnsi="Times New Roman" w:cs="Times New Roman"/>
+          <w:sz w:val="24"/>
+          <w:szCs w:val="24"/>
+        </w:rPr>
+        <w:t>printf</w:t>
+      </w:r>
+      <w:proofErr w:type="spellEnd"/>
+      <w:r>
+        <w:rPr>
+          <w:rFonts w:ascii="Times New Roman" w:hAnsi="Times New Roman" w:cs="Times New Roman"/>
+          <w:sz w:val="24"/>
+          <w:szCs w:val="24"/>
+        </w:rPr>
+        <w:t>("NULL\n");</w:t>
+      </w:r>
+    </w:p>
+    <w:p>
+      <w:pPr>
+        <w:rPr>
+          <w:rFonts w:ascii="Times New Roman" w:hAnsi="Times New Roman" w:cs="Times New Roman"/>
+          <w:sz w:val="24"/>
+          <w:szCs w:val="24"/>
+        </w:rPr>
+      </w:pPr>
+      <w:r>
+        <w:rPr>
+          <w:rFonts w:ascii="Times New Roman" w:hAnsi="Times New Roman" w:cs="Times New Roman"/>
+          <w:sz w:val="24"/>
+          <w:szCs w:val="24"/>
+        </w:rPr>
+        <w:t>}</w:t>
+      </w:r>
+    </w:p>
+    <w:p>
+      <w:pPr>
+        <w:rPr>
+          <w:rFonts w:ascii="Times New Roman" w:hAnsi="Times New Roman" w:cs="Times New Roman"/>
+          <w:sz w:val="24"/>
+          <w:szCs w:val="24"/>
+        </w:rPr>
+      </w:pPr>
+    </w:p>
+    <w:p>
+      <w:pPr>
+        <w:rPr>
+          <w:rFonts w:ascii="Times New Roman" w:hAnsi="Times New Roman" w:cs="Times New Roman"/>
+          <w:sz w:val="24"/>
+          <w:szCs w:val="24"/>
+        </w:rPr>
+      </w:pPr>
+      <w:proofErr w:type="spellStart"/>
+      <w:r>
+        <w:rPr>
+          <w:rFonts w:ascii="Times New Roman" w:hAnsi="Times New Roman" w:cs="Times New Roman"/>
+          <w:sz w:val="24"/>
+          <w:szCs w:val="24"/>
+        </w:rPr>
+        <w:t>int</w:t>
+      </w:r>
+      <w:proofErr w:type="spellEnd"/>
+      <w:r>
+        <w:rPr>
+          <w:rFonts w:ascii="Times New Roman" w:hAnsi="Times New Roman" w:cs="Times New Roman"/>
+          <w:sz w:val="24"/>
+          <w:szCs w:val="24"/>
+        </w:rPr>
+        <w:t xml:space="preserve"> main() {</w:t>
+      </w:r>
+    </w:p>
+    <w:p>
+      <w:pPr>
+        <w:rPr>
+          <w:rFonts w:ascii="Times New Roman" w:hAnsi="Times New Roman" w:cs="Times New Roman"/>
+          <w:sz w:val="24"/>
+          <w:szCs w:val="24"/>
+        </w:rPr>
+      </w:pPr>
+      <w:r>
+        <w:rPr>
+          <w:rFonts w:ascii="Times New Roman" w:hAnsi="Times New Roman" w:cs="Times New Roman"/>
+          <w:sz w:val="24"/>
+          <w:szCs w:val="24"/>
+        </w:rPr>
+        <w:t xml:space="preserve">    insert(10);</w:t>
+      </w:r>
+    </w:p>
+    <w:p>
+      <w:pPr>
+        <w:rPr>
+          <w:rFonts w:ascii="Times New Roman" w:hAnsi="Times New Roman" w:cs="Times New Roman"/>
+          <w:sz w:val="24"/>
+          <w:szCs w:val="24"/>
+        </w:rPr>
+      </w:pPr>
+      <w:r>
+        <w:rPr>
+          <w:rFonts w:ascii="Times New Roman" w:hAnsi="Times New Roman" w:cs="Times New Roman"/>
+          <w:sz w:val="24"/>
+          <w:szCs w:val="24"/>
+        </w:rPr>
+        <w:t xml:space="preserve">    insert(20);</w:t>
+      </w:r>
+    </w:p>
+    <w:p>
+      <w:pPr>
+        <w:rPr>
+          <w:rFonts w:ascii="Times New Roman" w:hAnsi="Times New Roman" w:cs="Times New Roman"/>
+          <w:sz w:val="24"/>
+          <w:szCs w:val="24"/>
+        </w:rPr>
+      </w:pPr>
+      <w:r>
+        <w:rPr>
+          <w:rFonts w:ascii="Times New Roman" w:hAnsi="Times New Roman" w:cs="Times New Roman"/>
+          <w:sz w:val="24"/>
+          <w:szCs w:val="24"/>
+        </w:rPr>
+        <w:t xml:space="preserve">    insert(30);</w:t>
+      </w:r>
+    </w:p>
+    <w:p>
+      <w:pPr>
+        <w:rPr>
+          <w:rFonts w:ascii="Times New Roman" w:hAnsi="Times New Roman" w:cs="Times New Roman"/>
+          <w:sz w:val="24"/>
+          <w:szCs w:val="24"/>
+        </w:rPr>
+      </w:pPr>
+    </w:p>
+    <w:p>
+      <w:pPr>
+        <w:rPr>
+          <w:rFonts w:ascii="Times New Roman" w:hAnsi="Times New Roman" w:cs="Times New Roman"/>
+          <w:sz w:val="24"/>
+          <w:szCs w:val="24"/>
+        </w:rPr>
+      </w:pPr>
+      <w:r>
+        <w:rPr>
+          <w:rFonts w:ascii="Times New Roman" w:hAnsi="Times New Roman" w:cs="Times New Roman"/>
+          <w:sz w:val="24"/>
+          <w:szCs w:val="24"/>
+        </w:rPr>
+        <w:t xml:space="preserve">    </w:t>
+      </w:r>
+      <w:proofErr w:type="spellStart"/>
+      <w:r>
+        <w:rPr>
+          <w:rFonts w:ascii="Times New Roman" w:hAnsi="Times New Roman" w:cs="Times New Roman"/>
+          <w:sz w:val="24"/>
+          <w:szCs w:val="24"/>
+        </w:rPr>
+        <w:t>printf</w:t>
+      </w:r>
+      <w:proofErr w:type="spellEnd"/>
+      <w:r>
+        <w:rPr>
+          <w:rFonts w:ascii="Times New Roman" w:hAnsi="Times New Roman" w:cs="Times New Roman"/>
+          <w:sz w:val="24"/>
+          <w:szCs w:val="24"/>
+        </w:rPr>
+        <w:t>("Linked List:\n");</w:t>
+      </w:r>
+    </w:p>
+    <w:p>
+      <w:pPr>
+        <w:rPr>
+          <w:rFonts w:ascii="Times New Roman" w:hAnsi="Times New Roman" w:cs="Times New Roman"/>
+          <w:sz w:val="24"/>
+          <w:szCs w:val="24"/>
+        </w:rPr>
+      </w:pPr>
+      <w:r>
+        <w:rPr>
+          <w:rFonts w:ascii="Times New Roman" w:hAnsi="Times New Roman" w:cs="Times New Roman"/>
+          <w:sz w:val="24"/>
+          <w:szCs w:val="24"/>
+        </w:rPr>
+        <w:t xml:space="preserve">    display();</w:t>
+      </w:r>
+    </w:p>
+    <w:p>
+      <w:pPr>
+        <w:rPr>
+          <w:rFonts w:ascii="Times New Roman" w:hAnsi="Times New Roman" w:cs="Times New Roman"/>
+          <w:sz w:val="24"/>
+          <w:szCs w:val="24"/>
+        </w:rPr>
+      </w:pPr>
+    </w:p>
+    <w:p>
+      <w:pPr>
+        <w:rPr>
+          <w:rFonts w:ascii="Times New Roman" w:hAnsi="Times New Roman" w:cs="Times New Roman"/>
+          <w:sz w:val="24"/>
+          <w:szCs w:val="24"/>
+        </w:rPr>
+      </w:pPr>
+      <w:r>
+        <w:rPr>
+          <w:rFonts w:ascii="Times New Roman" w:hAnsi="Times New Roman" w:cs="Times New Roman"/>
+          <w:sz w:val="24"/>
+          <w:szCs w:val="24"/>
+        </w:rPr>
+        <w:lastRenderedPageBreak/>
+        <w:t xml:space="preserve">    delete();</w:t>
+      </w:r>
+    </w:p>
+    <w:p>
+      <w:pPr>
+        <w:rPr>
+          <w:rFonts w:ascii="Times New Roman" w:hAnsi="Times New Roman" w:cs="Times New Roman"/>
+          <w:sz w:val="24"/>
+          <w:szCs w:val="24"/>
+        </w:rPr>
+      </w:pPr>
+      <w:r>
+        <w:rPr>
+          <w:rFonts w:ascii="Times New Roman" w:hAnsi="Times New Roman" w:cs="Times New Roman"/>
+          <w:sz w:val="24"/>
+          <w:szCs w:val="24"/>
+        </w:rPr>
+        <w:t xml:space="preserve">    </w:t>
+      </w:r>
+      <w:proofErr w:type="spellStart"/>
+      <w:r>
+        <w:rPr>
+          <w:rFonts w:ascii="Times New Roman" w:hAnsi="Times New Roman" w:cs="Times New Roman"/>
+          <w:sz w:val="24"/>
+          <w:szCs w:val="24"/>
+        </w:rPr>
+        <w:t>printf</w:t>
+      </w:r>
+      <w:proofErr w:type="spellEnd"/>
+      <w:r>
+        <w:rPr>
+          <w:rFonts w:ascii="Times New Roman" w:hAnsi="Times New Roman" w:cs="Times New Roman"/>
+          <w:sz w:val="24"/>
+          <w:szCs w:val="24"/>
+        </w:rPr>
+        <w:t>("After Deletion:\n");</w:t>
+      </w:r>
+    </w:p>
+    <w:p>
+      <w:pPr>
+        <w:rPr>
+          <w:rFonts w:ascii="Times New Roman" w:hAnsi="Times New Roman" w:cs="Times New Roman"/>
+          <w:sz w:val="24"/>
+          <w:szCs w:val="24"/>
+        </w:rPr>
+      </w:pPr>
+      <w:r>
+        <w:rPr>
+          <w:rFonts w:ascii="Times New Roman" w:hAnsi="Times New Roman" w:cs="Times New Roman"/>
+          <w:sz w:val="24"/>
+          <w:szCs w:val="24"/>
+        </w:rPr>
+        <w:t xml:space="preserve">    display();</w:t>
+      </w:r>
+    </w:p>
+    <w:p>
+      <w:pPr>
+        <w:rPr>
+          <w:rFonts w:ascii="Times New Roman" w:hAnsi="Times New Roman" w:cs="Times New Roman"/>
+          <w:sz w:val="24"/>
+          <w:szCs w:val="24"/>
+        </w:rPr>
+      </w:pPr>
+    </w:p>
+    <w:p>
+      <w:pPr>
+        <w:rPr>
+          <w:rFonts w:ascii="Times New Roman" w:hAnsi="Times New Roman" w:cs="Times New Roman"/>
+          <w:sz w:val="24"/>
+          <w:szCs w:val="24"/>
+        </w:rPr>
+      </w:pPr>
+      <w:r>
+        <w:rPr>
+          <w:rFonts w:ascii="Times New Roman" w:hAnsi="Times New Roman" w:cs="Times New Roman"/>
+          <w:sz w:val="24"/>
+          <w:szCs w:val="24"/>
+        </w:rPr>
+        <w:t xml:space="preserve">    return 0;</w:t>
+      </w:r>
+    </w:p>
+    <w:p>
+      <w:pPr>
+        <w:rPr>
+          <w:rFonts w:ascii="Times New Roman" w:hAnsi="Times New Roman" w:cs="Times New Roman"/>
+          <w:sz w:val="24"/>
+          <w:szCs w:val="24"/>
+        </w:rPr>
+      </w:pPr>
+      <w:r>
+        <w:rPr>
+          <w:rFonts w:ascii="Times New Roman" w:hAnsi="Times New Roman" w:cs="Times New Roman"/>
+          <w:sz w:val="24"/>
+          <w:szCs w:val="24"/>
+        </w:rPr>
+        <w:t>}</w:t>
+      </w:r>
+    </w:p>
+    <w:p>
+      <w:pPr>
+        <w:rPr>
+          <w:rFonts w:ascii="Times New Roman" w:hAnsi="Times New Roman" w:cs="Times New Roman"/>
+          <w:sz w:val="24"/>
+          <w:szCs w:val="24"/>
+        </w:rPr>
+      </w:pPr>
+    </w:p>
+    <w:p>
+      <w:pPr>
+        <w:rPr>
+          <w:rFonts w:ascii="Times New Roman" w:hAnsi="Times New Roman" w:cs="Times New Roman"/>
+          <w:sz w:val="24"/>
+          <w:szCs w:val="24"/>
+        </w:rPr>
+      </w:pPr>
+    </w:p>
+    <w:p>
+      <w:pPr>
+        <w:rPr>
+          <w:rFonts w:ascii="Times New Roman" w:hAnsi="Times New Roman" w:cs="Times New Roman"/>
+          <w:sz w:val="24"/>
+          <w:szCs w:val="24"/>
+        </w:rPr>
+      </w:pPr>
+      <w:r>
+        <w:rPr>
+          <w:rFonts w:ascii="Times New Roman" w:hAnsi="Times New Roman" w:cs="Times New Roman"/>
+          <w:sz w:val="24"/>
+          <w:szCs w:val="24"/>
+        </w:rPr>
+        <w:t xml:space="preserve">9. </w:t>
+      </w:r>
+      <w:r>
+        <w:rPr>
+          <w:rFonts w:ascii="Times New Roman" w:hAnsi="Times New Roman" w:cs="Times New Roman"/>
+          <w:sz w:val="24"/>
+          <w:szCs w:val="24"/>
+        </w:rPr>
+        <w:t xml:space="preserve">Write a program to perform the operations of </w:t>
+      </w:r>
+      <w:r>
+        <w:rPr>
+          <w:rFonts w:ascii="Times New Roman" w:hAnsi="Times New Roman" w:cs="Times New Roman"/>
+          <w:sz w:val="24"/>
+          <w:szCs w:val="24"/>
+        </w:rPr>
+        <w:t>the Circular linked list: -</w:t>
+      </w:r>
+    </w:p>
+    <w:p>
+      <w:pPr>
+        <w:pStyle w:val="ListParagraph"/>
+        <w:numPr>
+          <w:ilvl w:val="0"/>
+          <w:numId w:val="10"/>
+        </w:numPr>
+        <w:rPr>
+          <w:rFonts w:ascii="Times New Roman" w:hAnsi="Times New Roman" w:cs="Times New Roman"/>
+          <w:sz w:val="24"/>
+          <w:szCs w:val="24"/>
+        </w:rPr>
+      </w:pPr>
+      <w:r>
+        <w:rPr>
+          <w:rFonts w:ascii="Times New Roman" w:hAnsi="Times New Roman" w:cs="Times New Roman"/>
+          <w:sz w:val="24"/>
+          <w:szCs w:val="24"/>
+        </w:rPr>
+        <w:t xml:space="preserve">Insertion </w:t>
+      </w:r>
+    </w:p>
+    <w:p>
+      <w:pPr>
+        <w:pStyle w:val="ListParagraph"/>
+        <w:numPr>
+          <w:ilvl w:val="0"/>
+          <w:numId w:val="10"/>
+        </w:numPr>
+        <w:rPr>
+          <w:rFonts w:ascii="Times New Roman" w:hAnsi="Times New Roman" w:cs="Times New Roman"/>
+          <w:sz w:val="24"/>
+          <w:szCs w:val="24"/>
+        </w:rPr>
+      </w:pPr>
+      <w:r>
+        <w:rPr>
+          <w:rFonts w:ascii="Times New Roman" w:hAnsi="Times New Roman" w:cs="Times New Roman"/>
+          <w:sz w:val="24"/>
+          <w:szCs w:val="24"/>
+        </w:rPr>
+        <w:t xml:space="preserve">Deletion </w:t>
+      </w:r>
+    </w:p>
+    <w:p>
+      <w:pPr>
+        <w:pStyle w:val="ListParagraph"/>
+        <w:numPr>
+          <w:ilvl w:val="0"/>
+          <w:numId w:val="10"/>
+        </w:numPr>
+        <w:rPr>
+          <w:rFonts w:ascii="Times New Roman" w:hAnsi="Times New Roman" w:cs="Times New Roman"/>
+          <w:sz w:val="24"/>
+          <w:szCs w:val="24"/>
+        </w:rPr>
+      </w:pPr>
+      <w:r>
+        <w:rPr>
+          <w:rFonts w:ascii="Times New Roman" w:hAnsi="Times New Roman" w:cs="Times New Roman"/>
+          <w:sz w:val="24"/>
+          <w:szCs w:val="24"/>
+        </w:rPr>
+        <w:t>Display</w:t>
+      </w:r>
+    </w:p>
+    <w:p>
+      <w:pPr>
+        <w:rPr>
+          <w:rFonts w:ascii="Times New Roman" w:hAnsi="Times New Roman" w:cs="Times New Roman"/>
+          <w:sz w:val="24"/>
+          <w:szCs w:val="24"/>
+        </w:rPr>
+      </w:pPr>
+      <w:r>
+        <w:rPr>
+          <w:rFonts w:ascii="Times New Roman" w:hAnsi="Times New Roman" w:cs="Times New Roman"/>
+          <w:sz w:val="24"/>
+          <w:szCs w:val="24"/>
+        </w:rPr>
+        <w:t>#include &lt;</w:t>
+      </w:r>
+      <w:proofErr w:type="spellStart"/>
+      <w:r>
+        <w:rPr>
+          <w:rFonts w:ascii="Times New Roman" w:hAnsi="Times New Roman" w:cs="Times New Roman"/>
+          <w:sz w:val="24"/>
+          <w:szCs w:val="24"/>
+        </w:rPr>
+        <w:t>stdio.h</w:t>
+      </w:r>
+      <w:proofErr w:type="spellEnd"/>
+      <w:r>
+        <w:rPr>
+          <w:rFonts w:ascii="Times New Roman" w:hAnsi="Times New Roman" w:cs="Times New Roman"/>
+          <w:sz w:val="24"/>
+          <w:szCs w:val="24"/>
+        </w:rPr>
+        <w:t>&gt;</w:t>
+      </w:r>
+    </w:p>
+    <w:p>
+      <w:pPr>
+        <w:rPr>
+          <w:rFonts w:ascii="Times New Roman" w:hAnsi="Times New Roman" w:cs="Times New Roman"/>
+          <w:sz w:val="24"/>
+          <w:szCs w:val="24"/>
+        </w:rPr>
+      </w:pPr>
+      <w:r>
+        <w:rPr>
+          <w:rFonts w:ascii="Times New Roman" w:hAnsi="Times New Roman" w:cs="Times New Roman"/>
+          <w:sz w:val="24"/>
+          <w:szCs w:val="24"/>
+        </w:rPr>
+        <w:t>#include &lt;</w:t>
+      </w:r>
+      <w:proofErr w:type="spellStart"/>
+      <w:r>
+        <w:rPr>
+          <w:rFonts w:ascii="Times New Roman" w:hAnsi="Times New Roman" w:cs="Times New Roman"/>
+          <w:sz w:val="24"/>
+          <w:szCs w:val="24"/>
+        </w:rPr>
+        <w:t>stdlib.h</w:t>
+      </w:r>
+      <w:proofErr w:type="spellEnd"/>
+      <w:r>
+        <w:rPr>
+          <w:rFonts w:ascii="Times New Roman" w:hAnsi="Times New Roman" w:cs="Times New Roman"/>
+          <w:sz w:val="24"/>
+          <w:szCs w:val="24"/>
+        </w:rPr>
+        <w:t>&gt;</w:t>
+      </w:r>
+    </w:p>
+    <w:p>
+      <w:pPr>
+        <w:rPr>
+          <w:rFonts w:ascii="Times New Roman" w:hAnsi="Times New Roman" w:cs="Times New Roman"/>
+          <w:sz w:val="24"/>
+          <w:szCs w:val="24"/>
+        </w:rPr>
+      </w:pPr>
+    </w:p>
+    <w:p>
+      <w:pPr>
+        <w:rPr>
+          <w:rFonts w:ascii="Times New Roman" w:hAnsi="Times New Roman" w:cs="Times New Roman"/>
+          <w:sz w:val="24"/>
+          <w:szCs w:val="24"/>
+        </w:rPr>
+      </w:pPr>
+      <w:proofErr w:type="spellStart"/>
+      <w:r>
+        <w:rPr>
+          <w:rFonts w:ascii="Times New Roman" w:hAnsi="Times New Roman" w:cs="Times New Roman"/>
+          <w:sz w:val="24"/>
+          <w:szCs w:val="24"/>
+        </w:rPr>
+        <w:t>struct</w:t>
+      </w:r>
+      <w:proofErr w:type="spellEnd"/>
+      <w:r>
+        <w:rPr>
+          <w:rFonts w:ascii="Times New Roman" w:hAnsi="Times New Roman" w:cs="Times New Roman"/>
+          <w:sz w:val="24"/>
+          <w:szCs w:val="24"/>
+        </w:rPr>
+        <w:t xml:space="preserve"> node {</w:t>
+      </w:r>
+    </w:p>
+    <w:p>
+      <w:pPr>
+        <w:rPr>
+          <w:rFonts w:ascii="Times New Roman" w:hAnsi="Times New Roman" w:cs="Times New Roman"/>
+          <w:sz w:val="24"/>
+          <w:szCs w:val="24"/>
+        </w:rPr>
+      </w:pPr>
+      <w:r>
+        <w:rPr>
+          <w:rFonts w:ascii="Times New Roman" w:hAnsi="Times New Roman" w:cs="Times New Roman"/>
+          <w:sz w:val="24"/>
+          <w:szCs w:val="24"/>
+        </w:rPr>
+        <w:t xml:space="preserve">    </w:t>
+      </w:r>
+      <w:proofErr w:type="spellStart"/>
+      <w:r>
+        <w:rPr>
+          <w:rFonts w:ascii="Times New Roman" w:hAnsi="Times New Roman" w:cs="Times New Roman"/>
+          <w:sz w:val="24"/>
+          <w:szCs w:val="24"/>
+        </w:rPr>
+        <w:t>int</w:t>
+      </w:r>
+      <w:proofErr w:type="spellEnd"/>
+      <w:r>
+        <w:rPr>
+          <w:rFonts w:ascii="Times New Roman" w:hAnsi="Times New Roman" w:cs="Times New Roman"/>
+          <w:sz w:val="24"/>
+          <w:szCs w:val="24"/>
+        </w:rPr>
+        <w:t xml:space="preserve"> data;</w:t>
+      </w:r>
+    </w:p>
+    <w:p>
+      <w:pPr>
+        <w:rPr>
+          <w:rFonts w:ascii="Times New Roman" w:hAnsi="Times New Roman" w:cs="Times New Roman"/>
+          <w:sz w:val="24"/>
+          <w:szCs w:val="24"/>
+        </w:rPr>
+      </w:pPr>
+      <w:r>
+        <w:rPr>
+          <w:rFonts w:ascii="Times New Roman" w:hAnsi="Times New Roman" w:cs="Times New Roman"/>
+          <w:sz w:val="24"/>
+          <w:szCs w:val="24"/>
+        </w:rPr>
+        <w:t xml:space="preserve">    </w:t>
+      </w:r>
+      <w:proofErr w:type="spellStart"/>
+      <w:r>
+        <w:rPr>
+          <w:rFonts w:ascii="Times New Roman" w:hAnsi="Times New Roman" w:cs="Times New Roman"/>
+          <w:sz w:val="24"/>
+          <w:szCs w:val="24"/>
+        </w:rPr>
+        <w:t>struct</w:t>
+      </w:r>
+      <w:proofErr w:type="spellEnd"/>
+      <w:r>
+        <w:rPr>
+          <w:rFonts w:ascii="Times New Roman" w:hAnsi="Times New Roman" w:cs="Times New Roman"/>
+          <w:sz w:val="24"/>
+          <w:szCs w:val="24"/>
+        </w:rPr>
+        <w:t xml:space="preserve"> node* next;</w:t>
+      </w:r>
+    </w:p>
+    <w:p>
+      <w:pPr>
+        <w:rPr>
+          <w:rFonts w:ascii="Times New Roman" w:hAnsi="Times New Roman" w:cs="Times New Roman"/>
+          <w:sz w:val="24"/>
+          <w:szCs w:val="24"/>
+        </w:rPr>
+      </w:pPr>
+      <w:r>
+        <w:rPr>
+          <w:rFonts w:ascii="Times New Roman" w:hAnsi="Times New Roman" w:cs="Times New Roman"/>
+          <w:sz w:val="24"/>
+          <w:szCs w:val="24"/>
+        </w:rPr>
+        <w:t>};</w:t>
+      </w:r>
+    </w:p>
+    <w:p>
+      <w:pPr>
+        <w:rPr>
+          <w:rFonts w:ascii="Times New Roman" w:hAnsi="Times New Roman" w:cs="Times New Roman"/>
+          <w:sz w:val="24"/>
+          <w:szCs w:val="24"/>
+        </w:rPr>
+      </w:pPr>
+    </w:p>
+    <w:p>
+      <w:pPr>
+        <w:rPr>
+          <w:rFonts w:ascii="Times New Roman" w:hAnsi="Times New Roman" w:cs="Times New Roman"/>
+          <w:sz w:val="24"/>
+          <w:szCs w:val="24"/>
+        </w:rPr>
+      </w:pPr>
+      <w:proofErr w:type="spellStart"/>
+      <w:r>
+        <w:rPr>
+          <w:rFonts w:ascii="Times New Roman" w:hAnsi="Times New Roman" w:cs="Times New Roman"/>
+          <w:sz w:val="24"/>
+          <w:szCs w:val="24"/>
+        </w:rPr>
+        <w:t>struct</w:t>
+      </w:r>
+      <w:proofErr w:type="spellEnd"/>
+      <w:r>
+        <w:rPr>
+          <w:rFonts w:ascii="Times New Roman" w:hAnsi="Times New Roman" w:cs="Times New Roman"/>
+          <w:sz w:val="24"/>
+          <w:szCs w:val="24"/>
+        </w:rPr>
+        <w:t xml:space="preserve"> node* last = NULL;</w:t>
+      </w:r>
+    </w:p>
+    <w:p>
+      <w:pPr>
+        <w:rPr>
+          <w:rFonts w:ascii="Times New Roman" w:hAnsi="Times New Roman" w:cs="Times New Roman"/>
+          <w:sz w:val="24"/>
+          <w:szCs w:val="24"/>
+        </w:rPr>
+      </w:pPr>
+    </w:p>
+    <w:p>
+      <w:pPr>
+        <w:rPr>
+          <w:rFonts w:ascii="Times New Roman" w:hAnsi="Times New Roman" w:cs="Times New Roman"/>
+          <w:sz w:val="24"/>
+          <w:szCs w:val="24"/>
+        </w:rPr>
+      </w:pPr>
+      <w:r>
+        <w:rPr>
+          <w:rFonts w:ascii="Times New Roman" w:hAnsi="Times New Roman" w:cs="Times New Roman"/>
+          <w:sz w:val="24"/>
+          <w:szCs w:val="24"/>
+        </w:rPr>
+        <w:t>void insert(</w:t>
+      </w:r>
+      <w:proofErr w:type="spellStart"/>
+      <w:r>
+        <w:rPr>
+          <w:rFonts w:ascii="Times New Roman" w:hAnsi="Times New Roman" w:cs="Times New Roman"/>
+          <w:sz w:val="24"/>
+          <w:szCs w:val="24"/>
+        </w:rPr>
+        <w:t>int</w:t>
+      </w:r>
+      <w:proofErr w:type="spellEnd"/>
+      <w:r>
+        <w:rPr>
+          <w:rFonts w:ascii="Times New Roman" w:hAnsi="Times New Roman" w:cs="Times New Roman"/>
+          <w:sz w:val="24"/>
+          <w:szCs w:val="24"/>
+        </w:rPr>
+        <w:t xml:space="preserve"> value) {</w:t>
+      </w:r>
+    </w:p>
+    <w:p>
+      <w:pPr>
+        <w:rPr>
+          <w:rFonts w:ascii="Times New Roman" w:hAnsi="Times New Roman" w:cs="Times New Roman"/>
+          <w:sz w:val="24"/>
+          <w:szCs w:val="24"/>
+        </w:rPr>
+      </w:pPr>
+      <w:r>
+        <w:rPr>
+          <w:rFonts w:ascii="Times New Roman" w:hAnsi="Times New Roman" w:cs="Times New Roman"/>
+          <w:sz w:val="24"/>
+          <w:szCs w:val="24"/>
+        </w:rPr>
+        <w:t xml:space="preserve">    </w:t>
+      </w:r>
+      <w:proofErr w:type="spellStart"/>
+      <w:r>
+        <w:rPr>
+          <w:rFonts w:ascii="Times New Roman" w:hAnsi="Times New Roman" w:cs="Times New Roman"/>
+          <w:sz w:val="24"/>
+          <w:szCs w:val="24"/>
+        </w:rPr>
+        <w:t>struct</w:t>
+      </w:r>
+      <w:proofErr w:type="spellEnd"/>
+      <w:r>
+        <w:rPr>
+          <w:rFonts w:ascii="Times New Roman" w:hAnsi="Times New Roman" w:cs="Times New Roman"/>
+          <w:sz w:val="24"/>
+          <w:szCs w:val="24"/>
+        </w:rPr>
+        <w:t xml:space="preserve"> node* </w:t>
+      </w:r>
+      <w:proofErr w:type="spellStart"/>
+      <w:r>
+        <w:rPr>
+          <w:rFonts w:ascii="Times New Roman" w:hAnsi="Times New Roman" w:cs="Times New Roman"/>
+          <w:sz w:val="24"/>
+          <w:szCs w:val="24"/>
+        </w:rPr>
+        <w:t>newnode</w:t>
+      </w:r>
+      <w:proofErr w:type="spellEnd"/>
+      <w:r>
+        <w:rPr>
+          <w:rFonts w:ascii="Times New Roman" w:hAnsi="Times New Roman" w:cs="Times New Roman"/>
+          <w:sz w:val="24"/>
+          <w:szCs w:val="24"/>
+        </w:rPr>
+        <w:t xml:space="preserve"> = (</w:t>
+      </w:r>
+      <w:proofErr w:type="spellStart"/>
+      <w:r>
+        <w:rPr>
+          <w:rFonts w:ascii="Times New Roman" w:hAnsi="Times New Roman" w:cs="Times New Roman"/>
+          <w:sz w:val="24"/>
+          <w:szCs w:val="24"/>
+        </w:rPr>
+        <w:t>struct</w:t>
+      </w:r>
+      <w:proofErr w:type="spellEnd"/>
+      <w:r>
+        <w:rPr>
+          <w:rFonts w:ascii="Times New Roman" w:hAnsi="Times New Roman" w:cs="Times New Roman"/>
+          <w:sz w:val="24"/>
+          <w:szCs w:val="24"/>
+        </w:rPr>
+        <w:t xml:space="preserve"> node*)</w:t>
+      </w:r>
+      <w:proofErr w:type="spellStart"/>
+      <w:r>
+        <w:rPr>
+          <w:rFonts w:ascii="Times New Roman" w:hAnsi="Times New Roman" w:cs="Times New Roman"/>
+          <w:sz w:val="24"/>
+          <w:szCs w:val="24"/>
+        </w:rPr>
+        <w:t>malloc</w:t>
+      </w:r>
+      <w:proofErr w:type="spellEnd"/>
+      <w:r>
+        <w:rPr>
+          <w:rFonts w:ascii="Times New Roman" w:hAnsi="Times New Roman" w:cs="Times New Roman"/>
+          <w:sz w:val="24"/>
+          <w:szCs w:val="24"/>
+        </w:rPr>
+        <w:t>(</w:t>
+      </w:r>
+      <w:proofErr w:type="spellStart"/>
+      <w:r>
+        <w:rPr>
+          <w:rFonts w:ascii="Times New Roman" w:hAnsi="Times New Roman" w:cs="Times New Roman"/>
+          <w:sz w:val="24"/>
+          <w:szCs w:val="24"/>
+        </w:rPr>
+        <w:t>sizeof</w:t>
+      </w:r>
+      <w:proofErr w:type="spellEnd"/>
+      <w:r>
+        <w:rPr>
+          <w:rFonts w:ascii="Times New Roman" w:hAnsi="Times New Roman" w:cs="Times New Roman"/>
+          <w:sz w:val="24"/>
+          <w:szCs w:val="24"/>
+        </w:rPr>
+        <w:t>(</w:t>
+      </w:r>
+      <w:proofErr w:type="spellStart"/>
+      <w:r>
+        <w:rPr>
+          <w:rFonts w:ascii="Times New Roman" w:hAnsi="Times New Roman" w:cs="Times New Roman"/>
+          <w:sz w:val="24"/>
+          <w:szCs w:val="24"/>
+        </w:rPr>
+        <w:t>struct</w:t>
+      </w:r>
+      <w:proofErr w:type="spellEnd"/>
+      <w:r>
+        <w:rPr>
+          <w:rFonts w:ascii="Times New Roman" w:hAnsi="Times New Roman" w:cs="Times New Roman"/>
+          <w:sz w:val="24"/>
+          <w:szCs w:val="24"/>
+        </w:rPr>
+        <w:t xml:space="preserve"> node));</w:t>
+      </w:r>
+    </w:p>
+    <w:p>
+      <w:pPr>
+        <w:rPr>
+          <w:rFonts w:ascii="Times New Roman" w:hAnsi="Times New Roman" w:cs="Times New Roman"/>
+          <w:sz w:val="24"/>
+          <w:szCs w:val="24"/>
+        </w:rPr>
+      </w:pPr>
+      <w:r>
+        <w:rPr>
+          <w:rFonts w:ascii="Times New Roman" w:hAnsi="Times New Roman" w:cs="Times New Roman"/>
+          <w:sz w:val="24"/>
+          <w:szCs w:val="24"/>
+        </w:rPr>
+        <w:t xml:space="preserve">    </w:t>
+      </w:r>
+      <w:proofErr w:type="spellStart"/>
+      <w:r>
+        <w:rPr>
+          <w:rFonts w:ascii="Times New Roman" w:hAnsi="Times New Roman" w:cs="Times New Roman"/>
+          <w:sz w:val="24"/>
+          <w:szCs w:val="24"/>
+        </w:rPr>
+        <w:t>newnode</w:t>
+      </w:r>
+      <w:proofErr w:type="spellEnd"/>
+      <w:r>
+        <w:rPr>
+          <w:rFonts w:ascii="Times New Roman" w:hAnsi="Times New Roman" w:cs="Times New Roman"/>
+          <w:sz w:val="24"/>
+          <w:szCs w:val="24"/>
+        </w:rPr>
+        <w:t>-&gt;data = value;</w:t>
+      </w:r>
+    </w:p>
+    <w:p>
+      <w:pPr>
+        <w:rPr>
+          <w:rFonts w:ascii="Times New Roman" w:hAnsi="Times New Roman" w:cs="Times New Roman"/>
+          <w:sz w:val="24"/>
+          <w:szCs w:val="24"/>
+        </w:rPr>
+      </w:pPr>
+    </w:p>
+    <w:p>
+      <w:pPr>
+        <w:rPr>
+          <w:rFonts w:ascii="Times New Roman" w:hAnsi="Times New Roman" w:cs="Times New Roman"/>
+          <w:sz w:val="24"/>
+          <w:szCs w:val="24"/>
+        </w:rPr>
+      </w:pPr>
+      <w:r>
+        <w:rPr>
+          <w:rFonts w:ascii="Times New Roman" w:hAnsi="Times New Roman" w:cs="Times New Roman"/>
+          <w:sz w:val="24"/>
+          <w:szCs w:val="24"/>
+        </w:rPr>
+        <w:t xml:space="preserve">    if (last == NULL) {</w:t>
+      </w:r>
+    </w:p>
+    <w:p>
+      <w:pPr>
+        <w:rPr>
+          <w:rFonts w:ascii="Times New Roman" w:hAnsi="Times New Roman" w:cs="Times New Roman"/>
+          <w:sz w:val="24"/>
+          <w:szCs w:val="24"/>
+        </w:rPr>
+      </w:pPr>
+      <w:r>
+        <w:rPr>
+          <w:rFonts w:ascii="Times New Roman" w:hAnsi="Times New Roman" w:cs="Times New Roman"/>
+          <w:sz w:val="24"/>
+          <w:szCs w:val="24"/>
+        </w:rPr>
+        <w:t xml:space="preserve">        last = </w:t>
+      </w:r>
+      <w:proofErr w:type="spellStart"/>
+      <w:r>
+        <w:rPr>
+          <w:rFonts w:ascii="Times New Roman" w:hAnsi="Times New Roman" w:cs="Times New Roman"/>
+          <w:sz w:val="24"/>
+          <w:szCs w:val="24"/>
+        </w:rPr>
+        <w:t>newnode</w:t>
+      </w:r>
+      <w:proofErr w:type="spellEnd"/>
+      <w:r>
+        <w:rPr>
+          <w:rFonts w:ascii="Times New Roman" w:hAnsi="Times New Roman" w:cs="Times New Roman"/>
+          <w:sz w:val="24"/>
+          <w:szCs w:val="24"/>
+        </w:rPr>
+        <w:t>;</w:t>
+      </w:r>
+    </w:p>
+    <w:p>
+      <w:pPr>
+        <w:rPr>
+          <w:rFonts w:ascii="Times New Roman" w:hAnsi="Times New Roman" w:cs="Times New Roman"/>
+          <w:sz w:val="24"/>
+          <w:szCs w:val="24"/>
+        </w:rPr>
+      </w:pPr>
+      <w:r>
+        <w:rPr>
+          <w:rFonts w:ascii="Times New Roman" w:hAnsi="Times New Roman" w:cs="Times New Roman"/>
+          <w:sz w:val="24"/>
+          <w:szCs w:val="24"/>
+        </w:rPr>
+        <w:t xml:space="preserve">        last-&gt;next = last;</w:t>
+      </w:r>
+    </w:p>
+    <w:p>
+      <w:pPr>
+        <w:rPr>
+          <w:rFonts w:ascii="Times New Roman" w:hAnsi="Times New Roman" w:cs="Times New Roman"/>
+          <w:sz w:val="24"/>
+          <w:szCs w:val="24"/>
+        </w:rPr>
+      </w:pPr>
+      <w:r>
+        <w:rPr>
+          <w:rFonts w:ascii="Times New Roman" w:hAnsi="Times New Roman" w:cs="Times New Roman"/>
+          <w:sz w:val="24"/>
+          <w:szCs w:val="24"/>
+        </w:rPr>
+        <w:t xml:space="preserve">    } else {</w:t>
+      </w:r>
+    </w:p>
+    <w:p>
+      <w:pPr>
+        <w:rPr>
+          <w:rFonts w:ascii="Times New Roman" w:hAnsi="Times New Roman" w:cs="Times New Roman"/>
+          <w:sz w:val="24"/>
+          <w:szCs w:val="24"/>
+        </w:rPr>
+      </w:pPr>
+      <w:r>
+        <w:rPr>
+          <w:rFonts w:ascii="Times New Roman" w:hAnsi="Times New Roman" w:cs="Times New Roman"/>
+          <w:sz w:val="24"/>
+          <w:szCs w:val="24"/>
+        </w:rPr>
+        <w:t xml:space="preserve">        </w:t>
+      </w:r>
+      <w:proofErr w:type="spellStart"/>
+      <w:r>
+        <w:rPr>
+          <w:rFonts w:ascii="Times New Roman" w:hAnsi="Times New Roman" w:cs="Times New Roman"/>
+          <w:sz w:val="24"/>
+          <w:szCs w:val="24"/>
+        </w:rPr>
+        <w:t>newnode</w:t>
+      </w:r>
+      <w:proofErr w:type="spellEnd"/>
+      <w:r>
+        <w:rPr>
+          <w:rFonts w:ascii="Times New Roman" w:hAnsi="Times New Roman" w:cs="Times New Roman"/>
+          <w:sz w:val="24"/>
+          <w:szCs w:val="24"/>
+        </w:rPr>
+        <w:t>-&gt;next = last-&gt;next;</w:t>
+      </w:r>
+    </w:p>
+    <w:p>
+      <w:pPr>
+        <w:rPr>
+          <w:rFonts w:ascii="Times New Roman" w:hAnsi="Times New Roman" w:cs="Times New Roman"/>
+          <w:sz w:val="24"/>
+          <w:szCs w:val="24"/>
+        </w:rPr>
+      </w:pPr>
+      <w:r>
+        <w:rPr>
+          <w:rFonts w:ascii="Times New Roman" w:hAnsi="Times New Roman" w:cs="Times New Roman"/>
+          <w:sz w:val="24"/>
+          <w:szCs w:val="24"/>
+        </w:rPr>
+        <w:lastRenderedPageBreak/>
+        <w:t xml:space="preserve">        last-&gt;next = </w:t>
+      </w:r>
+      <w:proofErr w:type="spellStart"/>
+      <w:r>
+        <w:rPr>
+          <w:rFonts w:ascii="Times New Roman" w:hAnsi="Times New Roman" w:cs="Times New Roman"/>
+          <w:sz w:val="24"/>
+          <w:szCs w:val="24"/>
+        </w:rPr>
+        <w:t>newnode</w:t>
+      </w:r>
+      <w:proofErr w:type="spellEnd"/>
+      <w:r>
+        <w:rPr>
+          <w:rFonts w:ascii="Times New Roman" w:hAnsi="Times New Roman" w:cs="Times New Roman"/>
+          <w:sz w:val="24"/>
+          <w:szCs w:val="24"/>
+        </w:rPr>
+        <w:t>;</w:t>
+      </w:r>
+    </w:p>
+    <w:p>
+      <w:pPr>
+        <w:rPr>
+          <w:rFonts w:ascii="Times New Roman" w:hAnsi="Times New Roman" w:cs="Times New Roman"/>
+          <w:sz w:val="24"/>
+          <w:szCs w:val="24"/>
+        </w:rPr>
+      </w:pPr>
+      <w:r>
+        <w:rPr>
+          <w:rFonts w:ascii="Times New Roman" w:hAnsi="Times New Roman" w:cs="Times New Roman"/>
+          <w:sz w:val="24"/>
+          <w:szCs w:val="24"/>
+        </w:rPr>
+        <w:t xml:space="preserve">        last = </w:t>
+      </w:r>
+      <w:proofErr w:type="spellStart"/>
+      <w:r>
+        <w:rPr>
+          <w:rFonts w:ascii="Times New Roman" w:hAnsi="Times New Roman" w:cs="Times New Roman"/>
+          <w:sz w:val="24"/>
+          <w:szCs w:val="24"/>
+        </w:rPr>
+        <w:t>newnode</w:t>
+      </w:r>
+      <w:proofErr w:type="spellEnd"/>
+      <w:r>
+        <w:rPr>
+          <w:rFonts w:ascii="Times New Roman" w:hAnsi="Times New Roman" w:cs="Times New Roman"/>
+          <w:sz w:val="24"/>
+          <w:szCs w:val="24"/>
+        </w:rPr>
+        <w:t>;</w:t>
+      </w:r>
+    </w:p>
+    <w:p>
+      <w:pPr>
+        <w:rPr>
+          <w:rFonts w:ascii="Times New Roman" w:hAnsi="Times New Roman" w:cs="Times New Roman"/>
+          <w:sz w:val="24"/>
+          <w:szCs w:val="24"/>
+        </w:rPr>
+      </w:pPr>
+      <w:r>
+        <w:rPr>
+          <w:rFonts w:ascii="Times New Roman" w:hAnsi="Times New Roman" w:cs="Times New Roman"/>
+          <w:sz w:val="24"/>
+          <w:szCs w:val="24"/>
+        </w:rPr>
+        <w:t xml:space="preserve">    }</w:t>
+      </w:r>
+    </w:p>
+    <w:p>
+      <w:pPr>
+        <w:rPr>
+          <w:rFonts w:ascii="Times New Roman" w:hAnsi="Times New Roman" w:cs="Times New Roman"/>
+          <w:sz w:val="24"/>
+          <w:szCs w:val="24"/>
+        </w:rPr>
+      </w:pPr>
+      <w:r>
+        <w:rPr>
+          <w:rFonts w:ascii="Times New Roman" w:hAnsi="Times New Roman" w:cs="Times New Roman"/>
+          <w:sz w:val="24"/>
+          <w:szCs w:val="24"/>
+        </w:rPr>
+        <w:t>}</w:t>
+      </w:r>
+    </w:p>
+    <w:p>
+      <w:pPr>
+        <w:rPr>
+          <w:rFonts w:ascii="Times New Roman" w:hAnsi="Times New Roman" w:cs="Times New Roman"/>
+          <w:sz w:val="24"/>
+          <w:szCs w:val="24"/>
+        </w:rPr>
+      </w:pPr>
+    </w:p>
+    <w:p>
+      <w:pPr>
+        <w:rPr>
+          <w:rFonts w:ascii="Times New Roman" w:hAnsi="Times New Roman" w:cs="Times New Roman"/>
+          <w:sz w:val="24"/>
+          <w:szCs w:val="24"/>
+        </w:rPr>
+      </w:pPr>
+      <w:r>
+        <w:rPr>
+          <w:rFonts w:ascii="Times New Roman" w:hAnsi="Times New Roman" w:cs="Times New Roman"/>
+          <w:sz w:val="24"/>
+          <w:szCs w:val="24"/>
+        </w:rPr>
+        <w:t>void delete() {</w:t>
+      </w:r>
+    </w:p>
+    <w:p>
+      <w:pPr>
+        <w:rPr>
+          <w:rFonts w:ascii="Times New Roman" w:hAnsi="Times New Roman" w:cs="Times New Roman"/>
+          <w:sz w:val="24"/>
+          <w:szCs w:val="24"/>
+        </w:rPr>
+      </w:pPr>
+      <w:r>
+        <w:rPr>
+          <w:rFonts w:ascii="Times New Roman" w:hAnsi="Times New Roman" w:cs="Times New Roman"/>
+          <w:sz w:val="24"/>
+          <w:szCs w:val="24"/>
+        </w:rPr>
+        <w:t xml:space="preserve">    if (last == NULL) {</w:t>
+      </w:r>
+    </w:p>
+    <w:p>
+      <w:pPr>
+        <w:rPr>
+          <w:rFonts w:ascii="Times New Roman" w:hAnsi="Times New Roman" w:cs="Times New Roman"/>
+          <w:sz w:val="24"/>
+          <w:szCs w:val="24"/>
+        </w:rPr>
+      </w:pPr>
+      <w:r>
+        <w:rPr>
+          <w:rFonts w:ascii="Times New Roman" w:hAnsi="Times New Roman" w:cs="Times New Roman"/>
+          <w:sz w:val="24"/>
+          <w:szCs w:val="24"/>
+        </w:rPr>
+        <w:t xml:space="preserve">        </w:t>
+      </w:r>
+      <w:proofErr w:type="spellStart"/>
+      <w:r>
+        <w:rPr>
+          <w:rFonts w:ascii="Times New Roman" w:hAnsi="Times New Roman" w:cs="Times New Roman"/>
+          <w:sz w:val="24"/>
+          <w:szCs w:val="24"/>
+        </w:rPr>
+        <w:t>printf</w:t>
+      </w:r>
+      <w:proofErr w:type="spellEnd"/>
+      <w:r>
+        <w:rPr>
+          <w:rFonts w:ascii="Times New Roman" w:hAnsi="Times New Roman" w:cs="Times New Roman"/>
+          <w:sz w:val="24"/>
+          <w:szCs w:val="24"/>
+        </w:rPr>
+        <w:t>("List is empty\n");</w:t>
+      </w:r>
+    </w:p>
+    <w:p>
+      <w:pPr>
+        <w:rPr>
+          <w:rFonts w:ascii="Times New Roman" w:hAnsi="Times New Roman" w:cs="Times New Roman"/>
+          <w:sz w:val="24"/>
+          <w:szCs w:val="24"/>
+        </w:rPr>
+      </w:pPr>
+      <w:r>
+        <w:rPr>
+          <w:rFonts w:ascii="Times New Roman" w:hAnsi="Times New Roman" w:cs="Times New Roman"/>
+          <w:sz w:val="24"/>
+          <w:szCs w:val="24"/>
+        </w:rPr>
+        <w:t xml:space="preserve">        return;</w:t>
+      </w:r>
+    </w:p>
+    <w:p>
+      <w:pPr>
+        <w:rPr>
+          <w:rFonts w:ascii="Times New Roman" w:hAnsi="Times New Roman" w:cs="Times New Roman"/>
+          <w:sz w:val="24"/>
+          <w:szCs w:val="24"/>
+        </w:rPr>
+      </w:pPr>
+      <w:r>
+        <w:rPr>
+          <w:rFonts w:ascii="Times New Roman" w:hAnsi="Times New Roman" w:cs="Times New Roman"/>
+          <w:sz w:val="24"/>
+          <w:szCs w:val="24"/>
+        </w:rPr>
+        <w:t xml:space="preserve">    }</w:t>
+      </w:r>
+    </w:p>
+    <w:p>
+      <w:pPr>
+        <w:rPr>
+          <w:rFonts w:ascii="Times New Roman" w:hAnsi="Times New Roman" w:cs="Times New Roman"/>
+          <w:sz w:val="24"/>
+          <w:szCs w:val="24"/>
+        </w:rPr>
+      </w:pPr>
+    </w:p>
+    <w:p>
+      <w:pPr>
+        <w:rPr>
+          <w:rFonts w:ascii="Times New Roman" w:hAnsi="Times New Roman" w:cs="Times New Roman"/>
+          <w:sz w:val="24"/>
+          <w:szCs w:val="24"/>
+        </w:rPr>
+      </w:pPr>
+      <w:r>
+        <w:rPr>
+          <w:rFonts w:ascii="Times New Roman" w:hAnsi="Times New Roman" w:cs="Times New Roman"/>
+          <w:sz w:val="24"/>
+          <w:szCs w:val="24"/>
+        </w:rPr>
+        <w:t xml:space="preserve">    </w:t>
+      </w:r>
+      <w:proofErr w:type="spellStart"/>
+      <w:r>
+        <w:rPr>
+          <w:rFonts w:ascii="Times New Roman" w:hAnsi="Times New Roman" w:cs="Times New Roman"/>
+          <w:sz w:val="24"/>
+          <w:szCs w:val="24"/>
+        </w:rPr>
+        <w:t>struct</w:t>
+      </w:r>
+      <w:proofErr w:type="spellEnd"/>
+      <w:r>
+        <w:rPr>
+          <w:rFonts w:ascii="Times New Roman" w:hAnsi="Times New Roman" w:cs="Times New Roman"/>
+          <w:sz w:val="24"/>
+          <w:szCs w:val="24"/>
+        </w:rPr>
+        <w:t xml:space="preserve"> node* temp = last-&gt;next;</w:t>
+      </w:r>
+    </w:p>
+    <w:p>
+      <w:pPr>
+        <w:rPr>
+          <w:rFonts w:ascii="Times New Roman" w:hAnsi="Times New Roman" w:cs="Times New Roman"/>
+          <w:sz w:val="24"/>
+          <w:szCs w:val="24"/>
+        </w:rPr>
+      </w:pPr>
+    </w:p>
+    <w:p>
+      <w:pPr>
+        <w:rPr>
+          <w:rFonts w:ascii="Times New Roman" w:hAnsi="Times New Roman" w:cs="Times New Roman"/>
+          <w:sz w:val="24"/>
+          <w:szCs w:val="24"/>
+        </w:rPr>
+      </w:pPr>
+      <w:r>
+        <w:rPr>
+          <w:rFonts w:ascii="Times New Roman" w:hAnsi="Times New Roman" w:cs="Times New Roman"/>
+          <w:sz w:val="24"/>
+          <w:szCs w:val="24"/>
+        </w:rPr>
+        <w:t xml:space="preserve">    if (last-&gt;next == last) {</w:t>
+      </w:r>
+    </w:p>
+    <w:p>
+      <w:pPr>
+        <w:rPr>
+          <w:rFonts w:ascii="Times New Roman" w:hAnsi="Times New Roman" w:cs="Times New Roman"/>
+          <w:sz w:val="24"/>
+          <w:szCs w:val="24"/>
+        </w:rPr>
+      </w:pPr>
+      <w:r>
+        <w:rPr>
+          <w:rFonts w:ascii="Times New Roman" w:hAnsi="Times New Roman" w:cs="Times New Roman"/>
+          <w:sz w:val="24"/>
+          <w:szCs w:val="24"/>
+        </w:rPr>
+        <w:t xml:space="preserve">        last = NULL;</w:t>
+      </w:r>
+    </w:p>
+    <w:p>
+      <w:pPr>
+        <w:rPr>
+          <w:rFonts w:ascii="Times New Roman" w:hAnsi="Times New Roman" w:cs="Times New Roman"/>
+          <w:sz w:val="24"/>
+          <w:szCs w:val="24"/>
+        </w:rPr>
+      </w:pPr>
+      <w:r>
+        <w:rPr>
+          <w:rFonts w:ascii="Times New Roman" w:hAnsi="Times New Roman" w:cs="Times New Roman"/>
+          <w:sz w:val="24"/>
+          <w:szCs w:val="24"/>
+        </w:rPr>
+        <w:t xml:space="preserve">    } else {</w:t>
+      </w:r>
+    </w:p>
+    <w:p>
+      <w:pPr>
+        <w:rPr>
+          <w:rFonts w:ascii="Times New Roman" w:hAnsi="Times New Roman" w:cs="Times New Roman"/>
+          <w:sz w:val="24"/>
+          <w:szCs w:val="24"/>
+        </w:rPr>
+      </w:pPr>
+      <w:r>
+        <w:rPr>
+          <w:rFonts w:ascii="Times New Roman" w:hAnsi="Times New Roman" w:cs="Times New Roman"/>
+          <w:sz w:val="24"/>
+          <w:szCs w:val="24"/>
+        </w:rPr>
+        <w:t xml:space="preserve">        last-&gt;next = temp-&gt;next;</w:t>
+      </w:r>
+    </w:p>
+    <w:p>
+      <w:pPr>
+        <w:rPr>
+          <w:rFonts w:ascii="Times New Roman" w:hAnsi="Times New Roman" w:cs="Times New Roman"/>
+          <w:sz w:val="24"/>
+          <w:szCs w:val="24"/>
+        </w:rPr>
+      </w:pPr>
+      <w:r>
+        <w:rPr>
+          <w:rFonts w:ascii="Times New Roman" w:hAnsi="Times New Roman" w:cs="Times New Roman"/>
+          <w:sz w:val="24"/>
+          <w:szCs w:val="24"/>
+        </w:rPr>
+        <w:t xml:space="preserve">    }</w:t>
+      </w:r>
+    </w:p>
+    <w:p>
+      <w:pPr>
+        <w:rPr>
+          <w:rFonts w:ascii="Times New Roman" w:hAnsi="Times New Roman" w:cs="Times New Roman"/>
+          <w:sz w:val="24"/>
+          <w:szCs w:val="24"/>
+        </w:rPr>
+      </w:pPr>
+    </w:p>
+    <w:p>
+      <w:pPr>
+        <w:rPr>
+          <w:rFonts w:ascii="Times New Roman" w:hAnsi="Times New Roman" w:cs="Times New Roman"/>
+          <w:sz w:val="24"/>
+          <w:szCs w:val="24"/>
+        </w:rPr>
+      </w:pPr>
+      <w:r>
+        <w:rPr>
+          <w:rFonts w:ascii="Times New Roman" w:hAnsi="Times New Roman" w:cs="Times New Roman"/>
+          <w:sz w:val="24"/>
+          <w:szCs w:val="24"/>
+        </w:rPr>
+        <w:t xml:space="preserve">    free(temp);</w:t>
+      </w:r>
+    </w:p>
+    <w:p>
+      <w:pPr>
+        <w:rPr>
+          <w:rFonts w:ascii="Times New Roman" w:hAnsi="Times New Roman" w:cs="Times New Roman"/>
+          <w:sz w:val="24"/>
+          <w:szCs w:val="24"/>
+        </w:rPr>
+      </w:pPr>
+      <w:r>
+        <w:rPr>
+          <w:rFonts w:ascii="Times New Roman" w:hAnsi="Times New Roman" w:cs="Times New Roman"/>
+          <w:sz w:val="24"/>
+          <w:szCs w:val="24"/>
+        </w:rPr>
+        <w:t>}</w:t>
+      </w:r>
+    </w:p>
+    <w:p>
+      <w:pPr>
+        <w:rPr>
+          <w:rFonts w:ascii="Times New Roman" w:hAnsi="Times New Roman" w:cs="Times New Roman"/>
+          <w:sz w:val="24"/>
+          <w:szCs w:val="24"/>
+        </w:rPr>
+      </w:pPr>
+    </w:p>
+    <w:p>
+      <w:pPr>
+        <w:rPr>
+          <w:rFonts w:ascii="Times New Roman" w:hAnsi="Times New Roman" w:cs="Times New Roman"/>
+          <w:sz w:val="24"/>
+          <w:szCs w:val="24"/>
+        </w:rPr>
+      </w:pPr>
+      <w:r>
+        <w:rPr>
+          <w:rFonts w:ascii="Times New Roman" w:hAnsi="Times New Roman" w:cs="Times New Roman"/>
+          <w:sz w:val="24"/>
+          <w:szCs w:val="24"/>
+        </w:rPr>
+        <w:t>void display() {</w:t>
+      </w:r>
+    </w:p>
+    <w:p>
+      <w:pPr>
+        <w:rPr>
+          <w:rFonts w:ascii="Times New Roman" w:hAnsi="Times New Roman" w:cs="Times New Roman"/>
+          <w:sz w:val="24"/>
+          <w:szCs w:val="24"/>
+        </w:rPr>
+      </w:pPr>
+      <w:r>
+        <w:rPr>
+          <w:rFonts w:ascii="Times New Roman" w:hAnsi="Times New Roman" w:cs="Times New Roman"/>
+          <w:sz w:val="24"/>
+          <w:szCs w:val="24"/>
+        </w:rPr>
+        <w:t xml:space="preserve">    if (last == NULL) {</w:t>
+      </w:r>
+    </w:p>
+    <w:p>
+      <w:pPr>
+        <w:rPr>
+          <w:rFonts w:ascii="Times New Roman" w:hAnsi="Times New Roman" w:cs="Times New Roman"/>
+          <w:sz w:val="24"/>
+          <w:szCs w:val="24"/>
+        </w:rPr>
+      </w:pPr>
+      <w:r>
+        <w:rPr>
+          <w:rFonts w:ascii="Times New Roman" w:hAnsi="Times New Roman" w:cs="Times New Roman"/>
+          <w:sz w:val="24"/>
+          <w:szCs w:val="24"/>
+        </w:rPr>
+        <w:t xml:space="preserve">        </w:t>
+      </w:r>
+      <w:proofErr w:type="spellStart"/>
+      <w:r>
+        <w:rPr>
+          <w:rFonts w:ascii="Times New Roman" w:hAnsi="Times New Roman" w:cs="Times New Roman"/>
+          <w:sz w:val="24"/>
+          <w:szCs w:val="24"/>
+        </w:rPr>
+        <w:t>printf</w:t>
+      </w:r>
+      <w:proofErr w:type="spellEnd"/>
+      <w:r>
+        <w:rPr>
+          <w:rFonts w:ascii="Times New Roman" w:hAnsi="Times New Roman" w:cs="Times New Roman"/>
+          <w:sz w:val="24"/>
+          <w:szCs w:val="24"/>
+        </w:rPr>
+        <w:t>("List is empty\n");</w:t>
+      </w:r>
+    </w:p>
+    <w:p>
+      <w:pPr>
+        <w:rPr>
+          <w:rFonts w:ascii="Times New Roman" w:hAnsi="Times New Roman" w:cs="Times New Roman"/>
+          <w:sz w:val="24"/>
+          <w:szCs w:val="24"/>
+        </w:rPr>
+      </w:pPr>
+      <w:r>
+        <w:rPr>
+          <w:rFonts w:ascii="Times New Roman" w:hAnsi="Times New Roman" w:cs="Times New Roman"/>
+          <w:sz w:val="24"/>
+          <w:szCs w:val="24"/>
+        </w:rPr>
+        <w:t xml:space="preserve">        return;</w:t>
+      </w:r>
+    </w:p>
+    <w:p>
+      <w:pPr>
+        <w:rPr>
+          <w:rFonts w:ascii="Times New Roman" w:hAnsi="Times New Roman" w:cs="Times New Roman"/>
+          <w:sz w:val="24"/>
+          <w:szCs w:val="24"/>
+        </w:rPr>
+      </w:pPr>
+      <w:r>
+        <w:rPr>
+          <w:rFonts w:ascii="Times New Roman" w:hAnsi="Times New Roman" w:cs="Times New Roman"/>
+          <w:sz w:val="24"/>
+          <w:szCs w:val="24"/>
+        </w:rPr>
+        <w:t xml:space="preserve">    }</w:t>
+      </w:r>
+    </w:p>
+    <w:p>
+      <w:pPr>
+        <w:rPr>
+          <w:rFonts w:ascii="Times New Roman" w:hAnsi="Times New Roman" w:cs="Times New Roman"/>
+          <w:sz w:val="24"/>
+          <w:szCs w:val="24"/>
+        </w:rPr>
+      </w:pPr>
+    </w:p>
+    <w:p>
+      <w:pPr>
+        <w:rPr>
+          <w:rFonts w:ascii="Times New Roman" w:hAnsi="Times New Roman" w:cs="Times New Roman"/>
+          <w:sz w:val="24"/>
+          <w:szCs w:val="24"/>
+        </w:rPr>
+      </w:pPr>
+      <w:r>
+        <w:rPr>
+          <w:rFonts w:ascii="Times New Roman" w:hAnsi="Times New Roman" w:cs="Times New Roman"/>
+          <w:sz w:val="24"/>
+          <w:szCs w:val="24"/>
+        </w:rPr>
+        <w:t xml:space="preserve">    </w:t>
+      </w:r>
+      <w:proofErr w:type="spellStart"/>
+      <w:r>
+        <w:rPr>
+          <w:rFonts w:ascii="Times New Roman" w:hAnsi="Times New Roman" w:cs="Times New Roman"/>
+          <w:sz w:val="24"/>
+          <w:szCs w:val="24"/>
+        </w:rPr>
+        <w:t>struct</w:t>
+      </w:r>
+      <w:proofErr w:type="spellEnd"/>
+      <w:r>
+        <w:rPr>
+          <w:rFonts w:ascii="Times New Roman" w:hAnsi="Times New Roman" w:cs="Times New Roman"/>
+          <w:sz w:val="24"/>
+          <w:szCs w:val="24"/>
+        </w:rPr>
+        <w:t xml:space="preserve"> node* temp = last-&gt;next;</w:t>
+      </w:r>
+    </w:p>
+    <w:p>
+      <w:pPr>
+        <w:rPr>
+          <w:rFonts w:ascii="Times New Roman" w:hAnsi="Times New Roman" w:cs="Times New Roman"/>
+          <w:sz w:val="24"/>
+          <w:szCs w:val="24"/>
+        </w:rPr>
+      </w:pPr>
+    </w:p>
+    <w:p>
+      <w:pPr>
+        <w:rPr>
+          <w:rFonts w:ascii="Times New Roman" w:hAnsi="Times New Roman" w:cs="Times New Roman"/>
+          <w:sz w:val="24"/>
+          <w:szCs w:val="24"/>
+        </w:rPr>
+      </w:pPr>
+      <w:r>
+        <w:rPr>
+          <w:rFonts w:ascii="Times New Roman" w:hAnsi="Times New Roman" w:cs="Times New Roman"/>
+          <w:sz w:val="24"/>
+          <w:szCs w:val="24"/>
+        </w:rPr>
+        <w:lastRenderedPageBreak/>
+        <w:t xml:space="preserve">    do {</w:t>
+      </w:r>
+    </w:p>
+    <w:p>
+      <w:pPr>
+        <w:rPr>
+          <w:rFonts w:ascii="Times New Roman" w:hAnsi="Times New Roman" w:cs="Times New Roman"/>
+          <w:sz w:val="24"/>
+          <w:szCs w:val="24"/>
+        </w:rPr>
+      </w:pPr>
+      <w:r>
+        <w:rPr>
+          <w:rFonts w:ascii="Times New Roman" w:hAnsi="Times New Roman" w:cs="Times New Roman"/>
+          <w:sz w:val="24"/>
+          <w:szCs w:val="24"/>
+        </w:rPr>
+        <w:t xml:space="preserve">        </w:t>
+      </w:r>
+      <w:proofErr w:type="spellStart"/>
+      <w:r>
+        <w:rPr>
+          <w:rFonts w:ascii="Times New Roman" w:hAnsi="Times New Roman" w:cs="Times New Roman"/>
+          <w:sz w:val="24"/>
+          <w:szCs w:val="24"/>
+        </w:rPr>
+        <w:t>printf</w:t>
+      </w:r>
+      <w:proofErr w:type="spellEnd"/>
+      <w:r>
+        <w:rPr>
+          <w:rFonts w:ascii="Times New Roman" w:hAnsi="Times New Roman" w:cs="Times New Roman"/>
+          <w:sz w:val="24"/>
+          <w:szCs w:val="24"/>
+        </w:rPr>
+        <w:t>("%d -&gt; ", temp-&gt;data);</w:t>
+      </w:r>
+    </w:p>
+    <w:p>
+      <w:pPr>
+        <w:rPr>
+          <w:rFonts w:ascii="Times New Roman" w:hAnsi="Times New Roman" w:cs="Times New Roman"/>
+          <w:sz w:val="24"/>
+          <w:szCs w:val="24"/>
+        </w:rPr>
+      </w:pPr>
+      <w:r>
+        <w:rPr>
+          <w:rFonts w:ascii="Times New Roman" w:hAnsi="Times New Roman" w:cs="Times New Roman"/>
+          <w:sz w:val="24"/>
+          <w:szCs w:val="24"/>
+        </w:rPr>
+        <w:t xml:space="preserve">        temp = temp-&gt;next;</w:t>
+      </w:r>
+    </w:p>
+    <w:p>
+      <w:pPr>
+        <w:rPr>
+          <w:rFonts w:ascii="Times New Roman" w:hAnsi="Times New Roman" w:cs="Times New Roman"/>
+          <w:sz w:val="24"/>
+          <w:szCs w:val="24"/>
+        </w:rPr>
+      </w:pPr>
+      <w:r>
+        <w:rPr>
+          <w:rFonts w:ascii="Times New Roman" w:hAnsi="Times New Roman" w:cs="Times New Roman"/>
+          <w:sz w:val="24"/>
+          <w:szCs w:val="24"/>
+        </w:rPr>
+        <w:t xml:space="preserve">    } while (temp != last-&gt;next);</w:t>
+      </w:r>
+    </w:p>
+    <w:p>
+      <w:pPr>
+        <w:rPr>
+          <w:rFonts w:ascii="Times New Roman" w:hAnsi="Times New Roman" w:cs="Times New Roman"/>
+          <w:sz w:val="24"/>
+          <w:szCs w:val="24"/>
+        </w:rPr>
+      </w:pPr>
+    </w:p>
+    <w:p>
+      <w:pPr>
+        <w:rPr>
+          <w:rFonts w:ascii="Times New Roman" w:hAnsi="Times New Roman" w:cs="Times New Roman"/>
+          <w:sz w:val="24"/>
+          <w:szCs w:val="24"/>
+        </w:rPr>
+      </w:pPr>
+      <w:r>
+        <w:rPr>
+          <w:rFonts w:ascii="Times New Roman" w:hAnsi="Times New Roman" w:cs="Times New Roman"/>
+          <w:sz w:val="24"/>
+          <w:szCs w:val="24"/>
+        </w:rPr>
+        <w:t xml:space="preserve">    </w:t>
+      </w:r>
+      <w:proofErr w:type="spellStart"/>
+      <w:r>
+        <w:rPr>
+          <w:rFonts w:ascii="Times New Roman" w:hAnsi="Times New Roman" w:cs="Times New Roman"/>
+          <w:sz w:val="24"/>
+          <w:szCs w:val="24"/>
+        </w:rPr>
+        <w:t>printf</w:t>
+      </w:r>
+      <w:proofErr w:type="spellEnd"/>
+      <w:r>
+        <w:rPr>
+          <w:rFonts w:ascii="Times New Roman" w:hAnsi="Times New Roman" w:cs="Times New Roman"/>
+          <w:sz w:val="24"/>
+          <w:szCs w:val="24"/>
+        </w:rPr>
+        <w:t>("(Back to Start)\n");</w:t>
+      </w:r>
+    </w:p>
+    <w:p>
+      <w:pPr>
+        <w:rPr>
+          <w:rFonts w:ascii="Times New Roman" w:hAnsi="Times New Roman" w:cs="Times New Roman"/>
+          <w:sz w:val="24"/>
+          <w:szCs w:val="24"/>
+        </w:rPr>
+      </w:pPr>
+      <w:r>
+        <w:rPr>
+          <w:rFonts w:ascii="Times New Roman" w:hAnsi="Times New Roman" w:cs="Times New Roman"/>
+          <w:sz w:val="24"/>
+          <w:szCs w:val="24"/>
+        </w:rPr>
+        <w:t>}</w:t>
+      </w:r>
+    </w:p>
+    <w:p>
+      <w:pPr>
+        <w:rPr>
+          <w:rFonts w:ascii="Times New Roman" w:hAnsi="Times New Roman" w:cs="Times New Roman"/>
+          <w:sz w:val="24"/>
+          <w:szCs w:val="24"/>
+        </w:rPr>
+      </w:pPr>
+    </w:p>
+    <w:p>
+      <w:pPr>
+        <w:rPr>
+          <w:rFonts w:ascii="Times New Roman" w:hAnsi="Times New Roman" w:cs="Times New Roman"/>
+          <w:sz w:val="24"/>
+          <w:szCs w:val="24"/>
+        </w:rPr>
+      </w:pPr>
+      <w:proofErr w:type="spellStart"/>
+      <w:r>
+        <w:rPr>
+          <w:rFonts w:ascii="Times New Roman" w:hAnsi="Times New Roman" w:cs="Times New Roman"/>
+          <w:sz w:val="24"/>
+          <w:szCs w:val="24"/>
+        </w:rPr>
+        <w:t>int</w:t>
+      </w:r>
+      <w:proofErr w:type="spellEnd"/>
+      <w:r>
+        <w:rPr>
+          <w:rFonts w:ascii="Times New Roman" w:hAnsi="Times New Roman" w:cs="Times New Roman"/>
+          <w:sz w:val="24"/>
+          <w:szCs w:val="24"/>
+        </w:rPr>
+        <w:t xml:space="preserve"> main() {</w:t>
+      </w:r>
+    </w:p>
+    <w:p>
+      <w:pPr>
+        <w:rPr>
+          <w:rFonts w:ascii="Times New Roman" w:hAnsi="Times New Roman" w:cs="Times New Roman"/>
+          <w:sz w:val="24"/>
+          <w:szCs w:val="24"/>
+        </w:rPr>
+      </w:pPr>
+      <w:r>
+        <w:rPr>
+          <w:rFonts w:ascii="Times New Roman" w:hAnsi="Times New Roman" w:cs="Times New Roman"/>
+          <w:sz w:val="24"/>
+          <w:szCs w:val="24"/>
+        </w:rPr>
+        <w:t xml:space="preserve">    insert(5);</w:t>
+      </w:r>
+    </w:p>
+    <w:p>
+      <w:pPr>
+        <w:rPr>
+          <w:rFonts w:ascii="Times New Roman" w:hAnsi="Times New Roman" w:cs="Times New Roman"/>
+          <w:sz w:val="24"/>
+          <w:szCs w:val="24"/>
+        </w:rPr>
+      </w:pPr>
+      <w:r>
+        <w:rPr>
+          <w:rFonts w:ascii="Times New Roman" w:hAnsi="Times New Roman" w:cs="Times New Roman"/>
+          <w:sz w:val="24"/>
+          <w:szCs w:val="24"/>
+        </w:rPr>
+        <w:t xml:space="preserve">    insert(15);</w:t>
+      </w:r>
+    </w:p>
+    <w:p>
+      <w:pPr>
+        <w:rPr>
+          <w:rFonts w:ascii="Times New Roman" w:hAnsi="Times New Roman" w:cs="Times New Roman"/>
+          <w:sz w:val="24"/>
+          <w:szCs w:val="24"/>
+        </w:rPr>
+      </w:pPr>
+      <w:r>
+        <w:rPr>
+          <w:rFonts w:ascii="Times New Roman" w:hAnsi="Times New Roman" w:cs="Times New Roman"/>
+          <w:sz w:val="24"/>
+          <w:szCs w:val="24"/>
+        </w:rPr>
+        <w:t xml:space="preserve">    insert(25);</w:t>
+      </w:r>
+    </w:p>
+    <w:p>
+      <w:pPr>
+        <w:rPr>
+          <w:rFonts w:ascii="Times New Roman" w:hAnsi="Times New Roman" w:cs="Times New Roman"/>
+          <w:sz w:val="24"/>
+          <w:szCs w:val="24"/>
+        </w:rPr>
+      </w:pPr>
+    </w:p>
+    <w:p>
+      <w:pPr>
+        <w:rPr>
+          <w:rFonts w:ascii="Times New Roman" w:hAnsi="Times New Roman" w:cs="Times New Roman"/>
+          <w:sz w:val="24"/>
+          <w:szCs w:val="24"/>
+        </w:rPr>
+      </w:pPr>
+      <w:r>
+        <w:rPr>
+          <w:rFonts w:ascii="Times New Roman" w:hAnsi="Times New Roman" w:cs="Times New Roman"/>
+          <w:sz w:val="24"/>
+          <w:szCs w:val="24"/>
+        </w:rPr>
+        <w:t xml:space="preserve">    </w:t>
+      </w:r>
+      <w:proofErr w:type="spellStart"/>
+      <w:r>
+        <w:rPr>
+          <w:rFonts w:ascii="Times New Roman" w:hAnsi="Times New Roman" w:cs="Times New Roman"/>
+          <w:sz w:val="24"/>
+          <w:szCs w:val="24"/>
+        </w:rPr>
+        <w:t>printf</w:t>
+      </w:r>
+      <w:proofErr w:type="spellEnd"/>
+      <w:r>
+        <w:rPr>
+          <w:rFonts w:ascii="Times New Roman" w:hAnsi="Times New Roman" w:cs="Times New Roman"/>
+          <w:sz w:val="24"/>
+          <w:szCs w:val="24"/>
+        </w:rPr>
+        <w:t>("Circular Linked List:\n");</w:t>
+      </w:r>
+    </w:p>
+    <w:p>
+      <w:pPr>
+        <w:rPr>
+          <w:rFonts w:ascii="Times New Roman" w:hAnsi="Times New Roman" w:cs="Times New Roman"/>
+          <w:sz w:val="24"/>
+          <w:szCs w:val="24"/>
+        </w:rPr>
+      </w:pPr>
+      <w:r>
+        <w:rPr>
+          <w:rFonts w:ascii="Times New Roman" w:hAnsi="Times New Roman" w:cs="Times New Roman"/>
+          <w:sz w:val="24"/>
+          <w:szCs w:val="24"/>
+        </w:rPr>
+        <w:t xml:space="preserve">    display();</w:t>
+      </w:r>
+    </w:p>
+    <w:p>
+      <w:pPr>
+        <w:rPr>
+          <w:rFonts w:ascii="Times New Roman" w:hAnsi="Times New Roman" w:cs="Times New Roman"/>
+          <w:sz w:val="24"/>
+          <w:szCs w:val="24"/>
+        </w:rPr>
+      </w:pPr>
+    </w:p>
+    <w:p>
+      <w:pPr>
+        <w:rPr>
+          <w:rFonts w:ascii="Times New Roman" w:hAnsi="Times New Roman" w:cs="Times New Roman"/>
+          <w:sz w:val="24"/>
+          <w:szCs w:val="24"/>
+        </w:rPr>
+      </w:pPr>
+      <w:r>
+        <w:rPr>
+          <w:rFonts w:ascii="Times New Roman" w:hAnsi="Times New Roman" w:cs="Times New Roman"/>
+          <w:sz w:val="24"/>
+          <w:szCs w:val="24"/>
+        </w:rPr>
+        <w:t xml:space="preserve">    delete();</w:t>
+      </w:r>
+    </w:p>
+    <w:p>
+      <w:pPr>
+        <w:rPr>
+          <w:rFonts w:ascii="Times New Roman" w:hAnsi="Times New Roman" w:cs="Times New Roman"/>
+          <w:sz w:val="24"/>
+          <w:szCs w:val="24"/>
+        </w:rPr>
+      </w:pPr>
+      <w:r>
+        <w:rPr>
+          <w:rFonts w:ascii="Times New Roman" w:hAnsi="Times New Roman" w:cs="Times New Roman"/>
+          <w:sz w:val="24"/>
+          <w:szCs w:val="24"/>
+        </w:rPr>
+        <w:t xml:space="preserve">    </w:t>
+      </w:r>
+      <w:proofErr w:type="spellStart"/>
+      <w:r>
+        <w:rPr>
+          <w:rFonts w:ascii="Times New Roman" w:hAnsi="Times New Roman" w:cs="Times New Roman"/>
+          <w:sz w:val="24"/>
+          <w:szCs w:val="24"/>
+        </w:rPr>
+        <w:t>printf</w:t>
+      </w:r>
+      <w:proofErr w:type="spellEnd"/>
+      <w:r>
+        <w:rPr>
+          <w:rFonts w:ascii="Times New Roman" w:hAnsi="Times New Roman" w:cs="Times New Roman"/>
+          <w:sz w:val="24"/>
+          <w:szCs w:val="24"/>
+        </w:rPr>
+        <w:t>("After Deletion:\n");</w:t>
+      </w:r>
+    </w:p>
+    <w:p>
+      <w:pPr>
+        <w:rPr>
+          <w:rFonts w:ascii="Times New Roman" w:hAnsi="Times New Roman" w:cs="Times New Roman"/>
+          <w:sz w:val="24"/>
+          <w:szCs w:val="24"/>
+        </w:rPr>
+      </w:pPr>
+      <w:r>
+        <w:rPr>
+          <w:rFonts w:ascii="Times New Roman" w:hAnsi="Times New Roman" w:cs="Times New Roman"/>
+          <w:sz w:val="24"/>
+          <w:szCs w:val="24"/>
+        </w:rPr>
+        <w:t xml:space="preserve">    display();</w:t>
+      </w:r>
+    </w:p>
+    <w:p>
+      <w:pPr>
+        <w:rPr>
+          <w:rFonts w:ascii="Times New Roman" w:hAnsi="Times New Roman" w:cs="Times New Roman"/>
+          <w:sz w:val="24"/>
+          <w:szCs w:val="24"/>
+        </w:rPr>
+      </w:pPr>
+    </w:p>
+    <w:p>
+      <w:pPr>
+        <w:rPr>
+          <w:rFonts w:ascii="Times New Roman" w:hAnsi="Times New Roman" w:cs="Times New Roman"/>
+          <w:sz w:val="24"/>
+          <w:szCs w:val="24"/>
+        </w:rPr>
+      </w:pPr>
+      <w:r>
+        <w:rPr>
+          <w:rFonts w:ascii="Times New Roman" w:hAnsi="Times New Roman" w:cs="Times New Roman"/>
+          <w:sz w:val="24"/>
+          <w:szCs w:val="24"/>
+        </w:rPr>
+        <w:t xml:space="preserve">    return 0;</w:t>
+      </w:r>
+    </w:p>
+    <w:p>
+      <w:pPr>
+        <w:rPr>
+          <w:rFonts w:ascii="Times New Roman" w:hAnsi="Times New Roman" w:cs="Times New Roman"/>
+          <w:sz w:val="24"/>
+          <w:szCs w:val="24"/>
+        </w:rPr>
+      </w:pPr>
+      <w:r>
+        <w:rPr>
+          <w:rFonts w:ascii="Times New Roman" w:hAnsi="Times New Roman" w:cs="Times New Roman"/>
+          <w:sz w:val="24"/>
+          <w:szCs w:val="24"/>
+        </w:rPr>
+        <w:t>}</w:t>
+      </w:r>
+    </w:p>
+    <w:p>
+      <w:pPr>
+        <w:rPr>
+          <w:rFonts w:ascii="Times New Roman" w:hAnsi="Times New Roman" w:cs="Times New Roman"/>
+          <w:sz w:val="24"/>
+          <w:szCs w:val="24"/>
+        </w:rPr>
+      </w:pPr>
+    </w:p>
+    <w:p>
+      <w:pPr>
+        <w:rPr>
+          <w:rFonts w:ascii="Times New Roman" w:hAnsi="Times New Roman" w:cs="Times New Roman"/>
+          <w:sz w:val="24"/>
+          <w:szCs w:val="24"/>
+        </w:rPr>
+      </w:pPr>
+    </w:p>
+    <w:p>
+      <w:pPr>
+        <w:rPr>
+          <w:rFonts w:ascii="Times New Roman" w:hAnsi="Times New Roman" w:cs="Times New Roman"/>
+          <w:sz w:val="24"/>
+          <w:szCs w:val="24"/>
+        </w:rPr>
+      </w:pPr>
+      <w:r>
+        <w:rPr>
+          <w:rFonts w:ascii="Times New Roman" w:hAnsi="Times New Roman" w:cs="Times New Roman"/>
+          <w:sz w:val="24"/>
+          <w:szCs w:val="24"/>
+        </w:rPr>
+        <w:t xml:space="preserve">10. </w:t>
+      </w:r>
+      <w:r>
+        <w:rPr>
+          <w:rFonts w:ascii="Times New Roman" w:hAnsi="Times New Roman" w:cs="Times New Roman"/>
+          <w:sz w:val="24"/>
+          <w:szCs w:val="24"/>
+        </w:rPr>
+        <w:t>Write a program to perform all operations: -</w:t>
+      </w:r>
+    </w:p>
+    <w:p>
+      <w:pPr>
+        <w:pStyle w:val="ListParagraph"/>
+        <w:numPr>
+          <w:ilvl w:val="0"/>
+          <w:numId w:val="11"/>
+        </w:numPr>
+        <w:rPr>
+          <w:rFonts w:ascii="Times New Roman" w:hAnsi="Times New Roman" w:cs="Times New Roman"/>
+          <w:sz w:val="24"/>
+          <w:szCs w:val="24"/>
+        </w:rPr>
+      </w:pPr>
+      <w:r>
+        <w:rPr>
+          <w:rFonts w:ascii="Times New Roman" w:hAnsi="Times New Roman" w:cs="Times New Roman"/>
+          <w:sz w:val="24"/>
+          <w:szCs w:val="24"/>
+        </w:rPr>
+        <w:t xml:space="preserve">For Stack using Linked List. </w:t>
+      </w:r>
+    </w:p>
+    <w:p>
+      <w:pPr>
+        <w:pStyle w:val="ListParagraph"/>
+        <w:numPr>
+          <w:ilvl w:val="0"/>
+          <w:numId w:val="11"/>
+        </w:numPr>
+        <w:rPr>
+          <w:rFonts w:ascii="Times New Roman" w:hAnsi="Times New Roman" w:cs="Times New Roman"/>
+          <w:sz w:val="24"/>
+          <w:szCs w:val="24"/>
+        </w:rPr>
+      </w:pPr>
+      <w:r>
+        <w:rPr>
+          <w:rFonts w:ascii="Times New Roman" w:hAnsi="Times New Roman" w:cs="Times New Roman"/>
+          <w:sz w:val="24"/>
+          <w:szCs w:val="24"/>
+        </w:rPr>
+        <w:t>For Queue using Linked List.</w:t>
+      </w:r>
+    </w:p>
+    <w:p>
+      <w:pPr>
+        <w:pStyle w:val="ListParagraph"/>
+        <w:numPr>
+          <w:ilvl w:val="0"/>
+          <w:numId w:val="11"/>
+        </w:numPr>
+        <w:rPr>
+          <w:rFonts w:ascii="Times New Roman" w:hAnsi="Times New Roman" w:cs="Times New Roman"/>
+          <w:sz w:val="24"/>
+          <w:szCs w:val="24"/>
+        </w:rPr>
+      </w:pPr>
+      <w:r>
+        <w:rPr>
+          <w:rFonts w:ascii="Times New Roman" w:hAnsi="Times New Roman" w:cs="Times New Roman"/>
+          <w:sz w:val="24"/>
+          <w:szCs w:val="24"/>
+        </w:rPr>
+        <w:t>For Circular Queue using Link</w:t>
+      </w:r>
+      <w:r>
+        <w:rPr>
+          <w:rFonts w:ascii="Times New Roman" w:hAnsi="Times New Roman" w:cs="Times New Roman"/>
+          <w:sz w:val="24"/>
+          <w:szCs w:val="24"/>
+        </w:rPr>
+        <w:t>ed List.</w:t>
+      </w:r>
+    </w:p>
+    <w:p>
+      <w:pPr>
+        <w:rPr>
+          <w:rFonts w:ascii="Times New Roman" w:hAnsi="Times New Roman" w:cs="Times New Roman"/>
+          <w:sz w:val="24"/>
+          <w:szCs w:val="24"/>
+        </w:rPr>
+      </w:pPr>
+      <w:r>
+        <w:rPr>
+          <w:rFonts w:ascii="Times New Roman" w:hAnsi="Times New Roman" w:cs="Times New Roman"/>
+          <w:sz w:val="24"/>
+          <w:szCs w:val="24"/>
+        </w:rPr>
+        <w:t>#include &lt;</w:t>
+      </w:r>
+      <w:proofErr w:type="spellStart"/>
+      <w:r>
+        <w:rPr>
+          <w:rFonts w:ascii="Times New Roman" w:hAnsi="Times New Roman" w:cs="Times New Roman"/>
+          <w:sz w:val="24"/>
+          <w:szCs w:val="24"/>
+        </w:rPr>
+        <w:t>stdio.h</w:t>
+      </w:r>
+      <w:proofErr w:type="spellEnd"/>
+      <w:r>
+        <w:rPr>
+          <w:rFonts w:ascii="Times New Roman" w:hAnsi="Times New Roman" w:cs="Times New Roman"/>
+          <w:sz w:val="24"/>
+          <w:szCs w:val="24"/>
+        </w:rPr>
+        <w:t>&gt;</w:t>
+      </w:r>
+    </w:p>
+    <w:p>
+      <w:pPr>
+        <w:rPr>
+          <w:rFonts w:ascii="Times New Roman" w:hAnsi="Times New Roman" w:cs="Times New Roman"/>
+          <w:sz w:val="24"/>
+          <w:szCs w:val="24"/>
+        </w:rPr>
+      </w:pPr>
+      <w:r>
+        <w:rPr>
+          <w:rFonts w:ascii="Times New Roman" w:hAnsi="Times New Roman" w:cs="Times New Roman"/>
+          <w:sz w:val="24"/>
+          <w:szCs w:val="24"/>
+        </w:rPr>
+        <w:t>#include &lt;</w:t>
+      </w:r>
+      <w:proofErr w:type="spellStart"/>
+      <w:r>
+        <w:rPr>
+          <w:rFonts w:ascii="Times New Roman" w:hAnsi="Times New Roman" w:cs="Times New Roman"/>
+          <w:sz w:val="24"/>
+          <w:szCs w:val="24"/>
+        </w:rPr>
+        <w:t>stdlib.h</w:t>
+      </w:r>
+      <w:proofErr w:type="spellEnd"/>
+      <w:r>
+        <w:rPr>
+          <w:rFonts w:ascii="Times New Roman" w:hAnsi="Times New Roman" w:cs="Times New Roman"/>
+          <w:sz w:val="24"/>
+          <w:szCs w:val="24"/>
+        </w:rPr>
+        <w:t>&gt;</w:t>
+      </w:r>
+    </w:p>
+    <w:p>
+      <w:pPr>
+        <w:rPr>
+          <w:rFonts w:ascii="Times New Roman" w:hAnsi="Times New Roman" w:cs="Times New Roman"/>
+          <w:sz w:val="24"/>
+          <w:szCs w:val="24"/>
+        </w:rPr>
+      </w:pPr>
+    </w:p>
+    <w:p>
+      <w:pPr>
+        <w:rPr>
+          <w:rFonts w:ascii="Times New Roman" w:hAnsi="Times New Roman" w:cs="Times New Roman"/>
+          <w:sz w:val="24"/>
+          <w:szCs w:val="24"/>
+        </w:rPr>
+      </w:pPr>
+      <w:proofErr w:type="spellStart"/>
+      <w:r>
+        <w:rPr>
+          <w:rFonts w:ascii="Times New Roman" w:hAnsi="Times New Roman" w:cs="Times New Roman"/>
+          <w:sz w:val="24"/>
+          <w:szCs w:val="24"/>
+        </w:rPr>
+        <w:lastRenderedPageBreak/>
+        <w:t>struct</w:t>
+      </w:r>
+      <w:proofErr w:type="spellEnd"/>
+      <w:r>
+        <w:rPr>
+          <w:rFonts w:ascii="Times New Roman" w:hAnsi="Times New Roman" w:cs="Times New Roman"/>
+          <w:sz w:val="24"/>
+          <w:szCs w:val="24"/>
+        </w:rPr>
+        <w:t xml:space="preserve"> node {</w:t>
+      </w:r>
+    </w:p>
+    <w:p>
+      <w:pPr>
+        <w:rPr>
+          <w:rFonts w:ascii="Times New Roman" w:hAnsi="Times New Roman" w:cs="Times New Roman"/>
+          <w:sz w:val="24"/>
+          <w:szCs w:val="24"/>
+        </w:rPr>
+      </w:pPr>
+      <w:r>
+        <w:rPr>
+          <w:rFonts w:ascii="Times New Roman" w:hAnsi="Times New Roman" w:cs="Times New Roman"/>
+          <w:sz w:val="24"/>
+          <w:szCs w:val="24"/>
+        </w:rPr>
+        <w:t xml:space="preserve">    </w:t>
+      </w:r>
+      <w:proofErr w:type="spellStart"/>
+      <w:r>
+        <w:rPr>
+          <w:rFonts w:ascii="Times New Roman" w:hAnsi="Times New Roman" w:cs="Times New Roman"/>
+          <w:sz w:val="24"/>
+          <w:szCs w:val="24"/>
+        </w:rPr>
+        <w:t>int</w:t>
+      </w:r>
+      <w:proofErr w:type="spellEnd"/>
+      <w:r>
+        <w:rPr>
+          <w:rFonts w:ascii="Times New Roman" w:hAnsi="Times New Roman" w:cs="Times New Roman"/>
+          <w:sz w:val="24"/>
+          <w:szCs w:val="24"/>
+        </w:rPr>
+        <w:t xml:space="preserve"> data;</w:t>
+      </w:r>
+    </w:p>
+    <w:p>
+      <w:pPr>
+        <w:rPr>
+          <w:rFonts w:ascii="Times New Roman" w:hAnsi="Times New Roman" w:cs="Times New Roman"/>
+          <w:sz w:val="24"/>
+          <w:szCs w:val="24"/>
+        </w:rPr>
+      </w:pPr>
+      <w:r>
+        <w:rPr>
+          <w:rFonts w:ascii="Times New Roman" w:hAnsi="Times New Roman" w:cs="Times New Roman"/>
+          <w:sz w:val="24"/>
+          <w:szCs w:val="24"/>
+        </w:rPr>
+        <w:t xml:space="preserve">    </w:t>
+      </w:r>
+      <w:proofErr w:type="spellStart"/>
+      <w:r>
+        <w:rPr>
+          <w:rFonts w:ascii="Times New Roman" w:hAnsi="Times New Roman" w:cs="Times New Roman"/>
+          <w:sz w:val="24"/>
+          <w:szCs w:val="24"/>
+        </w:rPr>
+        <w:t>struct</w:t>
+      </w:r>
+      <w:proofErr w:type="spellEnd"/>
+      <w:r>
+        <w:rPr>
+          <w:rFonts w:ascii="Times New Roman" w:hAnsi="Times New Roman" w:cs="Times New Roman"/>
+          <w:sz w:val="24"/>
+          <w:szCs w:val="24"/>
+        </w:rPr>
+        <w:t xml:space="preserve"> node* next;</w:t>
+      </w:r>
+    </w:p>
+    <w:p>
+      <w:pPr>
+        <w:rPr>
+          <w:rFonts w:ascii="Times New Roman" w:hAnsi="Times New Roman" w:cs="Times New Roman"/>
+          <w:sz w:val="24"/>
+          <w:szCs w:val="24"/>
+        </w:rPr>
+      </w:pPr>
+      <w:r>
+        <w:rPr>
+          <w:rFonts w:ascii="Times New Roman" w:hAnsi="Times New Roman" w:cs="Times New Roman"/>
+          <w:sz w:val="24"/>
+          <w:szCs w:val="24"/>
+        </w:rPr>
+        <w:t>};</w:t>
+      </w:r>
+    </w:p>
+    <w:p>
+      <w:pPr>
+        <w:rPr>
+          <w:rFonts w:ascii="Times New Roman" w:hAnsi="Times New Roman" w:cs="Times New Roman"/>
+          <w:sz w:val="24"/>
+          <w:szCs w:val="24"/>
+        </w:rPr>
+      </w:pPr>
+      <w:bookmarkStart w:id="0" w:name="_GoBack"/>
+      <w:bookmarkEnd w:id="0"/>
+    </w:p>
+    <w:p>
+      <w:pPr>
+        <w:rPr>
+          <w:rFonts w:ascii="Times New Roman" w:hAnsi="Times New Roman" w:cs="Times New Roman"/>
+          <w:sz w:val="24"/>
+          <w:szCs w:val="24"/>
+        </w:rPr>
+      </w:pPr>
+      <w:proofErr w:type="spellStart"/>
+      <w:r>
+        <w:rPr>
+          <w:rFonts w:ascii="Times New Roman" w:hAnsi="Times New Roman" w:cs="Times New Roman"/>
+          <w:sz w:val="24"/>
+          <w:szCs w:val="24"/>
+        </w:rPr>
+        <w:t>struct</w:t>
+      </w:r>
+      <w:proofErr w:type="spellEnd"/>
+      <w:r>
+        <w:rPr>
+          <w:rFonts w:ascii="Times New Roman" w:hAnsi="Times New Roman" w:cs="Times New Roman"/>
+          <w:sz w:val="24"/>
+          <w:szCs w:val="24"/>
+        </w:rPr>
+        <w:t xml:space="preserve"> node *front = NULL, *rear = NULL;</w:t>
+      </w:r>
+    </w:p>
+    <w:p>
+      <w:pPr>
+        <w:rPr>
+          <w:rFonts w:ascii="Times New Roman" w:hAnsi="Times New Roman" w:cs="Times New Roman"/>
+          <w:sz w:val="24"/>
+          <w:szCs w:val="24"/>
+        </w:rPr>
+      </w:pPr>
+    </w:p>
+    <w:p>
+      <w:pPr>
+        <w:rPr>
+          <w:rFonts w:ascii="Times New Roman" w:hAnsi="Times New Roman" w:cs="Times New Roman"/>
+          <w:sz w:val="24"/>
+          <w:szCs w:val="24"/>
+        </w:rPr>
+      </w:pPr>
+      <w:r>
+        <w:rPr>
+          <w:rFonts w:ascii="Times New Roman" w:hAnsi="Times New Roman" w:cs="Times New Roman"/>
+          <w:sz w:val="24"/>
+          <w:szCs w:val="24"/>
+        </w:rPr>
+        <w:t xml:space="preserve">void </w:t>
+      </w:r>
+      <w:proofErr w:type="spellStart"/>
+      <w:r>
+        <w:rPr>
+          <w:rFonts w:ascii="Times New Roman" w:hAnsi="Times New Roman" w:cs="Times New Roman"/>
+          <w:sz w:val="24"/>
+          <w:szCs w:val="24"/>
+        </w:rPr>
+        <w:t>enqueue</w:t>
+      </w:r>
+      <w:proofErr w:type="spellEnd"/>
+      <w:r>
+        <w:rPr>
+          <w:rFonts w:ascii="Times New Roman" w:hAnsi="Times New Roman" w:cs="Times New Roman"/>
+          <w:sz w:val="24"/>
+          <w:szCs w:val="24"/>
+        </w:rPr>
+        <w:t>(</w:t>
+      </w:r>
+      <w:proofErr w:type="spellStart"/>
+      <w:r>
+        <w:rPr>
+          <w:rFonts w:ascii="Times New Roman" w:hAnsi="Times New Roman" w:cs="Times New Roman"/>
+          <w:sz w:val="24"/>
+          <w:szCs w:val="24"/>
+        </w:rPr>
+        <w:t>int</w:t>
+      </w:r>
+      <w:proofErr w:type="spellEnd"/>
+      <w:r>
+        <w:rPr>
+          <w:rFonts w:ascii="Times New Roman" w:hAnsi="Times New Roman" w:cs="Times New Roman"/>
+          <w:sz w:val="24"/>
+          <w:szCs w:val="24"/>
+        </w:rPr>
+        <w:t xml:space="preserve"> value) {</w:t>
+      </w:r>
+    </w:p>
+    <w:p>
+      <w:pPr>
+        <w:rPr>
+          <w:rFonts w:ascii="Times New Roman" w:hAnsi="Times New Roman" w:cs="Times New Roman"/>
+          <w:sz w:val="24"/>
+          <w:szCs w:val="24"/>
+        </w:rPr>
+      </w:pPr>
+      <w:r>
+        <w:rPr>
+          <w:rFonts w:ascii="Times New Roman" w:hAnsi="Times New Roman" w:cs="Times New Roman"/>
+          <w:sz w:val="24"/>
+          <w:szCs w:val="24"/>
+        </w:rPr>
+        <w:t xml:space="preserve">    </w:t>
+      </w:r>
+      <w:proofErr w:type="spellStart"/>
+      <w:r>
+        <w:rPr>
+          <w:rFonts w:ascii="Times New Roman" w:hAnsi="Times New Roman" w:cs="Times New Roman"/>
+          <w:sz w:val="24"/>
+          <w:szCs w:val="24"/>
+        </w:rPr>
+        <w:t>struct</w:t>
+      </w:r>
+      <w:proofErr w:type="spellEnd"/>
+      <w:r>
+        <w:rPr>
+          <w:rFonts w:ascii="Times New Roman" w:hAnsi="Times New Roman" w:cs="Times New Roman"/>
+          <w:sz w:val="24"/>
+          <w:szCs w:val="24"/>
+        </w:rPr>
+        <w:t xml:space="preserve"> node* </w:t>
+      </w:r>
+      <w:proofErr w:type="spellStart"/>
+      <w:r>
+        <w:rPr>
+          <w:rFonts w:ascii="Times New Roman" w:hAnsi="Times New Roman" w:cs="Times New Roman"/>
+          <w:sz w:val="24"/>
+          <w:szCs w:val="24"/>
+        </w:rPr>
+        <w:t>newnode</w:t>
+      </w:r>
+      <w:proofErr w:type="spellEnd"/>
+      <w:r>
+        <w:rPr>
+          <w:rFonts w:ascii="Times New Roman" w:hAnsi="Times New Roman" w:cs="Times New Roman"/>
+          <w:sz w:val="24"/>
+          <w:szCs w:val="24"/>
+        </w:rPr>
+        <w:t xml:space="preserve"> = (</w:t>
+      </w:r>
+      <w:proofErr w:type="spellStart"/>
+      <w:r>
+        <w:rPr>
+          <w:rFonts w:ascii="Times New Roman" w:hAnsi="Times New Roman" w:cs="Times New Roman"/>
+          <w:sz w:val="24"/>
+          <w:szCs w:val="24"/>
+        </w:rPr>
+        <w:t>struct</w:t>
+      </w:r>
+      <w:proofErr w:type="spellEnd"/>
+      <w:r>
+        <w:rPr>
+          <w:rFonts w:ascii="Times New Roman" w:hAnsi="Times New Roman" w:cs="Times New Roman"/>
+          <w:sz w:val="24"/>
+          <w:szCs w:val="24"/>
+        </w:rPr>
+        <w:t xml:space="preserve"> node*)</w:t>
+      </w:r>
+      <w:proofErr w:type="spellStart"/>
+      <w:r>
+        <w:rPr>
+          <w:rFonts w:ascii="Times New Roman" w:hAnsi="Times New Roman" w:cs="Times New Roman"/>
+          <w:sz w:val="24"/>
+          <w:szCs w:val="24"/>
+        </w:rPr>
+        <w:t>malloc</w:t>
+      </w:r>
+      <w:proofErr w:type="spellEnd"/>
+      <w:r>
+        <w:rPr>
+          <w:rFonts w:ascii="Times New Roman" w:hAnsi="Times New Roman" w:cs="Times New Roman"/>
+          <w:sz w:val="24"/>
+          <w:szCs w:val="24"/>
+        </w:rPr>
+        <w:t>(</w:t>
+      </w:r>
+      <w:proofErr w:type="spellStart"/>
+      <w:r>
+        <w:rPr>
+          <w:rFonts w:ascii="Times New Roman" w:hAnsi="Times New Roman" w:cs="Times New Roman"/>
+          <w:sz w:val="24"/>
+          <w:szCs w:val="24"/>
+        </w:rPr>
+        <w:t>sizeof</w:t>
+      </w:r>
+      <w:proofErr w:type="spellEnd"/>
+      <w:r>
+        <w:rPr>
+          <w:rFonts w:ascii="Times New Roman" w:hAnsi="Times New Roman" w:cs="Times New Roman"/>
+          <w:sz w:val="24"/>
+          <w:szCs w:val="24"/>
+        </w:rPr>
+        <w:t>(</w:t>
+      </w:r>
+      <w:proofErr w:type="spellStart"/>
+      <w:r>
+        <w:rPr>
+          <w:rFonts w:ascii="Times New Roman" w:hAnsi="Times New Roman" w:cs="Times New Roman"/>
+          <w:sz w:val="24"/>
+          <w:szCs w:val="24"/>
+        </w:rPr>
+        <w:t>struct</w:t>
+      </w:r>
+      <w:proofErr w:type="spellEnd"/>
+      <w:r>
+        <w:rPr>
+          <w:rFonts w:ascii="Times New Roman" w:hAnsi="Times New Roman" w:cs="Times New Roman"/>
+          <w:sz w:val="24"/>
+          <w:szCs w:val="24"/>
+        </w:rPr>
+        <w:t xml:space="preserve"> node));</w:t>
+      </w:r>
+    </w:p>
+    <w:p>
+      <w:pPr>
+        <w:rPr>
+          <w:rFonts w:ascii="Times New Roman" w:hAnsi="Times New Roman" w:cs="Times New Roman"/>
+          <w:sz w:val="24"/>
+          <w:szCs w:val="24"/>
+        </w:rPr>
+      </w:pPr>
+      <w:r>
+        <w:rPr>
+          <w:rFonts w:ascii="Times New Roman" w:hAnsi="Times New Roman" w:cs="Times New Roman"/>
+          <w:sz w:val="24"/>
+          <w:szCs w:val="24"/>
+        </w:rPr>
+        <w:t xml:space="preserve">    </w:t>
+      </w:r>
+      <w:proofErr w:type="spellStart"/>
+      <w:r>
+        <w:rPr>
+          <w:rFonts w:ascii="Times New Roman" w:hAnsi="Times New Roman" w:cs="Times New Roman"/>
+          <w:sz w:val="24"/>
+          <w:szCs w:val="24"/>
+        </w:rPr>
+        <w:t>newnode</w:t>
+      </w:r>
+      <w:proofErr w:type="spellEnd"/>
+      <w:r>
+        <w:rPr>
+          <w:rFonts w:ascii="Times New Roman" w:hAnsi="Times New Roman" w:cs="Times New Roman"/>
+          <w:sz w:val="24"/>
+          <w:szCs w:val="24"/>
+        </w:rPr>
+        <w:t>-&gt;data = value;</w:t>
+      </w:r>
+    </w:p>
+    <w:p>
+      <w:pPr>
+        <w:rPr>
+          <w:rFonts w:ascii="Times New Roman" w:hAnsi="Times New Roman" w:cs="Times New Roman"/>
+          <w:sz w:val="24"/>
+          <w:szCs w:val="24"/>
+        </w:rPr>
+      </w:pPr>
+      <w:r>
+        <w:rPr>
+          <w:rFonts w:ascii="Times New Roman" w:hAnsi="Times New Roman" w:cs="Times New Roman"/>
+          <w:sz w:val="24"/>
+          <w:szCs w:val="24"/>
+        </w:rPr>
+        <w:t xml:space="preserve">    </w:t>
+      </w:r>
+      <w:proofErr w:type="spellStart"/>
+      <w:r>
+        <w:rPr>
+          <w:rFonts w:ascii="Times New Roman" w:hAnsi="Times New Roman" w:cs="Times New Roman"/>
+          <w:sz w:val="24"/>
+          <w:szCs w:val="24"/>
+        </w:rPr>
+        <w:t>newnode</w:t>
+      </w:r>
+      <w:proofErr w:type="spellEnd"/>
+      <w:r>
+        <w:rPr>
+          <w:rFonts w:ascii="Times New Roman" w:hAnsi="Times New Roman" w:cs="Times New Roman"/>
+          <w:sz w:val="24"/>
+          <w:szCs w:val="24"/>
+        </w:rPr>
+        <w:t>-&gt;next = NULL;</w:t>
+      </w:r>
+    </w:p>
+    <w:p>
+      <w:pPr>
+        <w:rPr>
+          <w:rFonts w:ascii="Times New Roman" w:hAnsi="Times New Roman" w:cs="Times New Roman"/>
+          <w:sz w:val="24"/>
+          <w:szCs w:val="24"/>
+        </w:rPr>
+      </w:pPr>
+    </w:p>
+    <w:p>
+      <w:pPr>
+        <w:rPr>
+          <w:rFonts w:ascii="Times New Roman" w:hAnsi="Times New Roman" w:cs="Times New Roman"/>
+          <w:sz w:val="24"/>
+          <w:szCs w:val="24"/>
+        </w:rPr>
+      </w:pPr>
+      <w:r>
+        <w:rPr>
+          <w:rFonts w:ascii="Times New Roman" w:hAnsi="Times New Roman" w:cs="Times New Roman"/>
+          <w:sz w:val="24"/>
+          <w:szCs w:val="24"/>
+        </w:rPr>
+        <w:t xml:space="preserve">    if (rear == NULL) {</w:t>
+      </w:r>
+    </w:p>
+    <w:p>
+      <w:pPr>
+        <w:rPr>
+          <w:rFonts w:ascii="Times New Roman" w:hAnsi="Times New Roman" w:cs="Times New Roman"/>
+          <w:sz w:val="24"/>
+          <w:szCs w:val="24"/>
+        </w:rPr>
+      </w:pPr>
+      <w:r>
+        <w:rPr>
+          <w:rFonts w:ascii="Times New Roman" w:hAnsi="Times New Roman" w:cs="Times New Roman"/>
+          <w:sz w:val="24"/>
+          <w:szCs w:val="24"/>
+        </w:rPr>
+        <w:t xml:space="preserve">        front = rear = </w:t>
+      </w:r>
+      <w:proofErr w:type="spellStart"/>
+      <w:r>
+        <w:rPr>
+          <w:rFonts w:ascii="Times New Roman" w:hAnsi="Times New Roman" w:cs="Times New Roman"/>
+          <w:sz w:val="24"/>
+          <w:szCs w:val="24"/>
+        </w:rPr>
+        <w:t>newnode</w:t>
+      </w:r>
+      <w:proofErr w:type="spellEnd"/>
+      <w:r>
+        <w:rPr>
+          <w:rFonts w:ascii="Times New Roman" w:hAnsi="Times New Roman" w:cs="Times New Roman"/>
+          <w:sz w:val="24"/>
+          <w:szCs w:val="24"/>
+        </w:rPr>
+        <w:t>;</w:t>
+      </w:r>
+    </w:p>
+    <w:p>
+      <w:pPr>
+        <w:rPr>
+          <w:rFonts w:ascii="Times New Roman" w:hAnsi="Times New Roman" w:cs="Times New Roman"/>
+          <w:sz w:val="24"/>
+          <w:szCs w:val="24"/>
+        </w:rPr>
+      </w:pPr>
+      <w:r>
+        <w:rPr>
+          <w:rFonts w:ascii="Times New Roman" w:hAnsi="Times New Roman" w:cs="Times New Roman"/>
+          <w:sz w:val="24"/>
+          <w:szCs w:val="24"/>
+        </w:rPr>
+        <w:t xml:space="preserve">        return;</w:t>
+      </w:r>
+    </w:p>
+    <w:p>
+      <w:pPr>
+        <w:rPr>
+          <w:rFonts w:ascii="Times New Roman" w:hAnsi="Times New Roman" w:cs="Times New Roman"/>
+          <w:sz w:val="24"/>
+          <w:szCs w:val="24"/>
+        </w:rPr>
+      </w:pPr>
+      <w:r>
+        <w:rPr>
+          <w:rFonts w:ascii="Times New Roman" w:hAnsi="Times New Roman" w:cs="Times New Roman"/>
+          <w:sz w:val="24"/>
+          <w:szCs w:val="24"/>
+        </w:rPr>
+        <w:t xml:space="preserve">    }</w:t>
+      </w:r>
+    </w:p>
+    <w:p>
+      <w:pPr>
+        <w:rPr>
+          <w:rFonts w:ascii="Times New Roman" w:hAnsi="Times New Roman" w:cs="Times New Roman"/>
+          <w:sz w:val="24"/>
+          <w:szCs w:val="24"/>
+        </w:rPr>
+      </w:pPr>
+    </w:p>
+    <w:p>
+      <w:pPr>
+        <w:rPr>
+          <w:rFonts w:ascii="Times New Roman" w:hAnsi="Times New Roman" w:cs="Times New Roman"/>
+          <w:sz w:val="24"/>
+          <w:szCs w:val="24"/>
+        </w:rPr>
+      </w:pPr>
+      <w:r>
+        <w:rPr>
+          <w:rFonts w:ascii="Times New Roman" w:hAnsi="Times New Roman" w:cs="Times New Roman"/>
+          <w:sz w:val="24"/>
+          <w:szCs w:val="24"/>
+        </w:rPr>
+        <w:t xml:space="preserve">    rear-&gt;next = </w:t>
+      </w:r>
+      <w:proofErr w:type="spellStart"/>
+      <w:r>
+        <w:rPr>
+          <w:rFonts w:ascii="Times New Roman" w:hAnsi="Times New Roman" w:cs="Times New Roman"/>
+          <w:sz w:val="24"/>
+          <w:szCs w:val="24"/>
+        </w:rPr>
+        <w:t>newnode</w:t>
+      </w:r>
+      <w:proofErr w:type="spellEnd"/>
+      <w:r>
+        <w:rPr>
+          <w:rFonts w:ascii="Times New Roman" w:hAnsi="Times New Roman" w:cs="Times New Roman"/>
+          <w:sz w:val="24"/>
+          <w:szCs w:val="24"/>
+        </w:rPr>
+        <w:t>;</w:t>
+      </w:r>
+    </w:p>
+    <w:p>
+      <w:pPr>
+        <w:rPr>
+          <w:rFonts w:ascii="Times New Roman" w:hAnsi="Times New Roman" w:cs="Times New Roman"/>
+          <w:sz w:val="24"/>
+          <w:szCs w:val="24"/>
+        </w:rPr>
+      </w:pPr>
+      <w:r>
+        <w:rPr>
+          <w:rFonts w:ascii="Times New Roman" w:hAnsi="Times New Roman" w:cs="Times New Roman"/>
+          <w:sz w:val="24"/>
+          <w:szCs w:val="24"/>
+        </w:rPr>
+        <w:t xml:space="preserve">    rear = </w:t>
+      </w:r>
+      <w:proofErr w:type="spellStart"/>
+      <w:r>
+        <w:rPr>
+          <w:rFonts w:ascii="Times New Roman" w:hAnsi="Times New Roman" w:cs="Times New Roman"/>
+          <w:sz w:val="24"/>
+          <w:szCs w:val="24"/>
+        </w:rPr>
+        <w:t>newnode</w:t>
+      </w:r>
+      <w:proofErr w:type="spellEnd"/>
+      <w:r>
+        <w:rPr>
+          <w:rFonts w:ascii="Times New Roman" w:hAnsi="Times New Roman" w:cs="Times New Roman"/>
+          <w:sz w:val="24"/>
+          <w:szCs w:val="24"/>
+        </w:rPr>
+        <w:t>;</w:t>
+      </w:r>
+    </w:p>
+    <w:p>
+      <w:pPr>
+        <w:rPr>
+          <w:rFonts w:ascii="Times New Roman" w:hAnsi="Times New Roman" w:cs="Times New Roman"/>
+          <w:sz w:val="24"/>
+          <w:szCs w:val="24"/>
+        </w:rPr>
+      </w:pPr>
+      <w:r>
+        <w:rPr>
+          <w:rFonts w:ascii="Times New Roman" w:hAnsi="Times New Roman" w:cs="Times New Roman"/>
+          <w:sz w:val="24"/>
+          <w:szCs w:val="24"/>
+        </w:rPr>
+        <w:t>}</w:t>
+      </w:r>
+    </w:p>
+    <w:p>
+      <w:pPr>
+        <w:rPr>
+          <w:rFonts w:ascii="Times New Roman" w:hAnsi="Times New Roman" w:cs="Times New Roman"/>
+          <w:sz w:val="24"/>
+          <w:szCs w:val="24"/>
+        </w:rPr>
+      </w:pPr>
+    </w:p>
+    <w:p>
+      <w:pPr>
+        <w:rPr>
+          <w:rFonts w:ascii="Times New Roman" w:hAnsi="Times New Roman" w:cs="Times New Roman"/>
+          <w:sz w:val="24"/>
+          <w:szCs w:val="24"/>
+        </w:rPr>
+      </w:pPr>
+      <w:r>
+        <w:rPr>
+          <w:rFonts w:ascii="Times New Roman" w:hAnsi="Times New Roman" w:cs="Times New Roman"/>
+          <w:sz w:val="24"/>
+          <w:szCs w:val="24"/>
+        </w:rPr>
+        <w:t xml:space="preserve">void </w:t>
+      </w:r>
+      <w:proofErr w:type="spellStart"/>
+      <w:r>
+        <w:rPr>
+          <w:rFonts w:ascii="Times New Roman" w:hAnsi="Times New Roman" w:cs="Times New Roman"/>
+          <w:sz w:val="24"/>
+          <w:szCs w:val="24"/>
+        </w:rPr>
+        <w:t>dequeue</w:t>
+      </w:r>
+      <w:proofErr w:type="spellEnd"/>
+      <w:r>
+        <w:rPr>
+          <w:rFonts w:ascii="Times New Roman" w:hAnsi="Times New Roman" w:cs="Times New Roman"/>
+          <w:sz w:val="24"/>
+          <w:szCs w:val="24"/>
+        </w:rPr>
+        <w:t>() {</w:t>
+      </w:r>
+    </w:p>
+    <w:p>
+      <w:pPr>
+        <w:rPr>
+          <w:rFonts w:ascii="Times New Roman" w:hAnsi="Times New Roman" w:cs="Times New Roman"/>
+          <w:sz w:val="24"/>
+          <w:szCs w:val="24"/>
+        </w:rPr>
+      </w:pPr>
+      <w:r>
+        <w:rPr>
+          <w:rFonts w:ascii="Times New Roman" w:hAnsi="Times New Roman" w:cs="Times New Roman"/>
+          <w:sz w:val="24"/>
+          <w:szCs w:val="24"/>
+        </w:rPr>
+        <w:t xml:space="preserve">    if (front == NULL) {</w:t>
+      </w:r>
+    </w:p>
+    <w:p>
+      <w:pPr>
+        <w:rPr>
+          <w:rFonts w:ascii="Times New Roman" w:hAnsi="Times New Roman" w:cs="Times New Roman"/>
+          <w:sz w:val="24"/>
+          <w:szCs w:val="24"/>
+        </w:rPr>
+      </w:pPr>
+      <w:r>
+        <w:rPr>
+          <w:rFonts w:ascii="Times New Roman" w:hAnsi="Times New Roman" w:cs="Times New Roman"/>
+          <w:sz w:val="24"/>
+          <w:szCs w:val="24"/>
+        </w:rPr>
+        <w:t xml:space="preserve">        </w:t>
+      </w:r>
+      <w:proofErr w:type="spellStart"/>
+      <w:r>
+        <w:rPr>
+          <w:rFonts w:ascii="Times New Roman" w:hAnsi="Times New Roman" w:cs="Times New Roman"/>
+          <w:sz w:val="24"/>
+          <w:szCs w:val="24"/>
+        </w:rPr>
+        <w:t>printf</w:t>
+      </w:r>
+      <w:proofErr w:type="spellEnd"/>
+      <w:r>
+        <w:rPr>
+          <w:rFonts w:ascii="Times New Roman" w:hAnsi="Times New Roman" w:cs="Times New Roman"/>
+          <w:sz w:val="24"/>
+          <w:szCs w:val="24"/>
+        </w:rPr>
+        <w:t>("Queue Underflow\n");</w:t>
+      </w:r>
+    </w:p>
+    <w:p>
+      <w:pPr>
+        <w:rPr>
+          <w:rFonts w:ascii="Times New Roman" w:hAnsi="Times New Roman" w:cs="Times New Roman"/>
+          <w:sz w:val="24"/>
+          <w:szCs w:val="24"/>
+        </w:rPr>
+      </w:pPr>
+      <w:r>
+        <w:rPr>
+          <w:rFonts w:ascii="Times New Roman" w:hAnsi="Times New Roman" w:cs="Times New Roman"/>
+          <w:sz w:val="24"/>
+          <w:szCs w:val="24"/>
+        </w:rPr>
+        <w:t xml:space="preserve">        return;</w:t>
+      </w:r>
+    </w:p>
+    <w:p>
+      <w:pPr>
+        <w:rPr>
+          <w:rFonts w:ascii="Times New Roman" w:hAnsi="Times New Roman" w:cs="Times New Roman"/>
+          <w:sz w:val="24"/>
+          <w:szCs w:val="24"/>
+        </w:rPr>
+      </w:pPr>
+      <w:r>
+        <w:rPr>
+          <w:rFonts w:ascii="Times New Roman" w:hAnsi="Times New Roman" w:cs="Times New Roman"/>
+          <w:sz w:val="24"/>
+          <w:szCs w:val="24"/>
+        </w:rPr>
+        <w:t xml:space="preserve">    }</w:t>
+      </w:r>
+    </w:p>
+    <w:p>
+      <w:pPr>
+        <w:rPr>
+          <w:rFonts w:ascii="Times New Roman" w:hAnsi="Times New Roman" w:cs="Times New Roman"/>
+          <w:sz w:val="24"/>
+          <w:szCs w:val="24"/>
+        </w:rPr>
+      </w:pPr>
+    </w:p>
+    <w:p>
+      <w:pPr>
+        <w:rPr>
+          <w:rFonts w:ascii="Times New Roman" w:hAnsi="Times New Roman" w:cs="Times New Roman"/>
+          <w:sz w:val="24"/>
+          <w:szCs w:val="24"/>
+        </w:rPr>
+      </w:pPr>
+      <w:r>
+        <w:rPr>
+          <w:rFonts w:ascii="Times New Roman" w:hAnsi="Times New Roman" w:cs="Times New Roman"/>
+          <w:sz w:val="24"/>
+          <w:szCs w:val="24"/>
+        </w:rPr>
+        <w:t xml:space="preserve">    </w:t>
+      </w:r>
+      <w:proofErr w:type="spellStart"/>
+      <w:r>
+        <w:rPr>
+          <w:rFonts w:ascii="Times New Roman" w:hAnsi="Times New Roman" w:cs="Times New Roman"/>
+          <w:sz w:val="24"/>
+          <w:szCs w:val="24"/>
+        </w:rPr>
+        <w:t>struct</w:t>
+      </w:r>
+      <w:proofErr w:type="spellEnd"/>
+      <w:r>
+        <w:rPr>
+          <w:rFonts w:ascii="Times New Roman" w:hAnsi="Times New Roman" w:cs="Times New Roman"/>
+          <w:sz w:val="24"/>
+          <w:szCs w:val="24"/>
+        </w:rPr>
+        <w:t xml:space="preserve"> node* temp = front;</w:t>
+      </w:r>
+    </w:p>
+    <w:p>
+      <w:pPr>
+        <w:rPr>
+          <w:rFonts w:ascii="Times New Roman" w:hAnsi="Times New Roman" w:cs="Times New Roman"/>
+          <w:sz w:val="24"/>
+          <w:szCs w:val="24"/>
+        </w:rPr>
+      </w:pPr>
+      <w:r>
+        <w:rPr>
+          <w:rFonts w:ascii="Times New Roman" w:hAnsi="Times New Roman" w:cs="Times New Roman"/>
+          <w:sz w:val="24"/>
+          <w:szCs w:val="24"/>
+        </w:rPr>
+        <w:t xml:space="preserve">    front = front-&gt;next;</w:t>
+      </w:r>
+    </w:p>
+    <w:p>
+      <w:pPr>
+        <w:rPr>
+          <w:rFonts w:ascii="Times New Roman" w:hAnsi="Times New Roman" w:cs="Times New Roman"/>
+          <w:sz w:val="24"/>
+          <w:szCs w:val="24"/>
+        </w:rPr>
+      </w:pPr>
+    </w:p>
+    <w:p>
+      <w:pPr>
+        <w:rPr>
+          <w:rFonts w:ascii="Times New Roman" w:hAnsi="Times New Roman" w:cs="Times New Roman"/>
+          <w:sz w:val="24"/>
+          <w:szCs w:val="24"/>
+        </w:rPr>
+      </w:pPr>
+      <w:r>
+        <w:rPr>
+          <w:rFonts w:ascii="Times New Roman" w:hAnsi="Times New Roman" w:cs="Times New Roman"/>
+          <w:sz w:val="24"/>
+          <w:szCs w:val="24"/>
+        </w:rPr>
+        <w:lastRenderedPageBreak/>
+        <w:t xml:space="preserve">    if (front == NULL)</w:t>
+      </w:r>
+    </w:p>
+    <w:p>
+      <w:pPr>
+        <w:rPr>
+          <w:rFonts w:ascii="Times New Roman" w:hAnsi="Times New Roman" w:cs="Times New Roman"/>
+          <w:sz w:val="24"/>
+          <w:szCs w:val="24"/>
+        </w:rPr>
+      </w:pPr>
+      <w:r>
+        <w:rPr>
+          <w:rFonts w:ascii="Times New Roman" w:hAnsi="Times New Roman" w:cs="Times New Roman"/>
+          <w:sz w:val="24"/>
+          <w:szCs w:val="24"/>
+        </w:rPr>
+        <w:t xml:space="preserve">        rear = NULL;</w:t>
+      </w:r>
+    </w:p>
+    <w:p>
+      <w:pPr>
+        <w:rPr>
+          <w:rFonts w:ascii="Times New Roman" w:hAnsi="Times New Roman" w:cs="Times New Roman"/>
+          <w:sz w:val="24"/>
+          <w:szCs w:val="24"/>
+        </w:rPr>
+      </w:pPr>
+    </w:p>
+    <w:p>
+      <w:pPr>
+        <w:rPr>
+          <w:rFonts w:ascii="Times New Roman" w:hAnsi="Times New Roman" w:cs="Times New Roman"/>
+          <w:sz w:val="24"/>
+          <w:szCs w:val="24"/>
+        </w:rPr>
+      </w:pPr>
+      <w:r>
+        <w:rPr>
+          <w:rFonts w:ascii="Times New Roman" w:hAnsi="Times New Roman" w:cs="Times New Roman"/>
+          <w:sz w:val="24"/>
+          <w:szCs w:val="24"/>
+        </w:rPr>
+        <w:t xml:space="preserve">    free(temp);</w:t>
+      </w:r>
+    </w:p>
+    <w:p>
+      <w:pPr>
+        <w:rPr>
+          <w:rFonts w:ascii="Times New Roman" w:hAnsi="Times New Roman" w:cs="Times New Roman"/>
+          <w:sz w:val="24"/>
+          <w:szCs w:val="24"/>
+        </w:rPr>
+      </w:pPr>
+      <w:r>
+        <w:rPr>
+          <w:rFonts w:ascii="Times New Roman" w:hAnsi="Times New Roman" w:cs="Times New Roman"/>
+          <w:sz w:val="24"/>
+          <w:szCs w:val="24"/>
+        </w:rPr>
+        <w:t>}</w:t>
+      </w:r>
+    </w:p>
+    <w:p>
+      <w:pPr>
+        <w:rPr>
+          <w:rFonts w:ascii="Times New Roman" w:hAnsi="Times New Roman" w:cs="Times New Roman"/>
+          <w:sz w:val="24"/>
+          <w:szCs w:val="24"/>
+        </w:rPr>
+      </w:pPr>
+    </w:p>
+    <w:p>
+      <w:pPr>
+        <w:rPr>
+          <w:rFonts w:ascii="Times New Roman" w:hAnsi="Times New Roman" w:cs="Times New Roman"/>
+          <w:sz w:val="24"/>
+          <w:szCs w:val="24"/>
+        </w:rPr>
+      </w:pPr>
+      <w:r>
+        <w:rPr>
+          <w:rFonts w:ascii="Times New Roman" w:hAnsi="Times New Roman" w:cs="Times New Roman"/>
+          <w:sz w:val="24"/>
+          <w:szCs w:val="24"/>
+        </w:rPr>
+        <w:t>void display() {</w:t>
+      </w:r>
+    </w:p>
+    <w:p>
+      <w:pPr>
+        <w:rPr>
+          <w:rFonts w:ascii="Times New Roman" w:hAnsi="Times New Roman" w:cs="Times New Roman"/>
+          <w:sz w:val="24"/>
+          <w:szCs w:val="24"/>
+        </w:rPr>
+      </w:pPr>
+      <w:r>
+        <w:rPr>
+          <w:rFonts w:ascii="Times New Roman" w:hAnsi="Times New Roman" w:cs="Times New Roman"/>
+          <w:sz w:val="24"/>
+          <w:szCs w:val="24"/>
+        </w:rPr>
+        <w:t xml:space="preserve">    </w:t>
+      </w:r>
+      <w:proofErr w:type="spellStart"/>
+      <w:r>
+        <w:rPr>
+          <w:rFonts w:ascii="Times New Roman" w:hAnsi="Times New Roman" w:cs="Times New Roman"/>
+          <w:sz w:val="24"/>
+          <w:szCs w:val="24"/>
+        </w:rPr>
+        <w:t>struct</w:t>
+      </w:r>
+      <w:proofErr w:type="spellEnd"/>
+      <w:r>
+        <w:rPr>
+          <w:rFonts w:ascii="Times New Roman" w:hAnsi="Times New Roman" w:cs="Times New Roman"/>
+          <w:sz w:val="24"/>
+          <w:szCs w:val="24"/>
+        </w:rPr>
+        <w:t xml:space="preserve"> node* temp = front;</w:t>
+      </w:r>
+    </w:p>
+    <w:p>
+      <w:pPr>
+        <w:rPr>
+          <w:rFonts w:ascii="Times New Roman" w:hAnsi="Times New Roman" w:cs="Times New Roman"/>
+          <w:sz w:val="24"/>
+          <w:szCs w:val="24"/>
+        </w:rPr>
+      </w:pPr>
+    </w:p>
+    <w:p>
+      <w:pPr>
+        <w:rPr>
+          <w:rFonts w:ascii="Times New Roman" w:hAnsi="Times New Roman" w:cs="Times New Roman"/>
+          <w:sz w:val="24"/>
+          <w:szCs w:val="24"/>
+        </w:rPr>
+      </w:pPr>
+      <w:r>
+        <w:rPr>
+          <w:rFonts w:ascii="Times New Roman" w:hAnsi="Times New Roman" w:cs="Times New Roman"/>
+          <w:sz w:val="24"/>
+          <w:szCs w:val="24"/>
+        </w:rPr>
+        <w:t xml:space="preserve">    while (temp != NULL) {</w:t>
+      </w:r>
+    </w:p>
+    <w:p>
+      <w:pPr>
+        <w:rPr>
+          <w:rFonts w:ascii="Times New Roman" w:hAnsi="Times New Roman" w:cs="Times New Roman"/>
+          <w:sz w:val="24"/>
+          <w:szCs w:val="24"/>
+        </w:rPr>
+      </w:pPr>
+      <w:r>
+        <w:rPr>
+          <w:rFonts w:ascii="Times New Roman" w:hAnsi="Times New Roman" w:cs="Times New Roman"/>
+          <w:sz w:val="24"/>
+          <w:szCs w:val="24"/>
+        </w:rPr>
+        <w:t xml:space="preserve">        </w:t>
+      </w:r>
+      <w:proofErr w:type="spellStart"/>
+      <w:r>
+        <w:rPr>
+          <w:rFonts w:ascii="Times New Roman" w:hAnsi="Times New Roman" w:cs="Times New Roman"/>
+          <w:sz w:val="24"/>
+          <w:szCs w:val="24"/>
+        </w:rPr>
+        <w:t>printf</w:t>
+      </w:r>
+      <w:proofErr w:type="spellEnd"/>
+      <w:r>
+        <w:rPr>
+          <w:rFonts w:ascii="Times New Roman" w:hAnsi="Times New Roman" w:cs="Times New Roman"/>
+          <w:sz w:val="24"/>
+          <w:szCs w:val="24"/>
+        </w:rPr>
+        <w:t>("%d -&gt; ", temp-&gt;data);</w:t>
+      </w:r>
+    </w:p>
+    <w:p>
+      <w:pPr>
+        <w:rPr>
+          <w:rFonts w:ascii="Times New Roman" w:hAnsi="Times New Roman" w:cs="Times New Roman"/>
+          <w:sz w:val="24"/>
+          <w:szCs w:val="24"/>
+        </w:rPr>
+      </w:pPr>
+      <w:r>
+        <w:rPr>
+          <w:rFonts w:ascii="Times New Roman" w:hAnsi="Times New Roman" w:cs="Times New Roman"/>
+          <w:sz w:val="24"/>
+          <w:szCs w:val="24"/>
+        </w:rPr>
+        <w:t xml:space="preserve">        temp = temp-&gt;next;</w:t>
+      </w:r>
+    </w:p>
+    <w:p>
+      <w:pPr>
+        <w:rPr>
+          <w:rFonts w:ascii="Times New Roman" w:hAnsi="Times New Roman" w:cs="Times New Roman"/>
+          <w:sz w:val="24"/>
+          <w:szCs w:val="24"/>
+        </w:rPr>
+      </w:pPr>
+      <w:r>
+        <w:rPr>
+          <w:rFonts w:ascii="Times New Roman" w:hAnsi="Times New Roman" w:cs="Times New Roman"/>
+          <w:sz w:val="24"/>
+          <w:szCs w:val="24"/>
+        </w:rPr>
+        <w:t xml:space="preserve">    }</w:t>
+      </w:r>
+    </w:p>
+    <w:p>
+      <w:pPr>
+        <w:rPr>
+          <w:rFonts w:ascii="Times New Roman" w:hAnsi="Times New Roman" w:cs="Times New Roman"/>
+          <w:sz w:val="24"/>
+          <w:szCs w:val="24"/>
+        </w:rPr>
+      </w:pPr>
+    </w:p>
+    <w:p>
+      <w:pPr>
+        <w:rPr>
+          <w:rFonts w:ascii="Times New Roman" w:hAnsi="Times New Roman" w:cs="Times New Roman"/>
+          <w:sz w:val="24"/>
+          <w:szCs w:val="24"/>
+        </w:rPr>
+      </w:pPr>
+      <w:r>
+        <w:rPr>
+          <w:rFonts w:ascii="Times New Roman" w:hAnsi="Times New Roman" w:cs="Times New Roman"/>
+          <w:sz w:val="24"/>
+          <w:szCs w:val="24"/>
+        </w:rPr>
+        <w:t xml:space="preserve">    </w:t>
+      </w:r>
+      <w:proofErr w:type="spellStart"/>
+      <w:r>
+        <w:rPr>
+          <w:rFonts w:ascii="Times New Roman" w:hAnsi="Times New Roman" w:cs="Times New Roman"/>
+          <w:sz w:val="24"/>
+          <w:szCs w:val="24"/>
+        </w:rPr>
+        <w:t>printf</w:t>
+      </w:r>
+      <w:proofErr w:type="spellEnd"/>
+      <w:r>
+        <w:rPr>
+          <w:rFonts w:ascii="Times New Roman" w:hAnsi="Times New Roman" w:cs="Times New Roman"/>
+          <w:sz w:val="24"/>
+          <w:szCs w:val="24"/>
+        </w:rPr>
+        <w:t>("NULL\n");</w:t>
+      </w:r>
+    </w:p>
+    <w:p>
+      <w:pPr>
+        <w:rPr>
+          <w:rFonts w:ascii="Times New Roman" w:hAnsi="Times New Roman" w:cs="Times New Roman"/>
+          <w:sz w:val="24"/>
+          <w:szCs w:val="24"/>
+        </w:rPr>
+      </w:pPr>
+      <w:r>
+        <w:rPr>
+          <w:rFonts w:ascii="Times New Roman" w:hAnsi="Times New Roman" w:cs="Times New Roman"/>
+          <w:sz w:val="24"/>
+          <w:szCs w:val="24"/>
+        </w:rPr>
+        <w:t>}</w:t>
+      </w:r>
+    </w:p>
+    <w:p>
+      <w:pPr>
+        <w:rPr>
+          <w:rFonts w:ascii="Times New Roman" w:hAnsi="Times New Roman" w:cs="Times New Roman"/>
+          <w:sz w:val="24"/>
+          <w:szCs w:val="24"/>
+        </w:rPr>
+      </w:pPr>
+    </w:p>
+    <w:p>
+      <w:pPr>
+        <w:rPr>
+          <w:rFonts w:ascii="Times New Roman" w:hAnsi="Times New Roman" w:cs="Times New Roman"/>
+          <w:sz w:val="24"/>
+          <w:szCs w:val="24"/>
+        </w:rPr>
+      </w:pPr>
+      <w:proofErr w:type="spellStart"/>
+      <w:r>
+        <w:rPr>
+          <w:rFonts w:ascii="Times New Roman" w:hAnsi="Times New Roman" w:cs="Times New Roman"/>
+          <w:sz w:val="24"/>
+          <w:szCs w:val="24"/>
+        </w:rPr>
+        <w:t>int</w:t>
+      </w:r>
+      <w:proofErr w:type="spellEnd"/>
+      <w:r>
+        <w:rPr>
+          <w:rFonts w:ascii="Times New Roman" w:hAnsi="Times New Roman" w:cs="Times New Roman"/>
+          <w:sz w:val="24"/>
+          <w:szCs w:val="24"/>
+        </w:rPr>
+        <w:t xml:space="preserve"> main() {</w:t>
+      </w:r>
+    </w:p>
+    <w:p>
+      <w:pPr>
+        <w:rPr>
+          <w:rFonts w:ascii="Times New Roman" w:hAnsi="Times New Roman" w:cs="Times New Roman"/>
+          <w:sz w:val="24"/>
+          <w:szCs w:val="24"/>
+        </w:rPr>
+      </w:pPr>
+      <w:r>
+        <w:rPr>
+          <w:rFonts w:ascii="Times New Roman" w:hAnsi="Times New Roman" w:cs="Times New Roman"/>
+          <w:sz w:val="24"/>
+          <w:szCs w:val="24"/>
+        </w:rPr>
+        <w:t xml:space="preserve">    </w:t>
+      </w:r>
+      <w:proofErr w:type="spellStart"/>
+      <w:r>
+        <w:rPr>
+          <w:rFonts w:ascii="Times New Roman" w:hAnsi="Times New Roman" w:cs="Times New Roman"/>
+          <w:sz w:val="24"/>
+          <w:szCs w:val="24"/>
+        </w:rPr>
+        <w:t>enqueue</w:t>
+      </w:r>
+      <w:proofErr w:type="spellEnd"/>
+      <w:r>
+        <w:rPr>
+          <w:rFonts w:ascii="Times New Roman" w:hAnsi="Times New Roman" w:cs="Times New Roman"/>
+          <w:sz w:val="24"/>
+          <w:szCs w:val="24"/>
+        </w:rPr>
+        <w:t>(1);</w:t>
+      </w:r>
+    </w:p>
+    <w:p>
+      <w:pPr>
+        <w:rPr>
+          <w:rFonts w:ascii="Times New Roman" w:hAnsi="Times New Roman" w:cs="Times New Roman"/>
+          <w:sz w:val="24"/>
+          <w:szCs w:val="24"/>
+        </w:rPr>
+      </w:pPr>
+      <w:r>
+        <w:rPr>
+          <w:rFonts w:ascii="Times New Roman" w:hAnsi="Times New Roman" w:cs="Times New Roman"/>
+          <w:sz w:val="24"/>
+          <w:szCs w:val="24"/>
+        </w:rPr>
+        <w:t xml:space="preserve">    </w:t>
+      </w:r>
+      <w:proofErr w:type="spellStart"/>
+      <w:r>
+        <w:rPr>
+          <w:rFonts w:ascii="Times New Roman" w:hAnsi="Times New Roman" w:cs="Times New Roman"/>
+          <w:sz w:val="24"/>
+          <w:szCs w:val="24"/>
+        </w:rPr>
+        <w:t>enqueue</w:t>
+      </w:r>
+      <w:proofErr w:type="spellEnd"/>
+      <w:r>
+        <w:rPr>
+          <w:rFonts w:ascii="Times New Roman" w:hAnsi="Times New Roman" w:cs="Times New Roman"/>
+          <w:sz w:val="24"/>
+          <w:szCs w:val="24"/>
+        </w:rPr>
+        <w:t>(2);</w:t>
+      </w:r>
+    </w:p>
+    <w:p>
+      <w:pPr>
+        <w:rPr>
+          <w:rFonts w:ascii="Times New Roman" w:hAnsi="Times New Roman" w:cs="Times New Roman"/>
+          <w:sz w:val="24"/>
+          <w:szCs w:val="24"/>
+        </w:rPr>
+      </w:pPr>
+      <w:r>
+        <w:rPr>
+          <w:rFonts w:ascii="Times New Roman" w:hAnsi="Times New Roman" w:cs="Times New Roman"/>
+          <w:sz w:val="24"/>
+          <w:szCs w:val="24"/>
+        </w:rPr>
+        <w:t xml:space="preserve">    </w:t>
+      </w:r>
+      <w:proofErr w:type="spellStart"/>
+      <w:r>
+        <w:rPr>
+          <w:rFonts w:ascii="Times New Roman" w:hAnsi="Times New Roman" w:cs="Times New Roman"/>
+          <w:sz w:val="24"/>
+          <w:szCs w:val="24"/>
+        </w:rPr>
+        <w:t>enqueue</w:t>
+      </w:r>
+      <w:proofErr w:type="spellEnd"/>
+      <w:r>
+        <w:rPr>
+          <w:rFonts w:ascii="Times New Roman" w:hAnsi="Times New Roman" w:cs="Times New Roman"/>
+          <w:sz w:val="24"/>
+          <w:szCs w:val="24"/>
+        </w:rPr>
+        <w:t>(3);</w:t>
+      </w:r>
+    </w:p>
+    <w:p>
+      <w:pPr>
+        <w:rPr>
+          <w:rFonts w:ascii="Times New Roman" w:hAnsi="Times New Roman" w:cs="Times New Roman"/>
+          <w:sz w:val="24"/>
+          <w:szCs w:val="24"/>
+        </w:rPr>
+      </w:pPr>
+    </w:p>
+    <w:p>
+      <w:pPr>
+        <w:rPr>
+          <w:rFonts w:ascii="Times New Roman" w:hAnsi="Times New Roman" w:cs="Times New Roman"/>
+          <w:sz w:val="24"/>
+          <w:szCs w:val="24"/>
+        </w:rPr>
+      </w:pPr>
+      <w:r>
+        <w:rPr>
+          <w:rFonts w:ascii="Times New Roman" w:hAnsi="Times New Roman" w:cs="Times New Roman"/>
+          <w:sz w:val="24"/>
+          <w:szCs w:val="24"/>
+        </w:rPr>
+        <w:t xml:space="preserve">    display();</w:t>
+      </w:r>
+    </w:p>
+    <w:p>
+      <w:pPr>
+        <w:rPr>
+          <w:rFonts w:ascii="Times New Roman" w:hAnsi="Times New Roman" w:cs="Times New Roman"/>
+          <w:sz w:val="24"/>
+          <w:szCs w:val="24"/>
+        </w:rPr>
+      </w:pPr>
+    </w:p>
+    <w:p>
+      <w:pPr>
+        <w:rPr>
+          <w:rFonts w:ascii="Times New Roman" w:hAnsi="Times New Roman" w:cs="Times New Roman"/>
+          <w:sz w:val="24"/>
+          <w:szCs w:val="24"/>
+        </w:rPr>
+      </w:pPr>
+      <w:r>
+        <w:rPr>
+          <w:rFonts w:ascii="Times New Roman" w:hAnsi="Times New Roman" w:cs="Times New Roman"/>
+          <w:sz w:val="24"/>
+          <w:szCs w:val="24"/>
+        </w:rPr>
+        <w:t xml:space="preserve">    </w:t>
+      </w:r>
+      <w:proofErr w:type="spellStart"/>
+      <w:r>
+        <w:rPr>
+          <w:rFonts w:ascii="Times New Roman" w:hAnsi="Times New Roman" w:cs="Times New Roman"/>
+          <w:sz w:val="24"/>
+          <w:szCs w:val="24"/>
+        </w:rPr>
+        <w:t>dequeue</w:t>
+      </w:r>
+      <w:proofErr w:type="spellEnd"/>
+      <w:r>
+        <w:rPr>
+          <w:rFonts w:ascii="Times New Roman" w:hAnsi="Times New Roman" w:cs="Times New Roman"/>
+          <w:sz w:val="24"/>
+          <w:szCs w:val="24"/>
+        </w:rPr>
+        <w:t>();</w:t>
+      </w:r>
+    </w:p>
+    <w:p>
+      <w:pPr>
+        <w:rPr>
+          <w:rFonts w:ascii="Times New Roman" w:hAnsi="Times New Roman" w:cs="Times New Roman"/>
+          <w:sz w:val="24"/>
+          <w:szCs w:val="24"/>
+        </w:rPr>
+      </w:pPr>
+      <w:r>
+        <w:rPr>
+          <w:rFonts w:ascii="Times New Roman" w:hAnsi="Times New Roman" w:cs="Times New Roman"/>
+          <w:sz w:val="24"/>
+          <w:szCs w:val="24"/>
+        </w:rPr>
+        <w:t xml:space="preserve">    </w:t>
+      </w:r>
+      <w:proofErr w:type="spellStart"/>
+      <w:r>
+        <w:rPr>
+          <w:rFonts w:ascii="Times New Roman" w:hAnsi="Times New Roman" w:cs="Times New Roman"/>
+          <w:sz w:val="24"/>
+          <w:szCs w:val="24"/>
+        </w:rPr>
+        <w:t>printf</w:t>
+      </w:r>
+      <w:proofErr w:type="spellEnd"/>
+      <w:r>
+        <w:rPr>
+          <w:rFonts w:ascii="Times New Roman" w:hAnsi="Times New Roman" w:cs="Times New Roman"/>
+          <w:sz w:val="24"/>
+          <w:szCs w:val="24"/>
+        </w:rPr>
+        <w:t xml:space="preserve">("After </w:t>
+      </w:r>
+      <w:proofErr w:type="spellStart"/>
+      <w:r>
+        <w:rPr>
+          <w:rFonts w:ascii="Times New Roman" w:hAnsi="Times New Roman" w:cs="Times New Roman"/>
+          <w:sz w:val="24"/>
+          <w:szCs w:val="24"/>
+        </w:rPr>
+        <w:t>Dequeue</w:t>
+      </w:r>
+      <w:proofErr w:type="spellEnd"/>
+      <w:r>
+        <w:rPr>
+          <w:rFonts w:ascii="Times New Roman" w:hAnsi="Times New Roman" w:cs="Times New Roman"/>
+          <w:sz w:val="24"/>
+          <w:szCs w:val="24"/>
+        </w:rPr>
+        <w:t>:\n");</w:t>
+      </w:r>
+    </w:p>
+    <w:p>
+      <w:pPr>
+        <w:rPr>
+          <w:rFonts w:ascii="Times New Roman" w:hAnsi="Times New Roman" w:cs="Times New Roman"/>
+          <w:sz w:val="24"/>
+          <w:szCs w:val="24"/>
+        </w:rPr>
+      </w:pPr>
+      <w:r>
+        <w:rPr>
+          <w:rFonts w:ascii="Times New Roman" w:hAnsi="Times New Roman" w:cs="Times New Roman"/>
+          <w:sz w:val="24"/>
+          <w:szCs w:val="24"/>
+        </w:rPr>
+        <w:t xml:space="preserve">    display();</w:t>
+      </w:r>
+    </w:p>
+    <w:p>
+      <w:pPr>
+        <w:rPr>
+          <w:rFonts w:ascii="Times New Roman" w:hAnsi="Times New Roman" w:cs="Times New Roman"/>
+          <w:sz w:val="24"/>
+          <w:szCs w:val="24"/>
+        </w:rPr>
+      </w:pPr>
+    </w:p>
+    <w:p>
+      <w:pPr>
+        <w:rPr>
+          <w:rFonts w:ascii="Times New Roman" w:hAnsi="Times New Roman" w:cs="Times New Roman"/>
+          <w:sz w:val="24"/>
+          <w:szCs w:val="24"/>
+        </w:rPr>
+      </w:pPr>
+      <w:r>
+        <w:rPr>
+          <w:rFonts w:ascii="Times New Roman" w:hAnsi="Times New Roman" w:cs="Times New Roman"/>
+          <w:sz w:val="24"/>
+          <w:szCs w:val="24"/>
+        </w:rPr>
+        <w:t xml:space="preserve">    return 0;</w:t>
+      </w:r>
+    </w:p>
+    <w:p>
+      <w:pPr>
+        <w:rPr>
+          <w:rFonts w:ascii="Times New Roman" w:hAnsi="Times New Roman" w:cs="Times New Roman"/>
+          <w:sz w:val="24"/>
+          <w:szCs w:val="24"/>
+        </w:rPr>
+      </w:pPr>
+      <w:r>
+        <w:rPr>
+          <w:rFonts w:ascii="Times New Roman" w:hAnsi="Times New Roman" w:cs="Times New Roman"/>
+          <w:sz w:val="24"/>
+          <w:szCs w:val="24"/>
+        </w:rPr>
+        <w:t>}</w:t>
+      </w:r>
+    </w:p>
+    <w:p>
+      <w:pPr>
+        <w:rPr>
+          <w:rFonts w:ascii="Times New Roman" w:hAnsi="Times New Roman" w:cs="Times New Roman"/>
+          <w:sz w:val="24"/>
+          <w:szCs w:val="24"/>
+        </w:rPr>
+      </w:pPr>
     </w:p>
     <w:sectPr>
       <w:headerReference w:type="default" r:id="rId8"/>
@@ -15419,7 +20079,7 @@
     </w:lvl>
   </w:abstractNum>
   <w:abstractNum w:abstractNumId="3" w15:restartNumberingAfterBreak="0">
-    <w:nsid w:val="645145F8"/>
+    <w:nsid w:val="28B55509"/>
     <w:multiLevelType w:val="multilevel"/>
     <w:tmpl w:val="40090021"/>
     <w:lvl w:ilvl="0">
@@ -15428,7 +20088,7 @@
       <w:lvlText w:val=""/>
       <w:lvlJc w:val="left"/>
       <w:pPr>
-        <w:ind w:left="360" w:hanging="360"/>
+        <w:ind w:left="1069" w:hanging="360"/>
       </w:pPr>
       <w:rPr>
         <w:rFonts w:ascii="Wingdings" w:hAnsi="Wingdings" w:hint="default"/>
@@ -15532,6 +20192,431 @@
     </w:lvl>
   </w:abstractNum>
   <w:abstractNum w:abstractNumId="4" w15:restartNumberingAfterBreak="0">
+    <w:nsid w:val="3EE52554"/>
+    <w:multiLevelType w:val="hybridMultilevel"/>
+    <w:tmpl w:val="7B5E3A9E"/>
+    <w:lvl w:ilvl="0" w:tplc="4009000F">
+      <w:start w:val="1"/>
+      <w:numFmt w:val="decimal"/>
+      <w:lvlText w:val="%1."/>
+      <w:lvlJc w:val="left"/>
+      <w:pPr>
+        <w:ind w:left="720" w:hanging="360"/>
+      </w:pPr>
+    </w:lvl>
+    <w:lvl w:ilvl="1" w:tplc="40090019" w:tentative="1">
+      <w:start w:val="1"/>
+      <w:numFmt w:val="lowerLetter"/>
+      <w:lvlText w:val="%2."/>
+      <w:lvlJc w:val="left"/>
+      <w:pPr>
+        <w:ind w:left="1440" w:hanging="360"/>
+      </w:pPr>
+    </w:lvl>
+    <w:lvl w:ilvl="2" w:tplc="4009001B" w:tentative="1">
+      <w:start w:val="1"/>
+      <w:numFmt w:val="lowerRoman"/>
+      <w:lvlText w:val="%3."/>
+      <w:lvlJc w:val="right"/>
+      <w:pPr>
+        <w:ind w:left="2160" w:hanging="180"/>
+      </w:pPr>
+    </w:lvl>
+    <w:lvl w:ilvl="3" w:tplc="4009000F" w:tentative="1">
+      <w:start w:val="1"/>
+      <w:numFmt w:val="decimal"/>
+      <w:lvlText w:val="%4."/>
+      <w:lvlJc w:val="left"/>
+      <w:pPr>
+        <w:ind w:left="2880" w:hanging="360"/>
+      </w:pPr>
+    </w:lvl>
+    <w:lvl w:ilvl="4" w:tplc="40090019" w:tentative="1">
+      <w:start w:val="1"/>
+      <w:numFmt w:val="lowerLetter"/>
+      <w:lvlText w:val="%5."/>
+      <w:lvlJc w:val="left"/>
+      <w:pPr>
+        <w:ind w:left="3600" w:hanging="360"/>
+      </w:pPr>
+    </w:lvl>
+    <w:lvl w:ilvl="5" w:tplc="4009001B" w:tentative="1">
+      <w:start w:val="1"/>
+      <w:numFmt w:val="lowerRoman"/>
+      <w:lvlText w:val="%6."/>
+      <w:lvlJc w:val="right"/>
+      <w:pPr>
+        <w:ind w:left="4320" w:hanging="180"/>
+      </w:pPr>
+    </w:lvl>
+    <w:lvl w:ilvl="6" w:tplc="4009000F" w:tentative="1">
+      <w:start w:val="1"/>
+      <w:numFmt w:val="decimal"/>
+      <w:lvlText w:val="%7."/>
+      <w:lvlJc w:val="left"/>
+      <w:pPr>
+        <w:ind w:left="5040" w:hanging="360"/>
+      </w:pPr>
+    </w:lvl>
+    <w:lvl w:ilvl="7" w:tplc="40090019" w:tentative="1">
+      <w:start w:val="1"/>
+      <w:numFmt w:val="lowerLetter"/>
+      <w:lvlText w:val="%8."/>
+      <w:lvlJc w:val="left"/>
+      <w:pPr>
+        <w:ind w:left="5760" w:hanging="360"/>
+      </w:pPr>
+    </w:lvl>
+    <w:lvl w:ilvl="8" w:tplc="4009001B" w:tentative="1">
+      <w:start w:val="1"/>
+      <w:numFmt w:val="lowerRoman"/>
+      <w:lvlText w:val="%9."/>
+      <w:lvlJc w:val="right"/>
+      <w:pPr>
+        <w:ind w:left="6480" w:hanging="180"/>
+      </w:pPr>
+    </w:lvl>
+  </w:abstractNum>
+  <w:abstractNum w:abstractNumId="5" w15:restartNumberingAfterBreak="0">
+    <w:nsid w:val="645145F8"/>
+    <w:multiLevelType w:val="multilevel"/>
+    <w:tmpl w:val="40090021"/>
+    <w:lvl w:ilvl="0">
+      <w:start w:val="1"/>
+      <w:numFmt w:val="bullet"/>
+      <w:lvlText w:val=""/>
+      <w:lvlJc w:val="left"/>
+      <w:pPr>
+        <w:ind w:left="360" w:hanging="360"/>
+      </w:pPr>
+      <w:rPr>
+        <w:rFonts w:ascii="Wingdings" w:hAnsi="Wingdings" w:hint="default"/>
+      </w:rPr>
+    </w:lvl>
+    <w:lvl w:ilvl="1">
+      <w:start w:val="1"/>
+      <w:numFmt w:val="bullet"/>
+      <w:lvlText w:val=""/>
+      <w:lvlJc w:val="left"/>
+      <w:pPr>
+        <w:ind w:left="720" w:hanging="360"/>
+      </w:pPr>
+      <w:rPr>
+        <w:rFonts w:ascii="Wingdings" w:hAnsi="Wingdings" w:hint="default"/>
+      </w:rPr>
+    </w:lvl>
+    <w:lvl w:ilvl="2">
+      <w:start w:val="1"/>
+      <w:numFmt w:val="bullet"/>
+      <w:lvlText w:val=""/>
+      <w:lvlJc w:val="left"/>
+      <w:pPr>
+        <w:ind w:left="1080" w:hanging="360"/>
+      </w:pPr>
+      <w:rPr>
+        <w:rFonts w:ascii="Wingdings" w:hAnsi="Wingdings" w:hint="default"/>
+      </w:rPr>
+    </w:lvl>
+    <w:lvl w:ilvl="3">
+      <w:start w:val="1"/>
+      <w:numFmt w:val="bullet"/>
+      <w:lvlText w:val=""/>
+      <w:lvlJc w:val="left"/>
+      <w:pPr>
+        <w:ind w:left="1440" w:hanging="360"/>
+      </w:pPr>
+      <w:rPr>
+        <w:rFonts w:ascii="Symbol" w:hAnsi="Symbol" w:hint="default"/>
+      </w:rPr>
+    </w:lvl>
+    <w:lvl w:ilvl="4">
+      <w:start w:val="1"/>
+      <w:numFmt w:val="bullet"/>
+      <w:lvlText w:val=""/>
+      <w:lvlJc w:val="left"/>
+      <w:pPr>
+        <w:ind w:left="1800" w:hanging="360"/>
+      </w:pPr>
+      <w:rPr>
+        <w:rFonts w:ascii="Symbol" w:hAnsi="Symbol" w:hint="default"/>
+      </w:rPr>
+    </w:lvl>
+    <w:lvl w:ilvl="5">
+      <w:start w:val="1"/>
+      <w:numFmt w:val="bullet"/>
+      <w:lvlText w:val=""/>
+      <w:lvlJc w:val="left"/>
+      <w:pPr>
+        <w:ind w:left="2160" w:hanging="360"/>
+      </w:pPr>
+      <w:rPr>
+        <w:rFonts w:ascii="Wingdings" w:hAnsi="Wingdings" w:hint="default"/>
+      </w:rPr>
+    </w:lvl>
+    <w:lvl w:ilvl="6">
+      <w:start w:val="1"/>
+      <w:numFmt w:val="bullet"/>
+      <w:lvlText w:val=""/>
+      <w:lvlJc w:val="left"/>
+      <w:pPr>
+        <w:ind w:left="2520" w:hanging="360"/>
+      </w:pPr>
+      <w:rPr>
+        <w:rFonts w:ascii="Wingdings" w:hAnsi="Wingdings" w:hint="default"/>
+      </w:rPr>
+    </w:lvl>
+    <w:lvl w:ilvl="7">
+      <w:start w:val="1"/>
+      <w:numFmt w:val="bullet"/>
+      <w:lvlText w:val=""/>
+      <w:lvlJc w:val="left"/>
+      <w:pPr>
+        <w:ind w:left="2880" w:hanging="360"/>
+      </w:pPr>
+      <w:rPr>
+        <w:rFonts w:ascii="Symbol" w:hAnsi="Symbol" w:hint="default"/>
+      </w:rPr>
+    </w:lvl>
+    <w:lvl w:ilvl="8">
+      <w:start w:val="1"/>
+      <w:numFmt w:val="bullet"/>
+      <w:lvlText w:val=""/>
+      <w:lvlJc w:val="left"/>
+      <w:pPr>
+        <w:ind w:left="3240" w:hanging="360"/>
+      </w:pPr>
+      <w:rPr>
+        <w:rFonts w:ascii="Symbol" w:hAnsi="Symbol" w:hint="default"/>
+      </w:rPr>
+    </w:lvl>
+  </w:abstractNum>
+  <w:abstractNum w:abstractNumId="6" w15:restartNumberingAfterBreak="0">
+    <w:nsid w:val="6F625B7E"/>
+    <w:multiLevelType w:val="multilevel"/>
+    <w:tmpl w:val="40090021"/>
+    <w:lvl w:ilvl="0">
+      <w:start w:val="1"/>
+      <w:numFmt w:val="bullet"/>
+      <w:lvlText w:val=""/>
+      <w:lvlJc w:val="left"/>
+      <w:pPr>
+        <w:ind w:left="927" w:hanging="360"/>
+      </w:pPr>
+      <w:rPr>
+        <w:rFonts w:ascii="Wingdings" w:hAnsi="Wingdings" w:hint="default"/>
+      </w:rPr>
+    </w:lvl>
+    <w:lvl w:ilvl="1">
+      <w:start w:val="1"/>
+      <w:numFmt w:val="bullet"/>
+      <w:lvlText w:val=""/>
+      <w:lvlJc w:val="left"/>
+      <w:pPr>
+        <w:ind w:left="720" w:hanging="360"/>
+      </w:pPr>
+      <w:rPr>
+        <w:rFonts w:ascii="Wingdings" w:hAnsi="Wingdings" w:hint="default"/>
+      </w:rPr>
+    </w:lvl>
+    <w:lvl w:ilvl="2">
+      <w:start w:val="1"/>
+      <w:numFmt w:val="bullet"/>
+      <w:lvlText w:val=""/>
+      <w:lvlJc w:val="left"/>
+      <w:pPr>
+        <w:ind w:left="1080" w:hanging="360"/>
+      </w:pPr>
+      <w:rPr>
+        <w:rFonts w:ascii="Wingdings" w:hAnsi="Wingdings" w:hint="default"/>
+      </w:rPr>
+    </w:lvl>
+    <w:lvl w:ilvl="3">
+      <w:start w:val="1"/>
+      <w:numFmt w:val="bullet"/>
+      <w:lvlText w:val=""/>
+      <w:lvlJc w:val="left"/>
+      <w:pPr>
+        <w:ind w:left="1440" w:hanging="360"/>
+      </w:pPr>
+      <w:rPr>
+        <w:rFonts w:ascii="Symbol" w:hAnsi="Symbol" w:hint="default"/>
+      </w:rPr>
+    </w:lvl>
+    <w:lvl w:ilvl="4">
+      <w:start w:val="1"/>
+      <w:numFmt w:val="bullet"/>
+      <w:lvlText w:val=""/>
+      <w:lvlJc w:val="left"/>
+      <w:pPr>
+        <w:ind w:left="1800" w:hanging="360"/>
+      </w:pPr>
+      <w:rPr>
+        <w:rFonts w:ascii="Symbol" w:hAnsi="Symbol" w:hint="default"/>
+      </w:rPr>
+    </w:lvl>
+    <w:lvl w:ilvl="5">
+      <w:start w:val="1"/>
+      <w:numFmt w:val="bullet"/>
+      <w:lvlText w:val=""/>
+      <w:lvlJc w:val="left"/>
+      <w:pPr>
+        <w:ind w:left="2160" w:hanging="360"/>
+      </w:pPr>
+      <w:rPr>
+        <w:rFonts w:ascii="Wingdings" w:hAnsi="Wingdings" w:hint="default"/>
+      </w:rPr>
+    </w:lvl>
+    <w:lvl w:ilvl="6">
+      <w:start w:val="1"/>
+      <w:numFmt w:val="bullet"/>
+      <w:lvlText w:val=""/>
+      <w:lvlJc w:val="left"/>
+      <w:pPr>
+        <w:ind w:left="2520" w:hanging="360"/>
+      </w:pPr>
+      <w:rPr>
+        <w:rFonts w:ascii="Wingdings" w:hAnsi="Wingdings" w:hint="default"/>
+      </w:rPr>
+    </w:lvl>
+    <w:lvl w:ilvl="7">
+      <w:start w:val="1"/>
+      <w:numFmt w:val="bullet"/>
+      <w:lvlText w:val=""/>
+      <w:lvlJc w:val="left"/>
+      <w:pPr>
+        <w:ind w:left="2880" w:hanging="360"/>
+      </w:pPr>
+      <w:rPr>
+        <w:rFonts w:ascii="Symbol" w:hAnsi="Symbol" w:hint="default"/>
+      </w:rPr>
+    </w:lvl>
+    <w:lvl w:ilvl="8">
+      <w:start w:val="1"/>
+      <w:numFmt w:val="bullet"/>
+      <w:lvlText w:val=""/>
+      <w:lvlJc w:val="left"/>
+      <w:pPr>
+        <w:ind w:left="3240" w:hanging="360"/>
+      </w:pPr>
+      <w:rPr>
+        <w:rFonts w:ascii="Symbol" w:hAnsi="Symbol" w:hint="default"/>
+      </w:rPr>
+    </w:lvl>
+  </w:abstractNum>
+  <w:abstractNum w:abstractNumId="7" w15:restartNumberingAfterBreak="0">
+    <w:nsid w:val="6F9E5931"/>
+    <w:multiLevelType w:val="multilevel"/>
+    <w:tmpl w:val="40090021"/>
+    <w:lvl w:ilvl="0">
+      <w:start w:val="1"/>
+      <w:numFmt w:val="bullet"/>
+      <w:lvlText w:val=""/>
+      <w:lvlJc w:val="left"/>
+      <w:pPr>
+        <w:ind w:left="1069" w:hanging="360"/>
+      </w:pPr>
+      <w:rPr>
+        <w:rFonts w:ascii="Wingdings" w:hAnsi="Wingdings" w:hint="default"/>
+      </w:rPr>
+    </w:lvl>
+    <w:lvl w:ilvl="1">
+      <w:start w:val="1"/>
+      <w:numFmt w:val="bullet"/>
+      <w:lvlText w:val=""/>
+      <w:lvlJc w:val="left"/>
+      <w:pPr>
+        <w:ind w:left="720" w:hanging="360"/>
+      </w:pPr>
+      <w:rPr>
+        <w:rFonts w:ascii="Wingdings" w:hAnsi="Wingdings" w:hint="default"/>
+      </w:rPr>
+    </w:lvl>
+    <w:lvl w:ilvl="2">
+      <w:start w:val="1"/>
+      <w:numFmt w:val="bullet"/>
+      <w:lvlText w:val=""/>
+      <w:lvlJc w:val="left"/>
+      <w:pPr>
+        <w:ind w:left="1080" w:hanging="360"/>
+      </w:pPr>
+      <w:rPr>
+        <w:rFonts w:ascii="Wingdings" w:hAnsi="Wingdings" w:hint="default"/>
+      </w:rPr>
+    </w:lvl>
+    <w:lvl w:ilvl="3">
+      <w:start w:val="1"/>
+      <w:numFmt w:val="bullet"/>
+      <w:lvlText w:val=""/>
+      <w:lvlJc w:val="left"/>
+      <w:pPr>
+        <w:ind w:left="1440" w:hanging="360"/>
+      </w:pPr>
+      <w:rPr>
+        <w:rFonts w:ascii="Symbol" w:hAnsi="Symbol" w:hint="default"/>
+      </w:rPr>
+    </w:lvl>
+    <w:lvl w:ilvl="4">
+      <w:start w:val="1"/>
+      <w:numFmt w:val="bullet"/>
+      <w:lvlText w:val=""/>
+      <w:lvlJc w:val="left"/>
+      <w:pPr>
+        <w:ind w:left="1800" w:hanging="360"/>
+      </w:pPr>
+      <w:rPr>
+        <w:rFonts w:ascii="Symbol" w:hAnsi="Symbol" w:hint="default"/>
+      </w:rPr>
+    </w:lvl>
+    <w:lvl w:ilvl="5">
+      <w:start w:val="1"/>
+      <w:numFmt w:val="bullet"/>
+      <w:lvlText w:val=""/>
+      <w:lvlJc w:val="left"/>
+      <w:pPr>
+        <w:ind w:left="2160" w:hanging="360"/>
+      </w:pPr>
+      <w:rPr>
+        <w:rFonts w:ascii="Wingdings" w:hAnsi="Wingdings" w:hint="default"/>
+      </w:rPr>
+    </w:lvl>
+    <w:lvl w:ilvl="6">
+      <w:start w:val="1"/>
+      <w:numFmt w:val="bullet"/>
+      <w:lvlText w:val=""/>
+      <w:lvlJc w:val="left"/>
+      <w:pPr>
+        <w:ind w:left="2520" w:hanging="360"/>
+      </w:pPr>
+      <w:rPr>
+        <w:rFonts w:ascii="Wingdings" w:hAnsi="Wingdings" w:hint="default"/>
+      </w:rPr>
+    </w:lvl>
+    <w:lvl w:ilvl="7">
+      <w:start w:val="1"/>
+      <w:numFmt w:val="bullet"/>
+      <w:lvlText w:val=""/>
+      <w:lvlJc w:val="left"/>
+      <w:pPr>
+        <w:ind w:left="2880" w:hanging="360"/>
+      </w:pPr>
+      <w:rPr>
+        <w:rFonts w:ascii="Symbol" w:hAnsi="Symbol" w:hint="default"/>
+      </w:rPr>
+    </w:lvl>
+    <w:lvl w:ilvl="8">
+      <w:start w:val="1"/>
+      <w:numFmt w:val="bullet"/>
+      <w:lvlText w:val=""/>
+      <w:lvlJc w:val="left"/>
+      <w:pPr>
+        <w:ind w:left="3240" w:hanging="360"/>
+      </w:pPr>
+      <w:rPr>
+        <w:rFonts w:ascii="Symbol" w:hAnsi="Symbol" w:hint="default"/>
+      </w:rPr>
+    </w:lvl>
+  </w:abstractNum>
+  <w:abstractNum w:abstractNumId="8" w15:restartNumberingAfterBreak="0">
     <w:nsid w:val="72F564AA"/>
     <w:multiLevelType w:val="hybridMultilevel"/>
     <w:tmpl w:val="9014F214"/>
@@ -15644,7 +20729,7 @@
       </w:rPr>
     </w:lvl>
   </w:abstractNum>
-  <w:abstractNum w:abstractNumId="5" w15:restartNumberingAfterBreak="0">
+  <w:abstractNum w:abstractNumId="9" w15:restartNumberingAfterBreak="0">
     <w:nsid w:val="7628231B"/>
     <w:multiLevelType w:val="hybridMultilevel"/>
     <w:tmpl w:val="E41462C4"/>
@@ -15757,7 +20842,7 @@
       </w:rPr>
     </w:lvl>
   </w:abstractNum>
-  <w:abstractNum w:abstractNumId="6" w15:restartNumberingAfterBreak="0">
+  <w:abstractNum w:abstractNumId="10" w15:restartNumberingAfterBreak="0">
     <w:nsid w:val="7B361DF6"/>
     <w:multiLevelType w:val="multilevel"/>
     <w:tmpl w:val="40090021"/>
@@ -15874,7 +20959,7 @@
     <w:abstractNumId w:val="1"/>
   </w:num>
   <w:num w:numId="2">
-    <w:abstractNumId w:val="5"/>
+    <w:abstractNumId w:val="9"/>
   </w:num>
   <w:num w:numId="3">
     <w:abstractNumId w:val="0"/>
@@ -15883,13 +20968,25 @@
     <w:abstractNumId w:val="2"/>
   </w:num>
   <w:num w:numId="5">
+    <w:abstractNumId w:val="8"/>
+  </w:num>
+  <w:num w:numId="6">
+    <w:abstractNumId w:val="5"/>
+  </w:num>
+  <w:num w:numId="7">
+    <w:abstractNumId w:val="10"/>
+  </w:num>
+  <w:num w:numId="8">
+    <w:abstractNumId w:val="6"/>
+  </w:num>
+  <w:num w:numId="9">
     <w:abstractNumId w:val="4"/>
   </w:num>
-  <w:num w:numId="6">
+  <w:num w:numId="10">
+    <w:abstractNumId w:val="7"/>
+  </w:num>
+  <w:num w:numId="11">
     <w:abstractNumId w:val="3"/>
-  </w:num>
-  <w:num w:numId="7">
-    <w:abstractNumId w:val="6"/>
   </w:num>
 </w:numbering>
 </file>
@@ -16639,7 +21736,7 @@
 </file>
 
 <file path=customXml/itemProps1.xml><?xml version="1.0" encoding="utf-8"?>
-<ds:datastoreItem xmlns:ds="http://schemas.openxmlformats.org/officeDocument/2006/customXml" ds:itemID="{34D93156-9CB2-411D-A334-4900223111FB}">
+<ds:datastoreItem xmlns:ds="http://schemas.openxmlformats.org/officeDocument/2006/customXml" ds:itemID="{32994D2D-CA50-4511-9F5C-A749F91C97D9}">
   <ds:schemaRefs>
     <ds:schemaRef ds:uri="http://schemas.openxmlformats.org/officeDocument/2006/bibliography"/>
   </ds:schemaRefs>
